--- a/report/mrvziis.docx
+++ b/report/mrvziis.docx
@@ -493,7 +493,6 @@
       <w:r>
         <w:tab/>
       </w:r>
-      <w:proofErr w:type="spellStart"/>
       <w:r>
         <w:rPr>
           <w:spacing w:val="-2"/>
@@ -501,7 +500,6 @@
         </w:rPr>
         <w:t>Ивашенко</w:t>
       </w:r>
-      <w:proofErr w:type="spellEnd"/>
       <w:r>
         <w:rPr>
           <w:spacing w:val="-2"/>
@@ -763,7 +761,6 @@
         </w:rPr>
         <w:t>Цель</w:t>
       </w:r>
-      <w:proofErr w:type="gramStart"/>
       <w:r>
         <w:rPr>
           <w:w w:val="105"/>
@@ -781,14 +778,7 @@
         <w:rPr>
           <w:w w:val="105"/>
         </w:rPr>
-        <w:t>Реализовать</w:t>
-      </w:r>
-      <w:proofErr w:type="gramEnd"/>
-      <w:r>
-        <w:rPr>
-          <w:w w:val="105"/>
-        </w:rPr>
-        <w:t xml:space="preserve"> и исследовать модель решения на ОКМД архитектуре задачи вычисления матрицы значений.</w:t>
+        <w:t>Реализовать и исследовать модель решения на ОКМД архитектуре задачи вычисления матрицы значений.</w:t>
       </w:r>
     </w:p>
     <w:p>
@@ -809,7 +799,6 @@
         </w:rPr>
         <w:t>Задание</w:t>
       </w:r>
-      <w:proofErr w:type="gramStart"/>
       <w:r>
         <w:rPr>
           <w:b/>
@@ -822,31 +811,7 @@
           <w:bCs/>
           <w:w w:val="105"/>
         </w:rPr>
-        <w:t>Получить</w:t>
-      </w:r>
-      <w:proofErr w:type="gramEnd"/>
-      <w:r>
-        <w:rPr>
-          <w:bCs/>
-          <w:w w:val="105"/>
-        </w:rPr>
-        <w:t xml:space="preserve"> матрицу значений С, соответствующую размерности </w:t>
-      </w:r>
-      <w:proofErr w:type="spellStart"/>
-      <w:r>
-        <w:rPr>
-          <w:bCs/>
-          <w:w w:val="105"/>
-        </w:rPr>
-        <w:t>pxq</w:t>
-      </w:r>
-      <w:proofErr w:type="spellEnd"/>
-      <w:r>
-        <w:rPr>
-          <w:bCs/>
-          <w:w w:val="105"/>
-        </w:rPr>
-        <w:t>.</w:t>
+        <w:t>Получить матрицу значений С, соответствующую размерности pxq.</w:t>
       </w:r>
     </w:p>
     <w:p>
@@ -879,71 +844,7 @@
           <w:bCs/>
           <w:w w:val="105"/>
         </w:rPr>
-        <w:t xml:space="preserve">Сгенерированные матрицы A, B, E, G заданных размерностей </w:t>
-      </w:r>
-      <w:proofErr w:type="spellStart"/>
-      <w:r>
-        <w:rPr>
-          <w:bCs/>
-          <w:w w:val="105"/>
-        </w:rPr>
-        <w:t>pxm</w:t>
-      </w:r>
-      <w:proofErr w:type="spellEnd"/>
-      <w:r>
-        <w:rPr>
-          <w:bCs/>
-          <w:w w:val="105"/>
-        </w:rPr>
-        <w:t xml:space="preserve">, </w:t>
-      </w:r>
-      <w:proofErr w:type="spellStart"/>
-      <w:r>
-        <w:rPr>
-          <w:bCs/>
-          <w:w w:val="105"/>
-        </w:rPr>
-        <w:t>mxq</w:t>
-      </w:r>
-      <w:proofErr w:type="spellEnd"/>
-      <w:r>
-        <w:rPr>
-          <w:bCs/>
-          <w:w w:val="105"/>
-        </w:rPr>
-        <w:t xml:space="preserve">, 1xm, </w:t>
-      </w:r>
-      <w:proofErr w:type="spellStart"/>
-      <w:r>
-        <w:rPr>
-          <w:bCs/>
-          <w:w w:val="105"/>
-        </w:rPr>
-        <w:t>pxq</w:t>
-      </w:r>
-      <w:proofErr w:type="spellEnd"/>
-      <w:r>
-        <w:rPr>
-          <w:bCs/>
-          <w:w w:val="105"/>
-        </w:rPr>
-        <w:t xml:space="preserve"> соответственно со значениями в рекомендуемом диапазоне</w:t>
-      </w:r>
-      <w:proofErr w:type="gramStart"/>
-      <w:r>
-        <w:rPr>
-          <w:bCs/>
-          <w:w w:val="105"/>
-        </w:rPr>
-        <w:t xml:space="preserve">   [</w:t>
-      </w:r>
-      <w:proofErr w:type="gramEnd"/>
-      <w:r>
-        <w:rPr>
-          <w:bCs/>
-          <w:w w:val="105"/>
-        </w:rPr>
-        <w:t>-1;1].</w:t>
+        <w:t>Сгенерированные матрицы A, B, E, G заданных размерностей pxm, mxq, 1xm, pxq соответственно со значениями в рекомендуемом диапазоне   [-1;1].</w:t>
       </w:r>
     </w:p>
     <w:p>
@@ -2907,23 +2808,7 @@
             <w:sz w:val="28"/>
             <w:szCs w:val="28"/>
           </w:rPr>
-          <m:t>→</m:t>
-        </m:r>
-        <m:r>
-          <w:rPr>
-            <w:rFonts w:ascii="Cambria Math" w:hAnsi="Cambria Math"/>
-            <w:sz w:val="28"/>
-            <w:szCs w:val="28"/>
-          </w:rPr>
-          <m:t>y</m:t>
-        </m:r>
-        <m:r>
-          <w:rPr>
-            <w:rFonts w:ascii="Cambria Math" w:hAnsi="Cambria Math"/>
-            <w:sz w:val="28"/>
-            <w:szCs w:val="28"/>
-          </w:rPr>
-          <m:t>=</m:t>
+          <m:t>→y=</m:t>
         </m:r>
         <m:r>
           <m:rPr>
@@ -2976,15 +2861,7 @@
                 <w:sz w:val="28"/>
                 <w:szCs w:val="28"/>
               </w:rPr>
-              <m:t>1-</m:t>
-            </m:r>
-            <m:r>
-              <w:rPr>
-                <w:rFonts w:ascii="Cambria Math" w:hAnsi="Cambria Math"/>
-                <w:sz w:val="28"/>
-                <w:szCs w:val="28"/>
-              </w:rPr>
-              <m:t>x</m:t>
+              <m:t>1-x</m:t>
             </m:r>
           </m:e>
         </m:d>
@@ -2994,23 +2871,7 @@
             <w:sz w:val="28"/>
             <w:szCs w:val="28"/>
           </w:rPr>
-          <m:t>⋃{</m:t>
-        </m:r>
-        <m:r>
-          <w:rPr>
-            <w:rFonts w:ascii="Cambria Math" w:hAnsi="Cambria Math"/>
-            <w:sz w:val="28"/>
-            <w:szCs w:val="28"/>
-          </w:rPr>
-          <m:t>y</m:t>
-        </m:r>
-        <m:r>
-          <w:rPr>
-            <w:rFonts w:ascii="Cambria Math" w:hAnsi="Cambria Math"/>
-            <w:sz w:val="28"/>
-            <w:szCs w:val="28"/>
-          </w:rPr>
-          <m:t>})</m:t>
+          <m:t>⋃{y})</m:t>
         </m:r>
       </m:oMath>
     </w:p>
@@ -3792,7 +3653,6 @@
           <w:szCs w:val="28"/>
         </w:rPr>
       </w:pPr>
-      <w:proofErr w:type="spellStart"/>
       <w:r>
         <w:rPr>
           <w:b/>
@@ -3803,7 +3663,6 @@
         <w:lastRenderedPageBreak/>
         <w:t>Main</w:t>
       </w:r>
-      <w:proofErr w:type="spellEnd"/>
       <w:r>
         <w:rPr>
           <w:sz w:val="28"/>
@@ -3884,17 +3743,8 @@
           <w:sz w:val="28"/>
           <w:szCs w:val="28"/>
         </w:rPr>
-        <w:t xml:space="preserve">Запускает вычисления через </w:t>
-      </w:r>
-      <w:proofErr w:type="spellStart"/>
-      <w:r>
-        <w:rPr>
-          <w:sz w:val="28"/>
-          <w:szCs w:val="28"/>
-        </w:rPr>
-        <w:t>MatrixCalculator</w:t>
-      </w:r>
-      <w:proofErr w:type="spellEnd"/>
+        <w:t>Запускает вычисления через MatrixCalculator</w:t>
+      </w:r>
     </w:p>
     <w:p>
       <w:pPr>
@@ -3932,7 +3782,6 @@
           <w:szCs w:val="28"/>
         </w:rPr>
       </w:pPr>
-      <w:proofErr w:type="spellStart"/>
       <w:r>
         <w:rPr>
           <w:b/>
@@ -3942,7 +3791,6 @@
         </w:rPr>
         <w:t>MatrixCalculator</w:t>
       </w:r>
-      <w:proofErr w:type="spellEnd"/>
       <w:r>
         <w:rPr>
           <w:sz w:val="28"/>
@@ -4032,23 +3880,7 @@
           <w:sz w:val="28"/>
           <w:szCs w:val="28"/>
         </w:rPr>
-        <w:t xml:space="preserve">Считает временные параметры (T1, </w:t>
-      </w:r>
-      <w:proofErr w:type="spellStart"/>
-      <w:r>
-        <w:rPr>
-          <w:sz w:val="28"/>
-          <w:szCs w:val="28"/>
-        </w:rPr>
-        <w:t>Tn</w:t>
-      </w:r>
-      <w:proofErr w:type="spellEnd"/>
-      <w:r>
-        <w:rPr>
-          <w:sz w:val="28"/>
-          <w:szCs w:val="28"/>
-        </w:rPr>
-        <w:t>)</w:t>
+        <w:t>Считает временные параметры (T1, Tn)</w:t>
       </w:r>
     </w:p>
     <w:p>
@@ -4091,7 +3923,6 @@
           <w:szCs w:val="28"/>
         </w:rPr>
       </w:pPr>
-      <w:proofErr w:type="spellStart"/>
       <w:r>
         <w:rPr>
           <w:b/>
@@ -4101,7 +3932,6 @@
         </w:rPr>
         <w:t>MatrixOperations</w:t>
       </w:r>
-      <w:proofErr w:type="spellEnd"/>
       <w:r>
         <w:rPr>
           <w:sz w:val="28"/>
@@ -4222,7 +4052,6 @@
           <w:szCs w:val="28"/>
         </w:rPr>
       </w:pPr>
-      <w:proofErr w:type="spellStart"/>
       <w:r>
         <w:rPr>
           <w:b/>
@@ -4232,7 +4061,6 @@
         </w:rPr>
         <w:t>MatrixIO</w:t>
       </w:r>
-      <w:proofErr w:type="spellEnd"/>
       <w:r>
         <w:rPr>
           <w:sz w:val="28"/>
@@ -4588,61 +4416,7 @@
           <w:sz w:val="28"/>
           <w:szCs w:val="28"/>
         </w:rPr>
-        <w:t>Матрицы A (</w:t>
-      </w:r>
-      <w:proofErr w:type="spellStart"/>
-      <w:r>
-        <w:rPr>
-          <w:w w:val="105"/>
-          <w:sz w:val="28"/>
-          <w:szCs w:val="28"/>
-        </w:rPr>
-        <w:t>p×m</w:t>
-      </w:r>
-      <w:proofErr w:type="spellEnd"/>
-      <w:r>
-        <w:rPr>
-          <w:w w:val="105"/>
-          <w:sz w:val="28"/>
-          <w:szCs w:val="28"/>
-        </w:rPr>
-        <w:t>), B (</w:t>
-      </w:r>
-      <w:proofErr w:type="spellStart"/>
-      <w:r>
-        <w:rPr>
-          <w:w w:val="105"/>
-          <w:sz w:val="28"/>
-          <w:szCs w:val="28"/>
-        </w:rPr>
-        <w:t>m×q</w:t>
-      </w:r>
-      <w:proofErr w:type="spellEnd"/>
-      <w:r>
-        <w:rPr>
-          <w:w w:val="105"/>
-          <w:sz w:val="28"/>
-          <w:szCs w:val="28"/>
-        </w:rPr>
-        <w:t>), E (1×m), G (</w:t>
-      </w:r>
-      <w:proofErr w:type="spellStart"/>
-      <w:r>
-        <w:rPr>
-          <w:w w:val="105"/>
-          <w:sz w:val="28"/>
-          <w:szCs w:val="28"/>
-        </w:rPr>
-        <w:t>p×q</w:t>
-      </w:r>
-      <w:proofErr w:type="spellEnd"/>
-      <w:r>
-        <w:rPr>
-          <w:w w:val="105"/>
-          <w:sz w:val="28"/>
-          <w:szCs w:val="28"/>
-        </w:rPr>
-        <w:t>) заполняются случайными числами в диапазоне [-1, 1]</w:t>
+        <w:t>Матрицы A (p×m), B (m×q), E (1×m), G (p×q) заполняются случайными числами в диапазоне [-1, 1]</w:t>
       </w:r>
     </w:p>
     <w:p>
@@ -4668,29 +4442,7 @@
           <w:sz w:val="28"/>
           <w:szCs w:val="28"/>
         </w:rPr>
-        <w:t>Вычисление матрицы C (</w:t>
-      </w:r>
-      <w:proofErr w:type="spellStart"/>
-      <w:r>
-        <w:rPr>
-          <w:b/>
-          <w:bCs/>
-          <w:w w:val="105"/>
-          <w:sz w:val="28"/>
-          <w:szCs w:val="28"/>
-        </w:rPr>
-        <w:t>p×q</w:t>
-      </w:r>
-      <w:proofErr w:type="spellEnd"/>
-      <w:r>
-        <w:rPr>
-          <w:b/>
-          <w:bCs/>
-          <w:w w:val="105"/>
-          <w:sz w:val="28"/>
-          <w:szCs w:val="28"/>
-        </w:rPr>
-        <w:t>) по формуле:</w:t>
+        <w:t>Вычисление матрицы C (p×q) по формуле:</w:t>
       </w:r>
     </w:p>
     <w:p>
@@ -4787,34 +4539,14 @@
           <w:szCs w:val="28"/>
         </w:rPr>
       </w:pPr>
-      <w:proofErr w:type="spellStart"/>
-      <w:r>
-        <w:rPr>
-          <w:w w:val="105"/>
-          <w:sz w:val="28"/>
-          <w:szCs w:val="28"/>
-        </w:rPr>
-        <w:t>Tn</w:t>
-      </w:r>
-      <w:proofErr w:type="spellEnd"/>
-      <w:r>
-        <w:rPr>
-          <w:w w:val="105"/>
-          <w:sz w:val="28"/>
-          <w:szCs w:val="28"/>
-        </w:rPr>
-        <w:t xml:space="preserve"> – время выполнения с учетом </w:t>
-      </w:r>
-      <w:proofErr w:type="spellStart"/>
-      <w:r>
-        <w:rPr>
-          <w:w w:val="105"/>
-          <w:sz w:val="28"/>
-          <w:szCs w:val="28"/>
-        </w:rPr>
-        <w:t>параллелизации</w:t>
-      </w:r>
-      <w:proofErr w:type="spellEnd"/>
+      <w:r>
+        <w:rPr>
+          <w:w w:val="105"/>
+          <w:sz w:val="28"/>
+          <w:szCs w:val="28"/>
+        </w:rPr>
+        <w:t>Tn – время выполнения с учетом параллелизации</w:t>
+      </w:r>
     </w:p>
     <w:p>
       <w:pPr>
@@ -4829,44 +4561,14 @@
           <w:szCs w:val="28"/>
         </w:rPr>
       </w:pPr>
-      <w:proofErr w:type="spellStart"/>
-      <w:proofErr w:type="gramStart"/>
-      <w:r>
-        <w:rPr>
-          <w:w w:val="105"/>
-          <w:sz w:val="28"/>
-          <w:szCs w:val="28"/>
-        </w:rPr>
-        <w:t>Ky</w:t>
-      </w:r>
-      <w:proofErr w:type="spellEnd"/>
-      <w:r>
-        <w:rPr>
-          <w:w w:val="105"/>
-          <w:sz w:val="28"/>
-          <w:szCs w:val="28"/>
-        </w:rPr>
-        <w:t xml:space="preserve">  =</w:t>
-      </w:r>
-      <w:proofErr w:type="gramEnd"/>
-      <w:r>
-        <w:rPr>
-          <w:w w:val="105"/>
-          <w:sz w:val="28"/>
-          <w:szCs w:val="28"/>
-        </w:rPr>
-        <w:t xml:space="preserve"> T1 / </w:t>
-      </w:r>
-      <w:proofErr w:type="spellStart"/>
-      <w:r>
-        <w:rPr>
-          <w:w w:val="105"/>
-          <w:sz w:val="28"/>
-          <w:szCs w:val="28"/>
-        </w:rPr>
-        <w:t>Tn</w:t>
-      </w:r>
-      <w:proofErr w:type="spellEnd"/>
+      <w:r>
+        <w:rPr>
+          <w:w w:val="105"/>
+          <w:sz w:val="28"/>
+          <w:szCs w:val="28"/>
+        </w:rPr>
+        <w:t>Ky  = T1 / Tn</w:t>
+      </w:r>
     </w:p>
     <w:p>
       <w:pPr>
@@ -4887,25 +4589,7 @@
           <w:sz w:val="28"/>
           <w:szCs w:val="28"/>
         </w:rPr>
-        <w:t xml:space="preserve">e = </w:t>
-      </w:r>
-      <w:proofErr w:type="spellStart"/>
-      <w:r>
-        <w:rPr>
-          <w:w w:val="105"/>
-          <w:sz w:val="28"/>
-          <w:szCs w:val="28"/>
-        </w:rPr>
-        <w:t>Ky</w:t>
-      </w:r>
-      <w:proofErr w:type="spellEnd"/>
-      <w:r>
-        <w:rPr>
-          <w:w w:val="105"/>
-          <w:sz w:val="28"/>
-          <w:szCs w:val="28"/>
-        </w:rPr>
-        <w:t xml:space="preserve"> / n</w:t>
+        <w:t>e = Ky / n</w:t>
       </w:r>
     </w:p>
     <w:p>
@@ -4921,41 +4605,13 @@
           <w:szCs w:val="28"/>
         </w:rPr>
       </w:pPr>
-      <w:proofErr w:type="spellStart"/>
-      <w:r>
-        <w:rPr>
-          <w:w w:val="105"/>
-          <w:sz w:val="28"/>
-          <w:szCs w:val="28"/>
-        </w:rPr>
-        <w:t>Lavg</w:t>
-      </w:r>
-      <w:proofErr w:type="spellEnd"/>
-      <w:r>
-        <w:rPr>
-          <w:w w:val="105"/>
-          <w:sz w:val="28"/>
-          <w:szCs w:val="28"/>
-        </w:rPr>
-        <w:t xml:space="preserve"> = </w:t>
-      </w:r>
-      <w:proofErr w:type="spellStart"/>
-      <w:r>
-        <w:rPr>
-          <w:w w:val="105"/>
-          <w:sz w:val="28"/>
-          <w:szCs w:val="28"/>
-        </w:rPr>
-        <w:t>Tavg</w:t>
-      </w:r>
-      <w:proofErr w:type="spellEnd"/>
-      <w:r>
-        <w:rPr>
-          <w:w w:val="105"/>
-          <w:sz w:val="28"/>
-          <w:szCs w:val="28"/>
-        </w:rPr>
-        <w:t xml:space="preserve"> / r</w:t>
+      <w:r>
+        <w:rPr>
+          <w:w w:val="105"/>
+          <w:sz w:val="28"/>
+          <w:szCs w:val="28"/>
+        </w:rPr>
+        <w:t>Lavg = Tavg / r</w:t>
       </w:r>
     </w:p>
     <w:p>
@@ -4977,36 +4633,8 @@
           <w:sz w:val="28"/>
           <w:szCs w:val="28"/>
         </w:rPr>
-        <w:t xml:space="preserve">D = </w:t>
-      </w:r>
-      <w:proofErr w:type="spellStart"/>
-      <w:r>
-        <w:rPr>
-          <w:w w:val="105"/>
-          <w:sz w:val="28"/>
-          <w:szCs w:val="28"/>
-        </w:rPr>
-        <w:t>Tn</w:t>
-      </w:r>
-      <w:proofErr w:type="spellEnd"/>
-      <w:r>
-        <w:rPr>
-          <w:w w:val="105"/>
-          <w:sz w:val="28"/>
-          <w:szCs w:val="28"/>
-        </w:rPr>
-        <w:t xml:space="preserve"> / </w:t>
-      </w:r>
-      <w:proofErr w:type="spellStart"/>
-      <w:r>
-        <w:rPr>
-          <w:w w:val="105"/>
-          <w:sz w:val="28"/>
-          <w:szCs w:val="28"/>
-        </w:rPr>
-        <w:t>Lavg</w:t>
-      </w:r>
-      <w:proofErr w:type="spellEnd"/>
+        <w:t>D = Tn / Lavg</w:t>
+      </w:r>
     </w:p>
     <w:p>
       <w:pPr>
@@ -5087,18 +4715,17 @@
           <w:sz w:val="28"/>
           <w:szCs w:val="28"/>
         </w:rPr>
-        <w:t xml:space="preserve">Выводятся вычисленные параметры T1, </w:t>
-      </w:r>
-      <w:proofErr w:type="spellStart"/>
-      <w:r>
-        <w:rPr>
-          <w:w w:val="105"/>
-          <w:sz w:val="28"/>
-          <w:szCs w:val="28"/>
-        </w:rPr>
-        <w:t>Tn</w:t>
-      </w:r>
-      <w:proofErr w:type="spellEnd"/>
+        <w:t xml:space="preserve">Выводятся вычисленные параметры T1, Tn, </w:t>
+      </w:r>
+      <w:r>
+        <w:rPr>
+          <w:w w:val="105"/>
+          <w:sz w:val="28"/>
+          <w:szCs w:val="28"/>
+          <w:lang w:val="en-US"/>
+        </w:rPr>
+        <w:t>r</w:t>
+      </w:r>
       <w:r>
         <w:rPr>
           <w:w w:val="105"/>
@@ -5112,9 +4739,17 @@
           <w:w w:val="105"/>
           <w:sz w:val="28"/>
           <w:szCs w:val="28"/>
-          <w:lang w:val="en-US"/>
-        </w:rPr>
-        <w:t>r</w:t>
+        </w:rPr>
+        <w:t xml:space="preserve">Ky, e, </w:t>
+      </w:r>
+      <w:r>
+        <w:rPr>
+          <w:w w:val="105"/>
+          <w:sz w:val="28"/>
+          <w:szCs w:val="28"/>
+          <w:lang w:val="en-US"/>
+        </w:rPr>
+        <w:t>Lsum</w:t>
       </w:r>
       <w:r>
         <w:rPr>
@@ -5124,60 +4759,13 @@
         </w:rPr>
         <w:t xml:space="preserve">, </w:t>
       </w:r>
-      <w:proofErr w:type="spellStart"/>
-      <w:r>
-        <w:rPr>
-          <w:w w:val="105"/>
-          <w:sz w:val="28"/>
-          <w:szCs w:val="28"/>
-        </w:rPr>
-        <w:t>Ky</w:t>
-      </w:r>
-      <w:proofErr w:type="spellEnd"/>
-      <w:r>
-        <w:rPr>
-          <w:w w:val="105"/>
-          <w:sz w:val="28"/>
-          <w:szCs w:val="28"/>
-        </w:rPr>
-        <w:t xml:space="preserve">, e, </w:t>
-      </w:r>
-      <w:proofErr w:type="spellStart"/>
-      <w:r>
-        <w:rPr>
-          <w:w w:val="105"/>
-          <w:sz w:val="28"/>
-          <w:szCs w:val="28"/>
-          <w:lang w:val="en-US"/>
-        </w:rPr>
-        <w:t>Lsum</w:t>
-      </w:r>
-      <w:proofErr w:type="spellEnd"/>
-      <w:r>
-        <w:rPr>
-          <w:w w:val="105"/>
-          <w:sz w:val="28"/>
-          <w:szCs w:val="28"/>
-        </w:rPr>
-        <w:t xml:space="preserve">, </w:t>
-      </w:r>
-      <w:proofErr w:type="spellStart"/>
-      <w:r>
-        <w:rPr>
-          <w:w w:val="105"/>
-          <w:sz w:val="28"/>
-          <w:szCs w:val="28"/>
-        </w:rPr>
-        <w:t>Lavg</w:t>
-      </w:r>
-      <w:proofErr w:type="spellEnd"/>
-      <w:r>
-        <w:rPr>
-          <w:w w:val="105"/>
-          <w:sz w:val="28"/>
-          <w:szCs w:val="28"/>
-        </w:rPr>
-        <w:t>, D</w:t>
+      <w:r>
+        <w:rPr>
+          <w:w w:val="105"/>
+          <w:sz w:val="28"/>
+          <w:szCs w:val="28"/>
+        </w:rPr>
+        <w:t>Lavg, D</w:t>
       </w:r>
     </w:p>
     <w:p>
@@ -7341,16 +6929,7 @@
           <w:sz w:val="28"/>
           <w:szCs w:val="28"/>
         </w:rPr>
-        <w:t>, а убывание — при обратном соотношении</w:t>
-      </w:r>
-      <w:r>
-        <w:rPr>
-          <w:bCs/>
-          <w:w w:val="105"/>
-          <w:sz w:val="28"/>
-          <w:szCs w:val="28"/>
-        </w:rPr>
-        <w:t xml:space="preserve"> </w:t>
+        <w:t xml:space="preserve">, а убывание — при обратном соотношении </w:t>
       </w:r>
       <m:oMath>
         <m:sSub>
@@ -7594,27 +7173,7 @@
           <w:sz w:val="28"/>
           <w:szCs w:val="28"/>
         </w:rPr>
-        <w:t xml:space="preserve"> достигается при n ≥ 3 × m, где m — аргумент функции </w:t>
-      </w:r>
-      <w:proofErr w:type="gramStart"/>
-      <w:r>
-        <w:rPr>
-          <w:bCs/>
-          <w:w w:val="105"/>
-          <w:sz w:val="28"/>
-          <w:szCs w:val="28"/>
-        </w:rPr>
-        <w:t>f(</w:t>
-      </w:r>
-      <w:proofErr w:type="gramEnd"/>
-      <w:r>
-        <w:rPr>
-          <w:bCs/>
-          <w:w w:val="105"/>
-          <w:sz w:val="28"/>
-          <w:szCs w:val="28"/>
-        </w:rPr>
-        <w:t>p, q, m).</w:t>
+        <w:t xml:space="preserve"> достигается при n ≥ 3 × m, где m — аргумент функции f(p, q, m).</w:t>
       </w:r>
     </w:p>
     <w:p>
@@ -7684,25 +7243,7 @@
           <w:sz w:val="28"/>
           <w:szCs w:val="28"/>
         </w:rPr>
-        <w:t>Аналогичное поведение демонстрирует график функции e(r): при тех же условиях он сначала возрастает, затем убывает, не имея чёткой асимптоты, но приближаясь к ней.</w:t>
-      </w:r>
-      <w:r>
-        <w:rPr>
-          <w:bCs/>
-          <w:w w:val="105"/>
-          <w:sz w:val="28"/>
-          <w:szCs w:val="28"/>
-        </w:rPr>
-        <w:t xml:space="preserve"> </w:t>
-      </w:r>
-      <w:r>
-        <w:rPr>
-          <w:bCs/>
-          <w:w w:val="105"/>
-          <w:sz w:val="28"/>
-          <w:szCs w:val="28"/>
-        </w:rPr>
-        <w:t>Условия роста и убывания аналогичны описанным выше.</w:t>
+        <w:t>Аналогичное поведение демонстрирует график функции e(r): при тех же условиях он сначала возрастает, затем убывает, не имея чёткой асимптоты, но приближаясь к ней. Условия роста и убывания аналогичны описанным выше.</w:t>
       </w:r>
     </w:p>
     <w:p>
@@ -7826,27 +7367,7 @@
           <w:sz w:val="28"/>
           <w:szCs w:val="28"/>
         </w:rPr>
-        <w:t xml:space="preserve">Минимальное значение D(n) достигается при n ≥ 3 × m, где m снова выступает аргументом в функции </w:t>
-      </w:r>
-      <w:proofErr w:type="gramStart"/>
-      <w:r>
-        <w:rPr>
-          <w:bCs/>
-          <w:w w:val="105"/>
-          <w:sz w:val="28"/>
-          <w:szCs w:val="28"/>
-        </w:rPr>
-        <w:t>f(</w:t>
-      </w:r>
-      <w:proofErr w:type="gramEnd"/>
-      <w:r>
-        <w:rPr>
-          <w:bCs/>
-          <w:w w:val="105"/>
-          <w:sz w:val="28"/>
-          <w:szCs w:val="28"/>
-        </w:rPr>
-        <w:t xml:space="preserve">p, q, m). </w:t>
+        <w:t xml:space="preserve">Минимальное значение D(n) достигается при n ≥ 3 × m, где m снова выступает аргументом в функции f(p, q, m). </w:t>
       </w:r>
     </w:p>
     <w:p>
@@ -8047,25 +7568,7 @@
           <w:sz w:val="28"/>
           <w:szCs w:val="28"/>
         </w:rPr>
-        <w:t xml:space="preserve"> также будет расти, но только до тех пор, пока значение n не достигнет трёхкратного значения аргумента m, определяемого функцией </w:t>
-      </w:r>
-      <w:proofErr w:type="gramStart"/>
-      <w:r>
-        <w:rPr>
-          <w:color w:val="00000A"/>
-          <w:sz w:val="28"/>
-          <w:szCs w:val="28"/>
-        </w:rPr>
-        <w:t>f(</w:t>
-      </w:r>
-      <w:proofErr w:type="gramEnd"/>
-      <w:r>
-        <w:rPr>
-          <w:color w:val="00000A"/>
-          <w:sz w:val="28"/>
-          <w:szCs w:val="28"/>
-        </w:rPr>
-        <w:t>p, q, m).</w:t>
+        <w:t xml:space="preserve"> также будет расти, но только до тех пор, пока значение n не достигнет трёхкратного значения аргумента m, определяемого функцией f(p, q, m).</w:t>
       </w:r>
     </w:p>
     <w:p>
@@ -8138,25 +7641,7 @@
           <w:sz w:val="28"/>
           <w:szCs w:val="28"/>
         </w:rPr>
-        <w:t xml:space="preserve">График функции D(r) будет демонстрировать рост с увеличением r, тогда как D(n) будет убывать до тех пор, пока n остаётся меньше чем 3 × m, где m определяется через функцию </w:t>
-      </w:r>
-      <w:proofErr w:type="gramStart"/>
-      <w:r>
-        <w:rPr>
-          <w:color w:val="00000A"/>
-          <w:sz w:val="28"/>
-          <w:szCs w:val="28"/>
-        </w:rPr>
-        <w:t>f(</w:t>
-      </w:r>
-      <w:proofErr w:type="gramEnd"/>
-      <w:r>
-        <w:rPr>
-          <w:color w:val="00000A"/>
-          <w:sz w:val="28"/>
-          <w:szCs w:val="28"/>
-        </w:rPr>
-        <w:t>p, q, m).</w:t>
+        <w:t>График функции D(r) будет демонстрировать рост с увеличением r, тогда как D(n) будет убывать до тех пор, пока n остаётся меньше чем 3 × m, где m определяется через функцию f(p, q, m).</w:t>
       </w:r>
       <w:r>
         <w:rPr>
@@ -8528,27 +8013,7 @@
           <w:sz w:val="28"/>
           <w:szCs w:val="28"/>
         </w:rPr>
-        <w:t xml:space="preserve">Редукция массива на архитектуре ОКМД (SIMD) в теории выполняется быстро благодаря параллельной обработке данных. При таком подходе элементы объединяются попарно на каждом этапе, сокращая общий объём данных вдвое. В результате общее число шагов составляет </w:t>
-      </w:r>
-      <w:proofErr w:type="spellStart"/>
-      <w:r>
-        <w:rPr>
-          <w:bCs/>
-          <w:w w:val="105"/>
-          <w:sz w:val="28"/>
-          <w:szCs w:val="28"/>
-        </w:rPr>
-        <w:t>log</w:t>
-      </w:r>
-      <w:proofErr w:type="spellEnd"/>
-      <w:r>
-        <w:rPr>
-          <w:bCs/>
-          <w:w w:val="105"/>
-          <w:sz w:val="28"/>
-          <w:szCs w:val="28"/>
-        </w:rPr>
-        <w:t>₂(N), где N — число элементов в массиве. К примеру, если массив содержит 256 элементов, потребуется 8 шагов, чтобы получить итоговый результат.</w:t>
+        <w:t>Редукция массива на архитектуре ОКМД (SIMD) в теории выполняется быстро благодаря параллельной обработке данных. При таком подходе элементы объединяются попарно на каждом этапе, сокращая общий объём данных вдвое. В результате общее число шагов составляет log₂(N), где N — число элементов в массиве. К примеру, если массив содержит 256 элементов, потребуется 8 шагов, чтобы получить итоговый результат.</w:t>
       </w:r>
     </w:p>
     <w:p>
@@ -8583,67 +8048,7 @@
           <w:sz w:val="28"/>
           <w:szCs w:val="28"/>
         </w:rPr>
-        <w:t xml:space="preserve">На практике же время выполнения зависит от таких факторов, как количество доступных процессоров, накладные расходы на синхронизацию и передачу данных. Эффективность оценивается выражением </w:t>
-      </w:r>
-      <w:proofErr w:type="gramStart"/>
-      <w:r>
-        <w:rPr>
-          <w:bCs/>
-          <w:w w:val="105"/>
-          <w:sz w:val="28"/>
-          <w:szCs w:val="28"/>
-        </w:rPr>
-        <w:t>O(</w:t>
-      </w:r>
-      <w:proofErr w:type="gramEnd"/>
-      <w:r>
-        <w:rPr>
-          <w:bCs/>
-          <w:w w:val="105"/>
-          <w:sz w:val="28"/>
-          <w:szCs w:val="28"/>
-        </w:rPr>
-        <w:t xml:space="preserve">N/P + </w:t>
-      </w:r>
-      <w:proofErr w:type="spellStart"/>
-      <w:r>
-        <w:rPr>
-          <w:bCs/>
-          <w:w w:val="105"/>
-          <w:sz w:val="28"/>
-          <w:szCs w:val="28"/>
-        </w:rPr>
-        <w:t>log</w:t>
-      </w:r>
-      <w:proofErr w:type="spellEnd"/>
-      <w:r>
-        <w:rPr>
-          <w:bCs/>
-          <w:w w:val="105"/>
-          <w:sz w:val="28"/>
-          <w:szCs w:val="28"/>
-        </w:rPr>
-        <w:t xml:space="preserve"> P), где P — число процессоров. Если число процессоров существенно меньше числа элементов, массив разбивается на блоки размером N/P, обрабатываемые последовательно, а затем результаты этих блоков сводятся за </w:t>
-      </w:r>
-      <w:proofErr w:type="spellStart"/>
-      <w:r>
-        <w:rPr>
-          <w:bCs/>
-          <w:w w:val="105"/>
-          <w:sz w:val="28"/>
-          <w:szCs w:val="28"/>
-        </w:rPr>
-        <w:t>log</w:t>
-      </w:r>
-      <w:proofErr w:type="spellEnd"/>
-      <w:r>
-        <w:rPr>
-          <w:bCs/>
-          <w:w w:val="105"/>
-          <w:sz w:val="28"/>
-          <w:szCs w:val="28"/>
-        </w:rPr>
-        <w:t>₂(P) шагов.</w:t>
+        <w:t>На практике же время выполнения зависит от таких факторов, как количество доступных процессоров, накладные расходы на синхронизацию и передачу данных. Эффективность оценивается выражением O(N/P + log P), где P — число процессоров. Если число процессоров существенно меньше числа элементов, массив разбивается на блоки размером N/P, обрабатываемые последовательно, а затем результаты этих блоков сводятся за log₂(P) шагов.</w:t>
       </w:r>
     </w:p>
     <w:p>
@@ -8717,27 +8122,7 @@
           <w:sz w:val="28"/>
           <w:szCs w:val="28"/>
         </w:rPr>
-        <w:t xml:space="preserve"> тактов при одном такте на операцию. Например, если m = 5 и n = 2, редукция завершается за 3 такта. Однако на практике дополнительные затраты времени вызывают отклонения от теоретических предсказаний. При избыточном числе процессоров большая часть времени тратится на управление и синхронизацию. Для улучшения производительности используются схемы бинарной редукции, позволяющие выполнять операции за </w:t>
-      </w:r>
-      <w:proofErr w:type="spellStart"/>
-      <w:r>
-        <w:rPr>
-          <w:bCs/>
-          <w:w w:val="105"/>
-          <w:sz w:val="28"/>
-          <w:szCs w:val="28"/>
-        </w:rPr>
-        <w:t>log</w:t>
-      </w:r>
-      <w:proofErr w:type="spellEnd"/>
-      <w:r>
-        <w:rPr>
-          <w:bCs/>
-          <w:w w:val="105"/>
-          <w:sz w:val="28"/>
-          <w:szCs w:val="28"/>
-        </w:rPr>
-        <w:t>₂(m) шагов, но они требуют более сложного управления распределением задач.</w:t>
+        <w:t xml:space="preserve"> тактов при одном такте на операцию. Например, если m = 5 и n = 2, редукция завершается за 3 такта. Однако на практике дополнительные затраты времени вызывают отклонения от теоретических предсказаний. При избыточном числе процессоров большая часть времени тратится на управление и синхронизацию. Для улучшения производительности используются схемы бинарной редукции, позволяющие выполнять операции за log₂(m) шагов, но они требуют более сложного управления распределением задач.</w:t>
       </w:r>
     </w:p>
     <w:p>
@@ -8783,6 +8168,2827 @@
           <w:szCs w:val="28"/>
         </w:rPr>
         <w:t>Что показывает коэффициент расхождения и как добиться уменьшения его значения?</w:t>
+      </w:r>
+    </w:p>
+    <w:p>
+      <w:pPr>
+        <w:tabs>
+          <w:tab w:val="left" w:pos="450"/>
+          <w:tab w:val="left" w:pos="1846"/>
+        </w:tabs>
+        <w:spacing w:before="283" w:line="247" w:lineRule="auto"/>
+        <w:ind w:right="585"/>
+        <w:jc w:val="both"/>
+        <w:rPr>
+          <w:bCs/>
+          <w:w w:val="105"/>
+          <w:sz w:val="28"/>
+          <w:szCs w:val="28"/>
+        </w:rPr>
+      </w:pPr>
+      <w:r>
+        <w:rPr>
+          <w:b/>
+          <w:w w:val="105"/>
+          <w:sz w:val="28"/>
+          <w:szCs w:val="28"/>
+        </w:rPr>
+        <w:tab/>
+      </w:r>
+      <w:r>
+        <w:rPr>
+          <w:bCs/>
+          <w:w w:val="105"/>
+          <w:sz w:val="28"/>
+          <w:szCs w:val="28"/>
+        </w:rPr>
+        <w:t>Коэффициент расхождения D отражает, насколько равномерно распределена нагрузка между процессорами в параллельной системе. Он рассчитывается как отношение суммарной загрузки к средней, и его минимальное значение — единица, что свидетельствует о полной сбалансированности. Повышение D указывает на то, что некоторые процессоры недогружены, в то время как другие перегружены или работают дольше. Такая ситуация часто возникает при избыточном количестве процессоров или при неравномерной сложности операций. Снизить значение D можно несколькими способами: применением динамического назначения задач в реальном времени, оптимальным выбором числа процессоров (близким к 3m3m3m), а также разбивкой сложных этапов на более мелкие, чтобы выровнять нагрузку. В хорошо сбалансированных задачах, например при m=4 и n=12, когда каждое из 12 действий выполняется отдельным процессором, коэффициент D приближается к 1, указывая на равномерное распределение вычислительных усилий.</w:t>
+      </w:r>
+    </w:p>
+    <w:p>
+      <w:pPr>
+        <w:tabs>
+          <w:tab w:val="left" w:pos="450"/>
+          <w:tab w:val="left" w:pos="1846"/>
+        </w:tabs>
+        <w:spacing w:before="283" w:line="247" w:lineRule="auto"/>
+        <w:ind w:right="585"/>
+        <w:jc w:val="both"/>
+        <w:rPr>
+          <w:bCs/>
+          <w:w w:val="105"/>
+          <w:sz w:val="28"/>
+          <w:szCs w:val="28"/>
+        </w:rPr>
+      </w:pPr>
+    </w:p>
+    <w:p>
+      <w:pPr>
+        <w:rPr>
+          <w:b/>
+          <w:bCs/>
+          <w:sz w:val="28"/>
+          <w:szCs w:val="28"/>
+          <w:lang w:val="en-US"/>
+        </w:rPr>
+      </w:pPr>
+      <w:r>
+        <w:rPr>
+          <w:b/>
+          <w:bCs/>
+          <w:sz w:val="28"/>
+          <w:szCs w:val="28"/>
+          <w:lang w:val="en-US"/>
+        </w:rPr>
+        <w:br w:type="page"/>
+      </w:r>
+    </w:p>
+    <w:p>
+      <w:pPr>
+        <w:ind w:firstLine="720"/>
+        <w:jc w:val="both"/>
+        <w:rPr>
+          <w:b/>
+          <w:bCs/>
+          <w:sz w:val="28"/>
+          <w:szCs w:val="28"/>
+        </w:rPr>
+      </w:pPr>
+      <w:r>
+        <w:rPr>
+          <w:b/>
+          <w:bCs/>
+          <w:sz w:val="28"/>
+          <w:szCs w:val="28"/>
+          <w:lang w:val="en-US"/>
+        </w:rPr>
+        <w:lastRenderedPageBreak/>
+        <w:t xml:space="preserve">7. </w:t>
+      </w:r>
+      <w:r>
+        <w:rPr>
+          <w:b/>
+          <w:bCs/>
+          <w:sz w:val="28"/>
+          <w:szCs w:val="28"/>
+        </w:rPr>
+        <w:t>Проверка правильности выполнения</w:t>
+      </w:r>
+    </w:p>
+    <w:p>
+      <w:pPr>
+        <w:jc w:val="both"/>
+        <w:rPr>
+          <w:b/>
+          <w:bCs/>
+          <w:sz w:val="28"/>
+          <w:szCs w:val="28"/>
+        </w:rPr>
+      </w:pPr>
+    </w:p>
+    <w:p>
+      <w:pPr>
+        <w:rPr>
+          <w:sz w:val="28"/>
+          <w:szCs w:val="28"/>
+        </w:rPr>
+      </w:pPr>
+      <w:r>
+        <w:rPr>
+          <w:sz w:val="28"/>
+          <w:szCs w:val="28"/>
+        </w:rPr>
+        <w:t xml:space="preserve">Сгенерированные матрицы </w:t>
+      </w:r>
+      <w:r>
+        <w:rPr>
+          <w:b/>
+          <w:bCs/>
+          <w:i/>
+          <w:iCs/>
+          <w:sz w:val="28"/>
+          <w:szCs w:val="28"/>
+          <w:lang w:val="en-US"/>
+        </w:rPr>
+        <w:t>A</w:t>
+      </w:r>
+      <w:r>
+        <w:rPr>
+          <w:b/>
+          <w:bCs/>
+          <w:i/>
+          <w:iCs/>
+          <w:sz w:val="28"/>
+          <w:szCs w:val="28"/>
+        </w:rPr>
+        <w:t xml:space="preserve">, </w:t>
+      </w:r>
+      <w:r>
+        <w:rPr>
+          <w:b/>
+          <w:bCs/>
+          <w:i/>
+          <w:iCs/>
+          <w:sz w:val="28"/>
+          <w:szCs w:val="28"/>
+          <w:lang w:val="en-US"/>
+        </w:rPr>
+        <w:t>B</w:t>
+      </w:r>
+      <w:r>
+        <w:rPr>
+          <w:b/>
+          <w:bCs/>
+          <w:i/>
+          <w:iCs/>
+          <w:sz w:val="28"/>
+          <w:szCs w:val="28"/>
+        </w:rPr>
+        <w:t xml:space="preserve">, </w:t>
+      </w:r>
+      <w:r>
+        <w:rPr>
+          <w:b/>
+          <w:bCs/>
+          <w:i/>
+          <w:iCs/>
+          <w:sz w:val="28"/>
+          <w:szCs w:val="28"/>
+          <w:lang w:val="en-US"/>
+        </w:rPr>
+        <w:t>E</w:t>
+      </w:r>
+      <w:r>
+        <w:rPr>
+          <w:b/>
+          <w:bCs/>
+          <w:i/>
+          <w:iCs/>
+          <w:sz w:val="28"/>
+          <w:szCs w:val="28"/>
+        </w:rPr>
+        <w:t xml:space="preserve">, </w:t>
+      </w:r>
+      <w:r>
+        <w:rPr>
+          <w:b/>
+          <w:bCs/>
+          <w:i/>
+          <w:iCs/>
+          <w:sz w:val="28"/>
+          <w:szCs w:val="28"/>
+          <w:lang w:val="en-US"/>
+        </w:rPr>
+        <w:t>G</w:t>
+      </w:r>
+      <w:r>
+        <w:rPr>
+          <w:sz w:val="28"/>
+          <w:szCs w:val="28"/>
+        </w:rPr>
+        <w:t>:</w:t>
+      </w:r>
+    </w:p>
+    <w:p>
+      <w:pPr>
+        <w:jc w:val="center"/>
+        <w:rPr>
+          <w:sz w:val="28"/>
+          <w:szCs w:val="28"/>
+        </w:rPr>
+      </w:pPr>
+      <w:r>
+        <w:rPr>
+          <w:sz w:val="28"/>
+          <w:szCs w:val="28"/>
+        </w:rPr>
+        <w:drawing>
+          <wp:inline distT="0" distB="0" distL="0" distR="0" wp14:anchorId="04BC3910" wp14:editId="273C6188">
+            <wp:extent cx="1643354" cy="3474720"/>
+            <wp:effectExtent l="0" t="0" r="0" b="0"/>
+            <wp:docPr id="2" name="Рисунок 2"/>
+            <wp:cNvGraphicFramePr>
+              <a:graphicFrameLocks xmlns:a="http://schemas.openxmlformats.org/drawingml/2006/main" noChangeAspect="1"/>
+            </wp:cNvGraphicFramePr>
+            <a:graphic xmlns:a="http://schemas.openxmlformats.org/drawingml/2006/main">
+              <a:graphicData uri="http://schemas.openxmlformats.org/drawingml/2006/picture">
+                <pic:pic xmlns:pic="http://schemas.openxmlformats.org/drawingml/2006/picture">
+                  <pic:nvPicPr>
+                    <pic:cNvPr id="1" name=""/>
+                    <pic:cNvPicPr/>
+                  </pic:nvPicPr>
+                  <pic:blipFill>
+                    <a:blip r:embed="rId23"/>
+                    <a:stretch>
+                      <a:fillRect/>
+                    </a:stretch>
+                  </pic:blipFill>
+                  <pic:spPr>
+                    <a:xfrm>
+                      <a:off x="0" y="0"/>
+                      <a:ext cx="1663514" cy="3517347"/>
+                    </a:xfrm>
+                    <a:prstGeom prst="rect">
+                      <a:avLst/>
+                    </a:prstGeom>
+                  </pic:spPr>
+                </pic:pic>
+              </a:graphicData>
+            </a:graphic>
+          </wp:inline>
+        </w:drawing>
+      </w:r>
+    </w:p>
+    <w:p>
+      <w:pPr>
+        <w:jc w:val="center"/>
+        <w:rPr>
+          <w:sz w:val="28"/>
+          <w:szCs w:val="28"/>
+        </w:rPr>
+      </w:pPr>
+    </w:p>
+    <w:p>
+      <w:pPr>
+        <w:ind w:left="360"/>
+        <w:rPr>
+          <w:i/>
+          <w:iCs/>
+          <w:sz w:val="28"/>
+          <w:szCs w:val="28"/>
+          <w:vertAlign w:val="subscript"/>
+        </w:rPr>
+      </w:pPr>
+      <w:r>
+        <w:rPr>
+          <w:i/>
+          <w:iCs/>
+          <w:sz w:val="28"/>
+          <w:szCs w:val="28"/>
+          <w:lang w:val="en-US"/>
+        </w:rPr>
+        <w:t>d</w:t>
+      </w:r>
+      <w:r>
+        <w:rPr>
+          <w:i/>
+          <w:iCs/>
+          <w:sz w:val="28"/>
+          <w:szCs w:val="28"/>
+          <w:vertAlign w:val="subscript"/>
+          <w:lang w:val="en-US"/>
+        </w:rPr>
+        <w:t>ijk</w:t>
+      </w:r>
+      <w:r>
+        <w:rPr>
+          <w:i/>
+          <w:iCs/>
+          <w:sz w:val="28"/>
+          <w:szCs w:val="28"/>
+        </w:rPr>
+        <w:t xml:space="preserve"> = </w:t>
+      </w:r>
+      <w:r>
+        <w:rPr>
+          <w:i/>
+          <w:iCs/>
+          <w:sz w:val="28"/>
+          <w:szCs w:val="28"/>
+          <w:lang w:val="en-US"/>
+        </w:rPr>
+        <w:t>a</w:t>
+      </w:r>
+      <w:r>
+        <w:rPr>
+          <w:i/>
+          <w:iCs/>
+          <w:sz w:val="28"/>
+          <w:szCs w:val="28"/>
+          <w:vertAlign w:val="subscript"/>
+          <w:lang w:val="en-US"/>
+        </w:rPr>
+        <w:t>ik</w:t>
+      </w:r>
+      <w:r>
+        <w:rPr>
+          <w:i/>
+          <w:iCs/>
+          <w:sz w:val="28"/>
+          <w:szCs w:val="28"/>
+        </w:rPr>
+        <w:t xml:space="preserve"> * </w:t>
+      </w:r>
+      <w:r>
+        <w:rPr>
+          <w:i/>
+          <w:iCs/>
+          <w:sz w:val="28"/>
+          <w:szCs w:val="28"/>
+          <w:lang w:val="en-US"/>
+        </w:rPr>
+        <w:t>b</w:t>
+      </w:r>
+      <w:r>
+        <w:rPr>
+          <w:i/>
+          <w:iCs/>
+          <w:sz w:val="28"/>
+          <w:szCs w:val="28"/>
+          <w:vertAlign w:val="subscript"/>
+          <w:lang w:val="en-US"/>
+        </w:rPr>
+        <w:t>kj</w:t>
+      </w:r>
+    </w:p>
+    <w:p>
+      <w:pPr>
+        <w:ind w:left="360"/>
+        <w:rPr>
+          <w:i/>
+          <w:iCs/>
+          <w:sz w:val="28"/>
+          <w:szCs w:val="28"/>
+          <w:lang w:val="en-US"/>
+        </w:rPr>
+      </w:pPr>
+      <w:r>
+        <w:rPr>
+          <w:i/>
+          <w:iCs/>
+          <w:sz w:val="28"/>
+          <w:szCs w:val="28"/>
+          <w:lang w:val="en-US"/>
+        </w:rPr>
+        <w:t>d</w:t>
+      </w:r>
+      <w:r>
+        <w:rPr>
+          <w:i/>
+          <w:iCs/>
+          <w:sz w:val="28"/>
+          <w:szCs w:val="28"/>
+          <w:vertAlign w:val="subscript"/>
+        </w:rPr>
+        <w:t>00</w:t>
+      </w:r>
+      <w:r>
+        <w:rPr>
+          <w:i/>
+          <w:iCs/>
+          <w:sz w:val="28"/>
+          <w:szCs w:val="28"/>
+          <w:vertAlign w:val="subscript"/>
+          <w:lang w:val="en-US"/>
+        </w:rPr>
+        <w:t>0</w:t>
+      </w:r>
+      <w:r>
+        <w:rPr>
+          <w:i/>
+          <w:iCs/>
+          <w:sz w:val="28"/>
+          <w:szCs w:val="28"/>
+          <w:lang w:val="en-US"/>
+        </w:rPr>
+        <w:t xml:space="preserve"> = a</w:t>
+      </w:r>
+      <w:r>
+        <w:rPr>
+          <w:i/>
+          <w:iCs/>
+          <w:sz w:val="28"/>
+          <w:szCs w:val="28"/>
+          <w:vertAlign w:val="subscript"/>
+          <w:lang w:val="en-US"/>
+        </w:rPr>
+        <w:t>00</w:t>
+      </w:r>
+      <w:r>
+        <w:rPr>
+          <w:i/>
+          <w:iCs/>
+          <w:sz w:val="28"/>
+          <w:szCs w:val="28"/>
+          <w:lang w:val="en-US"/>
+        </w:rPr>
+        <w:t xml:space="preserve"> * b</w:t>
+      </w:r>
+      <w:r>
+        <w:rPr>
+          <w:i/>
+          <w:iCs/>
+          <w:sz w:val="28"/>
+          <w:szCs w:val="28"/>
+          <w:vertAlign w:val="subscript"/>
+          <w:lang w:val="en-US"/>
+        </w:rPr>
+        <w:t>00</w:t>
+      </w:r>
+      <w:r>
+        <w:rPr>
+          <w:i/>
+          <w:iCs/>
+          <w:sz w:val="28"/>
+          <w:szCs w:val="28"/>
+          <w:lang w:val="en-US"/>
+        </w:rPr>
+        <w:t xml:space="preserve"> = </w:t>
+      </w:r>
+      <w:r>
+        <w:rPr>
+          <w:i/>
+          <w:iCs/>
+          <w:sz w:val="28"/>
+          <w:szCs w:val="28"/>
+          <w:lang w:val="en-US"/>
+        </w:rPr>
+        <w:t>-0,084348</w:t>
+      </w:r>
+    </w:p>
+    <w:p>
+      <w:pPr>
+        <w:ind w:left="360"/>
+        <w:rPr>
+          <w:i/>
+          <w:iCs/>
+          <w:sz w:val="28"/>
+          <w:szCs w:val="28"/>
+          <w:lang w:val="en-US"/>
+        </w:rPr>
+      </w:pPr>
+      <w:r>
+        <w:rPr>
+          <w:i/>
+          <w:iCs/>
+          <w:sz w:val="28"/>
+          <w:szCs w:val="28"/>
+          <w:lang w:val="en-US"/>
+        </w:rPr>
+        <w:t>d</w:t>
+      </w:r>
+      <w:r>
+        <w:rPr>
+          <w:i/>
+          <w:iCs/>
+          <w:sz w:val="28"/>
+          <w:szCs w:val="28"/>
+          <w:vertAlign w:val="subscript"/>
+        </w:rPr>
+        <w:t>001</w:t>
+      </w:r>
+      <w:r>
+        <w:rPr>
+          <w:i/>
+          <w:iCs/>
+          <w:sz w:val="28"/>
+          <w:szCs w:val="28"/>
+        </w:rPr>
+        <w:t xml:space="preserve"> = </w:t>
+      </w:r>
+      <w:r>
+        <w:rPr>
+          <w:i/>
+          <w:iCs/>
+          <w:sz w:val="28"/>
+          <w:szCs w:val="28"/>
+          <w:lang w:val="en-US"/>
+        </w:rPr>
+        <w:t>a</w:t>
+      </w:r>
+      <w:r>
+        <w:rPr>
+          <w:i/>
+          <w:iCs/>
+          <w:sz w:val="28"/>
+          <w:szCs w:val="28"/>
+          <w:vertAlign w:val="subscript"/>
+        </w:rPr>
+        <w:t>01</w:t>
+      </w:r>
+      <w:r>
+        <w:rPr>
+          <w:i/>
+          <w:iCs/>
+          <w:sz w:val="28"/>
+          <w:szCs w:val="28"/>
+        </w:rPr>
+        <w:t xml:space="preserve"> *</w:t>
+      </w:r>
+      <w:r>
+        <w:rPr>
+          <w:i/>
+          <w:iCs/>
+          <w:sz w:val="28"/>
+          <w:szCs w:val="28"/>
+          <w:lang w:val="en-US"/>
+        </w:rPr>
+        <w:t xml:space="preserve"> b</w:t>
+      </w:r>
+      <w:r>
+        <w:rPr>
+          <w:i/>
+          <w:iCs/>
+          <w:sz w:val="28"/>
+          <w:szCs w:val="28"/>
+          <w:vertAlign w:val="subscript"/>
+          <w:lang w:val="en-US"/>
+        </w:rPr>
+        <w:t>10</w:t>
+      </w:r>
+      <w:r>
+        <w:rPr>
+          <w:i/>
+          <w:iCs/>
+          <w:sz w:val="28"/>
+          <w:szCs w:val="28"/>
+          <w:lang w:val="en-US"/>
+        </w:rPr>
+        <w:t xml:space="preserve"> = </w:t>
+      </w:r>
+      <w:r>
+        <w:rPr>
+          <w:i/>
+          <w:iCs/>
+          <w:sz w:val="28"/>
+          <w:szCs w:val="28"/>
+          <w:lang w:val="en-US"/>
+        </w:rPr>
+        <w:t>0,01422</w:t>
+      </w:r>
+    </w:p>
+    <w:tbl>
+      <w:tblPr>
+        <w:tblStyle w:val="a9"/>
+        <w:tblW w:w="0" w:type="auto"/>
+        <w:tblInd w:w="360" w:type="dxa"/>
+        <w:tblLook w:val="04A0" w:firstRow="1" w:lastRow="0" w:firstColumn="1" w:lastColumn="0" w:noHBand="0" w:noVBand="1"/>
+      </w:tblPr>
+      <w:tblGrid>
+        <w:gridCol w:w="816"/>
+        <w:gridCol w:w="8216"/>
+      </w:tblGrid>
+      <w:tr>
+        <w:tc>
+          <w:tcPr>
+            <w:tcW w:w="769" w:type="dxa"/>
+            <w:tcBorders>
+              <w:top w:val="nil"/>
+              <w:left w:val="nil"/>
+              <w:bottom w:val="nil"/>
+              <w:right w:val="nil"/>
+            </w:tcBorders>
+          </w:tcPr>
+          <w:p>
+            <w:pPr>
+              <w:rPr>
+                <w:i/>
+                <w:iCs/>
+                <w:sz w:val="28"/>
+                <w:szCs w:val="28"/>
+                <w:lang w:val="en-US"/>
+              </w:rPr>
+            </w:pPr>
+            <w:r>
+              <w:rPr>
+                <w:i/>
+                <w:iCs/>
+                <w:noProof/>
+                <w:sz w:val="28"/>
+                <w:szCs w:val="28"/>
+                <w:lang w:val="en-US"/>
+              </w:rPr>
+              <w:drawing>
+                <wp:inline distT="0" distB="0" distL="0" distR="0" wp14:anchorId="66A0FA9C" wp14:editId="48BB2FCD">
+                  <wp:extent cx="381000" cy="279796"/>
+                  <wp:effectExtent l="0" t="0" r="0" b="6350"/>
+                  <wp:docPr id="643062533" name="Рисунок 643062533"/>
+                  <wp:cNvGraphicFramePr>
+                    <a:graphicFrameLocks xmlns:a="http://schemas.openxmlformats.org/drawingml/2006/main" noChangeAspect="1"/>
+                  </wp:cNvGraphicFramePr>
+                  <a:graphic xmlns:a="http://schemas.openxmlformats.org/drawingml/2006/main">
+                    <a:graphicData uri="http://schemas.openxmlformats.org/drawingml/2006/picture">
+                      <pic:pic xmlns:pic="http://schemas.openxmlformats.org/drawingml/2006/picture">
+                        <pic:nvPicPr>
+                          <pic:cNvPr id="1" name=""/>
+                          <pic:cNvPicPr/>
+                        </pic:nvPicPr>
+                        <pic:blipFill>
+                          <a:blip r:embed="rId24"/>
+                          <a:stretch>
+                            <a:fillRect/>
+                          </a:stretch>
+                        </pic:blipFill>
+                        <pic:spPr>
+                          <a:xfrm>
+                            <a:off x="0" y="0"/>
+                            <a:ext cx="381000" cy="279796"/>
+                          </a:xfrm>
+                          <a:prstGeom prst="rect">
+                            <a:avLst/>
+                          </a:prstGeom>
+                        </pic:spPr>
+                      </pic:pic>
+                    </a:graphicData>
+                  </a:graphic>
+                </wp:inline>
+              </w:drawing>
+            </w:r>
+          </w:p>
+        </w:tc>
+        <w:tc>
+          <w:tcPr>
+            <w:tcW w:w="8216" w:type="dxa"/>
+            <w:tcBorders>
+              <w:top w:val="nil"/>
+              <w:left w:val="nil"/>
+              <w:bottom w:val="nil"/>
+              <w:right w:val="nil"/>
+            </w:tcBorders>
+          </w:tcPr>
+          <w:p>
+            <w:pPr>
+              <w:rPr>
+                <w:i/>
+                <w:iCs/>
+                <w:sz w:val="28"/>
+                <w:szCs w:val="28"/>
+                <w:lang w:val="en-US"/>
+              </w:rPr>
+            </w:pPr>
+            <w:r>
+              <w:rPr>
+                <w:i/>
+                <w:iCs/>
+                <w:sz w:val="28"/>
+                <w:szCs w:val="28"/>
+              </w:rPr>
+              <w:t xml:space="preserve">= 1 – (1 – </w:t>
+            </w:r>
+            <w:r>
+              <w:rPr>
+                <w:i/>
+                <w:iCs/>
+                <w:sz w:val="28"/>
+                <w:szCs w:val="28"/>
+                <w:lang w:val="en-US"/>
+              </w:rPr>
+              <w:t>d</w:t>
+            </w:r>
+            <w:r>
+              <w:rPr>
+                <w:i/>
+                <w:iCs/>
+                <w:sz w:val="28"/>
+                <w:szCs w:val="28"/>
+                <w:vertAlign w:val="subscript"/>
+              </w:rPr>
+              <w:t>000</w:t>
+            </w:r>
+            <w:r>
+              <w:rPr>
+                <w:i/>
+                <w:iCs/>
+                <w:sz w:val="28"/>
+                <w:szCs w:val="28"/>
+              </w:rPr>
+              <w:t xml:space="preserve">) * (1 – </w:t>
+            </w:r>
+            <w:r>
+              <w:rPr>
+                <w:i/>
+                <w:iCs/>
+                <w:sz w:val="28"/>
+                <w:szCs w:val="28"/>
+                <w:lang w:val="en-US"/>
+              </w:rPr>
+              <w:t>d</w:t>
+            </w:r>
+            <w:r>
+              <w:rPr>
+                <w:i/>
+                <w:iCs/>
+                <w:sz w:val="28"/>
+                <w:szCs w:val="28"/>
+                <w:vertAlign w:val="subscript"/>
+              </w:rPr>
+              <w:t>001</w:t>
+            </w:r>
+            <w:r>
+              <w:rPr>
+                <w:i/>
+                <w:iCs/>
+                <w:sz w:val="28"/>
+                <w:szCs w:val="28"/>
+              </w:rPr>
+              <w:t xml:space="preserve">) = </w:t>
+            </w:r>
+            <w:r>
+              <w:rPr>
+                <w:i/>
+                <w:iCs/>
+                <w:sz w:val="28"/>
+                <w:szCs w:val="28"/>
+              </w:rPr>
+              <w:t>-0,068928571</w:t>
+            </w:r>
+          </w:p>
+        </w:tc>
+      </w:tr>
+    </w:tbl>
+    <w:p>
+      <w:pPr>
+        <w:rPr>
+          <w:i/>
+          <w:iCs/>
+          <w:sz w:val="28"/>
+          <w:szCs w:val="28"/>
+          <w:lang w:val="en-US"/>
+        </w:rPr>
+      </w:pPr>
+      <w:r>
+        <w:rPr>
+          <w:i/>
+          <w:iCs/>
+          <w:sz w:val="28"/>
+          <w:szCs w:val="28"/>
+          <w:lang w:val="en-US"/>
+        </w:rPr>
+        <w:t xml:space="preserve"> </w:t>
+      </w:r>
+    </w:p>
+    <w:p>
+      <w:pPr>
+        <w:ind w:left="360"/>
+        <w:rPr>
+          <w:i/>
+          <w:iCs/>
+          <w:sz w:val="28"/>
+          <w:szCs w:val="28"/>
+          <w:lang w:val="en-US"/>
+        </w:rPr>
+      </w:pPr>
+      <w:r>
+        <w:rPr>
+          <w:i/>
+          <w:iCs/>
+          <w:sz w:val="28"/>
+          <w:szCs w:val="28"/>
+          <w:lang w:val="en-US"/>
+        </w:rPr>
+        <w:t>f</w:t>
+      </w:r>
+      <w:r>
+        <w:rPr>
+          <w:i/>
+          <w:iCs/>
+          <w:sz w:val="28"/>
+          <w:szCs w:val="28"/>
+          <w:vertAlign w:val="subscript"/>
+          <w:lang w:val="en-US"/>
+        </w:rPr>
+        <w:t>ijk</w:t>
+      </w:r>
+      <w:r>
+        <w:rPr>
+          <w:i/>
+          <w:iCs/>
+          <w:sz w:val="28"/>
+          <w:szCs w:val="28"/>
+          <w:lang w:val="en-US"/>
+        </w:rPr>
+        <w:t xml:space="preserve"> = (1 + a</w:t>
+      </w:r>
+      <w:r>
+        <w:rPr>
+          <w:i/>
+          <w:iCs/>
+          <w:sz w:val="28"/>
+          <w:szCs w:val="28"/>
+          <w:vertAlign w:val="subscript"/>
+          <w:lang w:val="en-US"/>
+        </w:rPr>
+        <w:t>ik</w:t>
+      </w:r>
+      <w:r>
+        <w:rPr>
+          <w:i/>
+          <w:iCs/>
+          <w:sz w:val="28"/>
+          <w:szCs w:val="28"/>
+          <w:lang w:val="en-US"/>
+        </w:rPr>
+        <w:t xml:space="preserve"> * (b</w:t>
+      </w:r>
+      <w:r>
+        <w:rPr>
+          <w:i/>
+          <w:iCs/>
+          <w:sz w:val="28"/>
+          <w:szCs w:val="28"/>
+          <w:vertAlign w:val="subscript"/>
+          <w:lang w:val="en-US"/>
+        </w:rPr>
+        <w:t>kj</w:t>
+      </w:r>
+      <w:r>
+        <w:rPr>
+          <w:i/>
+          <w:iCs/>
+          <w:sz w:val="28"/>
+          <w:szCs w:val="28"/>
+          <w:lang w:val="en-US"/>
+        </w:rPr>
+        <w:t xml:space="preserve"> - 1)) * (2 * e</w:t>
+      </w:r>
+      <w:r>
+        <w:rPr>
+          <w:i/>
+          <w:iCs/>
+          <w:sz w:val="28"/>
+          <w:szCs w:val="28"/>
+          <w:vertAlign w:val="subscript"/>
+          <w:lang w:val="en-US"/>
+        </w:rPr>
+        <w:t>k</w:t>
+      </w:r>
+      <w:r>
+        <w:rPr>
+          <w:i/>
+          <w:iCs/>
+          <w:sz w:val="28"/>
+          <w:szCs w:val="28"/>
+          <w:lang w:val="en-US"/>
+        </w:rPr>
+        <w:t xml:space="preserve"> - 1) * e</w:t>
+      </w:r>
+      <w:r>
+        <w:rPr>
+          <w:i/>
+          <w:iCs/>
+          <w:sz w:val="28"/>
+          <w:szCs w:val="28"/>
+          <w:vertAlign w:val="subscript"/>
+          <w:lang w:val="en-US"/>
+        </w:rPr>
+        <w:t>k</w:t>
+      </w:r>
+      <w:r>
+        <w:rPr>
+          <w:i/>
+          <w:iCs/>
+          <w:sz w:val="28"/>
+          <w:szCs w:val="28"/>
+          <w:lang w:val="en-US"/>
+        </w:rPr>
+        <w:t xml:space="preserve"> + (1 + b</w:t>
+      </w:r>
+      <w:r>
+        <w:rPr>
+          <w:i/>
+          <w:iCs/>
+          <w:sz w:val="28"/>
+          <w:szCs w:val="28"/>
+          <w:vertAlign w:val="subscript"/>
+          <w:lang w:val="en-US"/>
+        </w:rPr>
+        <w:t>kj</w:t>
+      </w:r>
+      <w:r>
+        <w:rPr>
+          <w:i/>
+          <w:iCs/>
+          <w:sz w:val="28"/>
+          <w:szCs w:val="28"/>
+          <w:lang w:val="en-US"/>
+        </w:rPr>
+        <w:t xml:space="preserve"> * (a</w:t>
+      </w:r>
+      <w:r>
+        <w:rPr>
+          <w:i/>
+          <w:iCs/>
+          <w:sz w:val="28"/>
+          <w:szCs w:val="28"/>
+          <w:vertAlign w:val="subscript"/>
+          <w:lang w:val="en-US"/>
+        </w:rPr>
+        <w:t>ik</w:t>
+      </w:r>
+      <w:r>
+        <w:rPr>
+          <w:i/>
+          <w:iCs/>
+          <w:sz w:val="28"/>
+          <w:szCs w:val="28"/>
+          <w:lang w:val="en-US"/>
+        </w:rPr>
+        <w:t xml:space="preserve"> - 1)) * (1+ (4 * (1 + a</w:t>
+      </w:r>
+      <w:r>
+        <w:rPr>
+          <w:i/>
+          <w:iCs/>
+          <w:sz w:val="28"/>
+          <w:szCs w:val="28"/>
+          <w:vertAlign w:val="subscript"/>
+          <w:lang w:val="en-US"/>
+        </w:rPr>
+        <w:t>ik</w:t>
+      </w:r>
+      <w:r>
+        <w:rPr>
+          <w:i/>
+          <w:iCs/>
+          <w:sz w:val="28"/>
+          <w:szCs w:val="28"/>
+          <w:lang w:val="en-US"/>
+        </w:rPr>
+        <w:t xml:space="preserve"> * (b</w:t>
+      </w:r>
+      <w:r>
+        <w:rPr>
+          <w:i/>
+          <w:iCs/>
+          <w:sz w:val="28"/>
+          <w:szCs w:val="28"/>
+          <w:vertAlign w:val="subscript"/>
+          <w:lang w:val="en-US"/>
+        </w:rPr>
+        <w:t>kj</w:t>
+      </w:r>
+      <w:r>
+        <w:rPr>
+          <w:i/>
+          <w:iCs/>
+          <w:sz w:val="28"/>
+          <w:szCs w:val="28"/>
+          <w:lang w:val="en-US"/>
+        </w:rPr>
+        <w:t xml:space="preserve"> - 1)) - 2) * e</w:t>
+      </w:r>
+      <w:r>
+        <w:rPr>
+          <w:i/>
+          <w:iCs/>
+          <w:sz w:val="28"/>
+          <w:szCs w:val="28"/>
+          <w:vertAlign w:val="subscript"/>
+          <w:lang w:val="en-US"/>
+        </w:rPr>
+        <w:t>k</w:t>
+      </w:r>
+      <w:r>
+        <w:rPr>
+          <w:i/>
+          <w:iCs/>
+          <w:sz w:val="28"/>
+          <w:szCs w:val="28"/>
+          <w:lang w:val="en-US"/>
+        </w:rPr>
+        <w:t>)* (1 - e</w:t>
+      </w:r>
+      <w:r>
+        <w:rPr>
+          <w:i/>
+          <w:iCs/>
+          <w:sz w:val="28"/>
+          <w:szCs w:val="28"/>
+          <w:vertAlign w:val="subscript"/>
+          <w:lang w:val="en-US"/>
+        </w:rPr>
+        <w:t>k</w:t>
+      </w:r>
+      <w:r>
+        <w:rPr>
+          <w:i/>
+          <w:iCs/>
+          <w:sz w:val="28"/>
+          <w:szCs w:val="28"/>
+          <w:lang w:val="en-US"/>
+        </w:rPr>
+        <w:t>)</w:t>
+      </w:r>
+    </w:p>
+    <w:p>
+      <w:pPr>
+        <w:ind w:left="360"/>
+        <w:rPr>
+          <w:i/>
+          <w:iCs/>
+          <w:sz w:val="28"/>
+          <w:szCs w:val="28"/>
+          <w:lang w:val="en-US"/>
+        </w:rPr>
+      </w:pPr>
+      <w:r>
+        <w:rPr>
+          <w:i/>
+          <w:iCs/>
+          <w:sz w:val="28"/>
+          <w:szCs w:val="28"/>
+          <w:lang w:val="en-US"/>
+        </w:rPr>
+        <w:t>f</w:t>
+      </w:r>
+      <w:r>
+        <w:rPr>
+          <w:i/>
+          <w:iCs/>
+          <w:sz w:val="28"/>
+          <w:szCs w:val="28"/>
+          <w:vertAlign w:val="subscript"/>
+          <w:lang w:val="en-US"/>
+        </w:rPr>
+        <w:t>000</w:t>
+      </w:r>
+      <w:r>
+        <w:rPr>
+          <w:i/>
+          <w:iCs/>
+          <w:sz w:val="28"/>
+          <w:szCs w:val="28"/>
+          <w:lang w:val="en-US"/>
+        </w:rPr>
+        <w:t xml:space="preserve"> = (1 + a</w:t>
+      </w:r>
+      <w:r>
+        <w:rPr>
+          <w:i/>
+          <w:iCs/>
+          <w:sz w:val="28"/>
+          <w:szCs w:val="28"/>
+          <w:vertAlign w:val="subscript"/>
+          <w:lang w:val="en-US"/>
+        </w:rPr>
+        <w:t>00</w:t>
+      </w:r>
+      <w:r>
+        <w:rPr>
+          <w:i/>
+          <w:iCs/>
+          <w:sz w:val="28"/>
+          <w:szCs w:val="28"/>
+          <w:lang w:val="en-US"/>
+        </w:rPr>
+        <w:t xml:space="preserve"> * (b</w:t>
+      </w:r>
+      <w:r>
+        <w:rPr>
+          <w:i/>
+          <w:iCs/>
+          <w:sz w:val="28"/>
+          <w:szCs w:val="28"/>
+          <w:vertAlign w:val="subscript"/>
+          <w:lang w:val="en-US"/>
+        </w:rPr>
+        <w:t>00</w:t>
+      </w:r>
+      <w:r>
+        <w:rPr>
+          <w:i/>
+          <w:iCs/>
+          <w:sz w:val="28"/>
+          <w:szCs w:val="28"/>
+          <w:lang w:val="en-US"/>
+        </w:rPr>
+        <w:t xml:space="preserve"> - 1)) * (2 * e</w:t>
+      </w:r>
+      <w:r>
+        <w:rPr>
+          <w:i/>
+          <w:iCs/>
+          <w:sz w:val="28"/>
+          <w:szCs w:val="28"/>
+          <w:vertAlign w:val="subscript"/>
+          <w:lang w:val="en-US"/>
+        </w:rPr>
+        <w:t>0</w:t>
+      </w:r>
+      <w:r>
+        <w:rPr>
+          <w:i/>
+          <w:iCs/>
+          <w:sz w:val="28"/>
+          <w:szCs w:val="28"/>
+          <w:lang w:val="en-US"/>
+        </w:rPr>
+        <w:t xml:space="preserve"> - 1) * e</w:t>
+      </w:r>
+      <w:r>
+        <w:rPr>
+          <w:i/>
+          <w:iCs/>
+          <w:sz w:val="28"/>
+          <w:szCs w:val="28"/>
+          <w:vertAlign w:val="subscript"/>
+          <w:lang w:val="en-US"/>
+        </w:rPr>
+        <w:t>0</w:t>
+      </w:r>
+      <w:r>
+        <w:rPr>
+          <w:i/>
+          <w:iCs/>
+          <w:sz w:val="28"/>
+          <w:szCs w:val="28"/>
+          <w:lang w:val="en-US"/>
+        </w:rPr>
+        <w:t xml:space="preserve"> + (1 + b</w:t>
+      </w:r>
+      <w:r>
+        <w:rPr>
+          <w:i/>
+          <w:iCs/>
+          <w:sz w:val="28"/>
+          <w:szCs w:val="28"/>
+          <w:vertAlign w:val="subscript"/>
+          <w:lang w:val="en-US"/>
+        </w:rPr>
+        <w:t>00</w:t>
+      </w:r>
+      <w:r>
+        <w:rPr>
+          <w:i/>
+          <w:iCs/>
+          <w:sz w:val="28"/>
+          <w:szCs w:val="28"/>
+          <w:lang w:val="en-US"/>
+        </w:rPr>
+        <w:t xml:space="preserve"> * (a</w:t>
+      </w:r>
+      <w:r>
+        <w:rPr>
+          <w:i/>
+          <w:iCs/>
+          <w:sz w:val="28"/>
+          <w:szCs w:val="28"/>
+          <w:vertAlign w:val="subscript"/>
+          <w:lang w:val="en-US"/>
+        </w:rPr>
+        <w:t>00</w:t>
+      </w:r>
+      <w:r>
+        <w:rPr>
+          <w:i/>
+          <w:iCs/>
+          <w:sz w:val="28"/>
+          <w:szCs w:val="28"/>
+          <w:lang w:val="en-US"/>
+        </w:rPr>
+        <w:t xml:space="preserve"> - 1)) * (1+ (4 * (1 + a</w:t>
+      </w:r>
+      <w:r>
+        <w:rPr>
+          <w:i/>
+          <w:iCs/>
+          <w:sz w:val="28"/>
+          <w:szCs w:val="28"/>
+          <w:vertAlign w:val="subscript"/>
+          <w:lang w:val="en-US"/>
+        </w:rPr>
+        <w:t>00</w:t>
+      </w:r>
+      <w:r>
+        <w:rPr>
+          <w:i/>
+          <w:iCs/>
+          <w:sz w:val="28"/>
+          <w:szCs w:val="28"/>
+          <w:lang w:val="en-US"/>
+        </w:rPr>
+        <w:t xml:space="preserve"> * (b</w:t>
+      </w:r>
+      <w:r>
+        <w:rPr>
+          <w:i/>
+          <w:iCs/>
+          <w:sz w:val="28"/>
+          <w:szCs w:val="28"/>
+          <w:vertAlign w:val="subscript"/>
+          <w:lang w:val="en-US"/>
+        </w:rPr>
+        <w:t>00</w:t>
+      </w:r>
+      <w:r>
+        <w:rPr>
+          <w:i/>
+          <w:iCs/>
+          <w:sz w:val="28"/>
+          <w:szCs w:val="28"/>
+          <w:lang w:val="en-US"/>
+        </w:rPr>
+        <w:t xml:space="preserve"> - 1)) - 2) * e</w:t>
+      </w:r>
+      <w:r>
+        <w:rPr>
+          <w:i/>
+          <w:iCs/>
+          <w:sz w:val="28"/>
+          <w:szCs w:val="28"/>
+          <w:vertAlign w:val="subscript"/>
+          <w:lang w:val="en-US"/>
+        </w:rPr>
+        <w:t>0</w:t>
+      </w:r>
+      <w:r>
+        <w:rPr>
+          <w:i/>
+          <w:iCs/>
+          <w:sz w:val="28"/>
+          <w:szCs w:val="28"/>
+          <w:lang w:val="en-US"/>
+        </w:rPr>
+        <w:t>)* (1 – e</w:t>
+      </w:r>
+      <w:r>
+        <w:rPr>
+          <w:i/>
+          <w:iCs/>
+          <w:sz w:val="28"/>
+          <w:szCs w:val="28"/>
+          <w:vertAlign w:val="subscript"/>
+          <w:lang w:val="en-US"/>
+        </w:rPr>
+        <w:t>0</w:t>
+      </w:r>
+      <w:r>
+        <w:rPr>
+          <w:i/>
+          <w:iCs/>
+          <w:sz w:val="28"/>
+          <w:szCs w:val="28"/>
+          <w:lang w:val="en-US"/>
+        </w:rPr>
+        <w:t xml:space="preserve">) = </w:t>
+      </w:r>
+      <w:r>
+        <w:rPr>
+          <w:i/>
+          <w:iCs/>
+          <w:sz w:val="28"/>
+          <w:szCs w:val="28"/>
+          <w:lang w:val="en-US"/>
+        </w:rPr>
+        <w:t>1,014652</w:t>
+      </w:r>
+      <w:r>
+        <w:rPr>
+          <w:i/>
+          <w:iCs/>
+          <w:sz w:val="28"/>
+          <w:szCs w:val="28"/>
+          <w:lang w:val="en-US"/>
+        </w:rPr>
+        <w:t xml:space="preserve"> * </w:t>
+      </w:r>
+      <w:r>
+        <w:rPr>
+          <w:i/>
+          <w:iCs/>
+          <w:sz w:val="28"/>
+          <w:szCs w:val="28"/>
+          <w:lang w:val="en-US"/>
+        </w:rPr>
+        <w:t>0,691642</w:t>
+      </w:r>
+      <w:r>
+        <w:rPr>
+          <w:i/>
+          <w:iCs/>
+          <w:sz w:val="28"/>
+          <w:szCs w:val="28"/>
+          <w:lang w:val="en-US"/>
+        </w:rPr>
+        <w:t xml:space="preserve"> – </w:t>
+      </w:r>
+      <w:r>
+        <w:rPr>
+          <w:i/>
+          <w:iCs/>
+          <w:sz w:val="28"/>
+          <w:szCs w:val="28"/>
+          <w:lang w:val="en-US"/>
+        </w:rPr>
+        <w:t>0,063652</w:t>
+      </w:r>
+      <w:r>
+        <w:rPr>
+          <w:i/>
+          <w:iCs/>
+          <w:sz w:val="28"/>
+          <w:szCs w:val="28"/>
+          <w:lang w:val="en-US"/>
+        </w:rPr>
+        <w:t xml:space="preserve"> * </w:t>
+      </w:r>
+      <w:r>
+        <w:rPr>
+          <w:i/>
+          <w:iCs/>
+          <w:sz w:val="28"/>
+          <w:szCs w:val="28"/>
+          <w:lang w:val="en-US"/>
+        </w:rPr>
+        <w:t>0,199201488</w:t>
+      </w:r>
+      <w:r>
+        <w:rPr>
+          <w:i/>
+          <w:iCs/>
+          <w:sz w:val="28"/>
+          <w:szCs w:val="28"/>
+          <w:lang w:val="en-US"/>
+        </w:rPr>
+        <w:t xml:space="preserve"> * </w:t>
+      </w:r>
+      <w:r>
+        <w:rPr>
+          <w:i/>
+          <w:iCs/>
+          <w:sz w:val="28"/>
+          <w:szCs w:val="28"/>
+          <w:lang w:val="en-US"/>
+        </w:rPr>
+        <w:t>1,389</w:t>
+      </w:r>
+      <w:r>
+        <w:rPr>
+          <w:i/>
+          <w:iCs/>
+          <w:sz w:val="28"/>
+          <w:szCs w:val="28"/>
+          <w:lang w:val="en-US"/>
+        </w:rPr>
+        <w:t xml:space="preserve"> = </w:t>
+      </w:r>
+      <w:r>
+        <w:rPr>
+          <w:i/>
+          <w:iCs/>
+          <w:sz w:val="28"/>
+          <w:szCs w:val="28"/>
+          <w:lang w:val="en-US"/>
+        </w:rPr>
+        <w:t>0,719387866</w:t>
+      </w:r>
+    </w:p>
+    <w:p>
+      <w:pPr>
+        <w:ind w:left="360"/>
+        <w:rPr>
+          <w:i/>
+          <w:iCs/>
+          <w:sz w:val="28"/>
+          <w:szCs w:val="28"/>
+          <w:lang w:val="en-US"/>
+        </w:rPr>
+      </w:pPr>
+      <w:r>
+        <w:rPr>
+          <w:i/>
+          <w:iCs/>
+          <w:sz w:val="28"/>
+          <w:szCs w:val="28"/>
+          <w:lang w:val="en-US"/>
+        </w:rPr>
+        <w:t>f</w:t>
+      </w:r>
+      <w:r>
+        <w:rPr>
+          <w:i/>
+          <w:iCs/>
+          <w:sz w:val="28"/>
+          <w:szCs w:val="28"/>
+          <w:vertAlign w:val="subscript"/>
+          <w:lang w:val="en-US"/>
+        </w:rPr>
+        <w:t>00</w:t>
+      </w:r>
+      <w:r>
+        <w:rPr>
+          <w:i/>
+          <w:iCs/>
+          <w:sz w:val="28"/>
+          <w:szCs w:val="28"/>
+          <w:vertAlign w:val="subscript"/>
+          <w:lang w:val="en-US"/>
+        </w:rPr>
+        <w:t>1</w:t>
+      </w:r>
+      <w:r>
+        <w:rPr>
+          <w:i/>
+          <w:iCs/>
+          <w:sz w:val="28"/>
+          <w:szCs w:val="28"/>
+          <w:lang w:val="en-US"/>
+        </w:rPr>
+        <w:t xml:space="preserve"> = (1 + a</w:t>
+      </w:r>
+      <w:r>
+        <w:rPr>
+          <w:i/>
+          <w:iCs/>
+          <w:sz w:val="28"/>
+          <w:szCs w:val="28"/>
+          <w:vertAlign w:val="subscript"/>
+          <w:lang w:val="en-US"/>
+        </w:rPr>
+        <w:t>01</w:t>
+      </w:r>
+      <w:r>
+        <w:rPr>
+          <w:i/>
+          <w:iCs/>
+          <w:sz w:val="28"/>
+          <w:szCs w:val="28"/>
+          <w:lang w:val="en-US"/>
+        </w:rPr>
+        <w:t xml:space="preserve"> * (b</w:t>
+      </w:r>
+      <w:r>
+        <w:rPr>
+          <w:i/>
+          <w:iCs/>
+          <w:sz w:val="28"/>
+          <w:szCs w:val="28"/>
+          <w:vertAlign w:val="subscript"/>
+          <w:lang w:val="en-US"/>
+        </w:rPr>
+        <w:t>10</w:t>
+      </w:r>
+      <w:r>
+        <w:rPr>
+          <w:i/>
+          <w:iCs/>
+          <w:sz w:val="28"/>
+          <w:szCs w:val="28"/>
+          <w:lang w:val="en-US"/>
+        </w:rPr>
+        <w:t xml:space="preserve"> - 1)) * (2 * e</w:t>
+      </w:r>
+      <w:r>
+        <w:rPr>
+          <w:i/>
+          <w:iCs/>
+          <w:sz w:val="28"/>
+          <w:szCs w:val="28"/>
+          <w:vertAlign w:val="subscript"/>
+          <w:lang w:val="en-US"/>
+        </w:rPr>
+        <w:t>1</w:t>
+      </w:r>
+      <w:r>
+        <w:rPr>
+          <w:i/>
+          <w:iCs/>
+          <w:sz w:val="28"/>
+          <w:szCs w:val="28"/>
+          <w:lang w:val="en-US"/>
+        </w:rPr>
+        <w:t xml:space="preserve"> - 1) * e</w:t>
+      </w:r>
+      <w:r>
+        <w:rPr>
+          <w:i/>
+          <w:iCs/>
+          <w:sz w:val="28"/>
+          <w:szCs w:val="28"/>
+          <w:vertAlign w:val="subscript"/>
+          <w:lang w:val="en-US"/>
+        </w:rPr>
+        <w:t>1</w:t>
+      </w:r>
+      <w:r>
+        <w:rPr>
+          <w:i/>
+          <w:iCs/>
+          <w:sz w:val="28"/>
+          <w:szCs w:val="28"/>
+          <w:lang w:val="en-US"/>
+        </w:rPr>
+        <w:t xml:space="preserve"> + (1 + b</w:t>
+      </w:r>
+      <w:r>
+        <w:rPr>
+          <w:i/>
+          <w:iCs/>
+          <w:sz w:val="28"/>
+          <w:szCs w:val="28"/>
+          <w:vertAlign w:val="subscript"/>
+          <w:lang w:val="en-US"/>
+        </w:rPr>
+        <w:t>10</w:t>
+      </w:r>
+      <w:r>
+        <w:rPr>
+          <w:i/>
+          <w:iCs/>
+          <w:sz w:val="28"/>
+          <w:szCs w:val="28"/>
+          <w:lang w:val="en-US"/>
+        </w:rPr>
+        <w:t xml:space="preserve"> * (a</w:t>
+      </w:r>
+      <w:r>
+        <w:rPr>
+          <w:i/>
+          <w:iCs/>
+          <w:sz w:val="28"/>
+          <w:szCs w:val="28"/>
+          <w:vertAlign w:val="subscript"/>
+          <w:lang w:val="en-US"/>
+        </w:rPr>
+        <w:t>01</w:t>
+      </w:r>
+      <w:r>
+        <w:rPr>
+          <w:i/>
+          <w:iCs/>
+          <w:sz w:val="28"/>
+          <w:szCs w:val="28"/>
+          <w:lang w:val="en-US"/>
+        </w:rPr>
+        <w:t xml:space="preserve"> - 1)) * (1+ (4 * (1 + a</w:t>
+      </w:r>
+      <w:r>
+        <w:rPr>
+          <w:i/>
+          <w:iCs/>
+          <w:sz w:val="28"/>
+          <w:szCs w:val="28"/>
+          <w:vertAlign w:val="subscript"/>
+          <w:lang w:val="en-US"/>
+        </w:rPr>
+        <w:t>01</w:t>
+      </w:r>
+      <w:r>
+        <w:rPr>
+          <w:i/>
+          <w:iCs/>
+          <w:sz w:val="28"/>
+          <w:szCs w:val="28"/>
+          <w:lang w:val="en-US"/>
+        </w:rPr>
+        <w:t xml:space="preserve"> * (b</w:t>
+      </w:r>
+      <w:r>
+        <w:rPr>
+          <w:i/>
+          <w:iCs/>
+          <w:sz w:val="28"/>
+          <w:szCs w:val="28"/>
+          <w:vertAlign w:val="subscript"/>
+          <w:lang w:val="en-US"/>
+        </w:rPr>
+        <w:t>10</w:t>
+      </w:r>
+      <w:r>
+        <w:rPr>
+          <w:i/>
+          <w:iCs/>
+          <w:sz w:val="28"/>
+          <w:szCs w:val="28"/>
+          <w:lang w:val="en-US"/>
+        </w:rPr>
+        <w:t xml:space="preserve"> - 1)) - 2) * e</w:t>
+      </w:r>
+      <w:r>
+        <w:rPr>
+          <w:i/>
+          <w:iCs/>
+          <w:sz w:val="28"/>
+          <w:szCs w:val="28"/>
+          <w:vertAlign w:val="subscript"/>
+          <w:lang w:val="en-US"/>
+        </w:rPr>
+        <w:t>1</w:t>
+      </w:r>
+      <w:r>
+        <w:rPr>
+          <w:i/>
+          <w:iCs/>
+          <w:sz w:val="28"/>
+          <w:szCs w:val="28"/>
+          <w:lang w:val="en-US"/>
+        </w:rPr>
+        <w:t>)* (1 – e</w:t>
+      </w:r>
+      <w:r>
+        <w:rPr>
+          <w:i/>
+          <w:iCs/>
+          <w:sz w:val="28"/>
+          <w:szCs w:val="28"/>
+          <w:vertAlign w:val="subscript"/>
+          <w:lang w:val="en-US"/>
+        </w:rPr>
+        <w:t>1</w:t>
+      </w:r>
+      <w:r>
+        <w:rPr>
+          <w:i/>
+          <w:iCs/>
+          <w:sz w:val="28"/>
+          <w:szCs w:val="28"/>
+          <w:lang w:val="en-US"/>
+        </w:rPr>
+        <w:t xml:space="preserve">) = </w:t>
+      </w:r>
+      <w:r>
+        <w:rPr>
+          <w:i/>
+          <w:iCs/>
+          <w:sz w:val="28"/>
+          <w:szCs w:val="28"/>
+          <w:lang w:val="en-US"/>
+        </w:rPr>
+        <w:t>0,93522</w:t>
+      </w:r>
+      <w:r>
+        <w:rPr>
+          <w:i/>
+          <w:iCs/>
+          <w:sz w:val="28"/>
+          <w:szCs w:val="28"/>
+          <w:lang w:val="en-US"/>
+        </w:rPr>
+        <w:t xml:space="preserve"> * </w:t>
+      </w:r>
+      <w:r>
+        <w:rPr>
+          <w:i/>
+          <w:iCs/>
+          <w:sz w:val="28"/>
+          <w:szCs w:val="28"/>
+          <w:lang w:val="en-US"/>
+        </w:rPr>
+        <w:t>1,951722</w:t>
+      </w:r>
+      <w:r>
+        <w:rPr>
+          <w:i/>
+          <w:iCs/>
+          <w:sz w:val="28"/>
+          <w:szCs w:val="28"/>
+          <w:lang w:val="en-US"/>
+        </w:rPr>
+        <w:t xml:space="preserve"> – </w:t>
+      </w:r>
+      <w:r>
+        <w:rPr>
+          <w:i/>
+          <w:iCs/>
+          <w:sz w:val="28"/>
+          <w:szCs w:val="28"/>
+          <w:lang w:val="en-US"/>
+        </w:rPr>
+        <w:t>0,83422</w:t>
+      </w:r>
+      <w:r>
+        <w:rPr>
+          <w:i/>
+          <w:iCs/>
+          <w:sz w:val="28"/>
+          <w:szCs w:val="28"/>
+          <w:lang w:val="en-US"/>
+        </w:rPr>
+        <w:t xml:space="preserve"> * </w:t>
+      </w:r>
+      <w:r>
+        <w:rPr>
+          <w:i/>
+          <w:iCs/>
+          <w:sz w:val="28"/>
+          <w:szCs w:val="28"/>
+          <w:lang w:val="en-US"/>
+        </w:rPr>
+        <w:t>-0,33873672</w:t>
+      </w:r>
+      <w:r>
+        <w:rPr>
+          <w:i/>
+          <w:iCs/>
+          <w:sz w:val="28"/>
+          <w:szCs w:val="28"/>
+          <w:lang w:val="en-US"/>
+        </w:rPr>
+        <w:t xml:space="preserve"> * </w:t>
+      </w:r>
+      <w:r>
+        <w:rPr>
+          <w:i/>
+          <w:iCs/>
+          <w:sz w:val="28"/>
+          <w:szCs w:val="28"/>
+          <w:lang w:val="en-US"/>
+        </w:rPr>
+        <w:t>1,769</w:t>
+      </w:r>
+      <w:r>
+        <w:rPr>
+          <w:i/>
+          <w:iCs/>
+          <w:sz w:val="28"/>
+          <w:szCs w:val="28"/>
+          <w:lang w:val="en-US"/>
+        </w:rPr>
+        <w:t xml:space="preserve"> = </w:t>
+      </w:r>
+      <w:r>
+        <w:rPr>
+          <w:i/>
+          <w:iCs/>
+          <w:sz w:val="28"/>
+          <w:szCs w:val="28"/>
+          <w:lang w:val="en-US"/>
+        </w:rPr>
+        <w:t>1,325403754</w:t>
+      </w:r>
+    </w:p>
+    <w:p>
+      <w:pPr>
+        <w:ind w:left="360"/>
+        <w:rPr>
+          <w:i/>
+          <w:iCs/>
+          <w:sz w:val="28"/>
+          <w:szCs w:val="28"/>
+          <w:lang w:val="en-US"/>
+        </w:rPr>
+      </w:pPr>
+    </w:p>
+    <w:tbl>
+      <w:tblPr>
+        <w:tblStyle w:val="a9"/>
+        <w:tblW w:w="0" w:type="auto"/>
+        <w:tblInd w:w="360" w:type="dxa"/>
+        <w:tblBorders>
+          <w:top w:val="none" w:sz="0" w:space="0" w:color="auto"/>
+          <w:left w:val="none" w:sz="0" w:space="0" w:color="auto"/>
+          <w:bottom w:val="none" w:sz="0" w:space="0" w:color="auto"/>
+          <w:right w:val="none" w:sz="0" w:space="0" w:color="auto"/>
+          <w:insideH w:val="none" w:sz="0" w:space="0" w:color="auto"/>
+          <w:insideV w:val="none" w:sz="0" w:space="0" w:color="auto"/>
+        </w:tblBorders>
+        <w:tblLook w:val="04A0" w:firstRow="1" w:lastRow="0" w:firstColumn="1" w:lastColumn="0" w:noHBand="0" w:noVBand="1"/>
+      </w:tblPr>
+      <w:tblGrid>
+        <w:gridCol w:w="769"/>
+        <w:gridCol w:w="8216"/>
+      </w:tblGrid>
+      <w:tr>
+        <w:tc>
+          <w:tcPr>
+            <w:tcW w:w="769" w:type="dxa"/>
+          </w:tcPr>
+          <w:p>
+            <w:pPr>
+              <w:rPr>
+                <w:i/>
+                <w:iCs/>
+                <w:sz w:val="28"/>
+                <w:szCs w:val="28"/>
+                <w:lang w:val="en-US"/>
+              </w:rPr>
+            </w:pPr>
+            <w:r>
+              <w:rPr>
+                <w:i/>
+                <w:iCs/>
+                <w:noProof/>
+                <w:sz w:val="28"/>
+                <w:szCs w:val="28"/>
+                <w:lang w:val="en-US"/>
+              </w:rPr>
+              <w:drawing>
+                <wp:inline distT="0" distB="0" distL="0" distR="0" wp14:anchorId="5025B259" wp14:editId="5137E93B">
+                  <wp:extent cx="312420" cy="258347"/>
+                  <wp:effectExtent l="0" t="0" r="0" b="8890"/>
+                  <wp:docPr id="1731244013" name="Рисунок 1731244013"/>
+                  <wp:cNvGraphicFramePr>
+                    <a:graphicFrameLocks xmlns:a="http://schemas.openxmlformats.org/drawingml/2006/main" noChangeAspect="1"/>
+                  </wp:cNvGraphicFramePr>
+                  <a:graphic xmlns:a="http://schemas.openxmlformats.org/drawingml/2006/main">
+                    <a:graphicData uri="http://schemas.openxmlformats.org/drawingml/2006/picture">
+                      <pic:pic xmlns:pic="http://schemas.openxmlformats.org/drawingml/2006/picture">
+                        <pic:nvPicPr>
+                          <pic:cNvPr id="1" name=""/>
+                          <pic:cNvPicPr/>
+                        </pic:nvPicPr>
+                        <pic:blipFill>
+                          <a:blip r:embed="rId25"/>
+                          <a:stretch>
+                            <a:fillRect/>
+                          </a:stretch>
+                        </pic:blipFill>
+                        <pic:spPr>
+                          <a:xfrm>
+                            <a:off x="0" y="0"/>
+                            <a:ext cx="315342" cy="260763"/>
+                          </a:xfrm>
+                          <a:prstGeom prst="rect">
+                            <a:avLst/>
+                          </a:prstGeom>
+                        </pic:spPr>
+                      </pic:pic>
+                    </a:graphicData>
+                  </a:graphic>
+                </wp:inline>
+              </w:drawing>
+            </w:r>
+          </w:p>
+        </w:tc>
+        <w:tc>
+          <w:tcPr>
+            <w:tcW w:w="8216" w:type="dxa"/>
+          </w:tcPr>
+          <w:p>
+            <w:pPr>
+              <w:rPr>
+                <w:i/>
+                <w:iCs/>
+                <w:sz w:val="28"/>
+                <w:szCs w:val="28"/>
+                <w:lang w:val="en-US"/>
+              </w:rPr>
+            </w:pPr>
+            <w:r>
+              <w:rPr>
+                <w:i/>
+                <w:iCs/>
+                <w:sz w:val="28"/>
+                <w:szCs w:val="28"/>
+              </w:rPr>
+              <w:t xml:space="preserve">= </w:t>
+            </w:r>
+            <w:r>
+              <w:rPr>
+                <w:i/>
+                <w:iCs/>
+                <w:sz w:val="28"/>
+                <w:szCs w:val="28"/>
+                <w:lang w:val="en-US"/>
+              </w:rPr>
+              <w:t>f</w:t>
+            </w:r>
+            <w:r>
+              <w:rPr>
+                <w:i/>
+                <w:iCs/>
+                <w:sz w:val="28"/>
+                <w:szCs w:val="28"/>
+                <w:vertAlign w:val="subscript"/>
+              </w:rPr>
+              <w:t>000</w:t>
+            </w:r>
+            <w:r>
+              <w:rPr>
+                <w:i/>
+                <w:iCs/>
+                <w:sz w:val="28"/>
+                <w:szCs w:val="28"/>
+              </w:rPr>
+              <w:t xml:space="preserve"> * </w:t>
+            </w:r>
+            <w:r>
+              <w:rPr>
+                <w:i/>
+                <w:iCs/>
+                <w:sz w:val="28"/>
+                <w:szCs w:val="28"/>
+                <w:lang w:val="en-US"/>
+              </w:rPr>
+              <w:t>f</w:t>
+            </w:r>
+            <w:r>
+              <w:rPr>
+                <w:i/>
+                <w:iCs/>
+                <w:sz w:val="28"/>
+                <w:szCs w:val="28"/>
+                <w:vertAlign w:val="subscript"/>
+              </w:rPr>
+              <w:t xml:space="preserve">001 </w:t>
+            </w:r>
+            <w:r>
+              <w:rPr>
+                <w:i/>
+                <w:iCs/>
+                <w:sz w:val="28"/>
+                <w:szCs w:val="28"/>
+              </w:rPr>
+              <w:t xml:space="preserve">= </w:t>
+            </w:r>
+            <w:r>
+              <w:rPr>
+                <w:i/>
+                <w:iCs/>
+                <w:sz w:val="28"/>
+                <w:szCs w:val="28"/>
+              </w:rPr>
+              <w:t>0,953479378</w:t>
+            </w:r>
+          </w:p>
+        </w:tc>
+      </w:tr>
+    </w:tbl>
+    <w:p>
+      <w:pPr>
+        <w:rPr>
+          <w:i/>
+          <w:iCs/>
+          <w:sz w:val="28"/>
+          <w:szCs w:val="28"/>
+          <w:lang w:val="en-US"/>
+        </w:rPr>
+      </w:pPr>
+    </w:p>
+    <w:p>
+      <w:pPr>
+        <w:ind w:left="360"/>
+        <w:rPr>
+          <w:i/>
+          <w:iCs/>
+          <w:sz w:val="28"/>
+          <w:szCs w:val="28"/>
+          <w:lang w:val="en-US"/>
+        </w:rPr>
+      </w:pPr>
+      <w:r>
+        <w:rPr>
+          <w:i/>
+          <w:iCs/>
+          <w:sz w:val="28"/>
+          <w:szCs w:val="28"/>
+          <w:lang w:val="en-US"/>
+        </w:rPr>
+        <w:t>c</w:t>
+      </w:r>
+      <w:r>
+        <w:rPr>
+          <w:i/>
+          <w:iCs/>
+          <w:sz w:val="28"/>
+          <w:szCs w:val="28"/>
+          <w:vertAlign w:val="subscript"/>
+          <w:lang w:val="en-US"/>
+        </w:rPr>
+        <w:t xml:space="preserve">ij </w:t>
+      </w:r>
+      <w:r>
+        <w:rPr>
+          <w:i/>
+          <w:iCs/>
+          <w:sz w:val="28"/>
+          <w:szCs w:val="28"/>
+          <w:lang w:val="en-US"/>
+        </w:rPr>
+        <w:t xml:space="preserve">= </w:t>
+      </w:r>
+      <w:r>
+        <w:rPr>
+          <w:i/>
+          <w:iCs/>
+          <w:noProof/>
+          <w:sz w:val="28"/>
+          <w:szCs w:val="28"/>
+          <w:lang w:val="en-US"/>
+        </w:rPr>
+        <w:drawing>
+          <wp:inline distT="0" distB="0" distL="0" distR="0" wp14:anchorId="68FB61A9" wp14:editId="0EDE7973">
+            <wp:extent cx="312420" cy="258347"/>
+            <wp:effectExtent l="0" t="0" r="0" b="8890"/>
+            <wp:docPr id="708306166" name="Рисунок 708306166"/>
+            <wp:cNvGraphicFramePr>
+              <a:graphicFrameLocks xmlns:a="http://schemas.openxmlformats.org/drawingml/2006/main" noChangeAspect="1"/>
+            </wp:cNvGraphicFramePr>
+            <a:graphic xmlns:a="http://schemas.openxmlformats.org/drawingml/2006/main">
+              <a:graphicData uri="http://schemas.openxmlformats.org/drawingml/2006/picture">
+                <pic:pic xmlns:pic="http://schemas.openxmlformats.org/drawingml/2006/picture">
+                  <pic:nvPicPr>
+                    <pic:cNvPr id="1" name=""/>
+                    <pic:cNvPicPr/>
+                  </pic:nvPicPr>
+                  <pic:blipFill>
+                    <a:blip r:embed="rId25"/>
+                    <a:stretch>
+                      <a:fillRect/>
+                    </a:stretch>
+                  </pic:blipFill>
+                  <pic:spPr>
+                    <a:xfrm>
+                      <a:off x="0" y="0"/>
+                      <a:ext cx="315342" cy="260763"/>
+                    </a:xfrm>
+                    <a:prstGeom prst="rect">
+                      <a:avLst/>
+                    </a:prstGeom>
+                  </pic:spPr>
+                </pic:pic>
+              </a:graphicData>
+            </a:graphic>
+          </wp:inline>
+        </w:drawing>
+      </w:r>
+      <w:r>
+        <w:rPr>
+          <w:i/>
+          <w:iCs/>
+          <w:sz w:val="28"/>
+          <w:szCs w:val="28"/>
+          <w:lang w:val="en-US"/>
+        </w:rPr>
+        <w:t xml:space="preserve"> *</w:t>
+      </w:r>
+      <w:r>
+        <w:rPr>
+          <w:i/>
+          <w:iCs/>
+          <w:sz w:val="28"/>
+          <w:szCs w:val="28"/>
+          <w:lang w:val="en-US"/>
+        </w:rPr>
+        <w:t xml:space="preserve"> (3 * g</w:t>
+      </w:r>
+      <w:r>
+        <w:rPr>
+          <w:i/>
+          <w:iCs/>
+          <w:sz w:val="28"/>
+          <w:szCs w:val="28"/>
+          <w:vertAlign w:val="subscript"/>
+          <w:lang w:val="en-US"/>
+        </w:rPr>
+        <w:t>ij</w:t>
+      </w:r>
+      <w:r>
+        <w:rPr>
+          <w:i/>
+          <w:iCs/>
+          <w:sz w:val="28"/>
+          <w:szCs w:val="28"/>
+          <w:lang w:val="en-US"/>
+        </w:rPr>
+        <w:t xml:space="preserve"> - 2) * g</w:t>
+      </w:r>
+      <w:r>
+        <w:rPr>
+          <w:i/>
+          <w:iCs/>
+          <w:sz w:val="28"/>
+          <w:szCs w:val="28"/>
+          <w:vertAlign w:val="subscript"/>
+          <w:lang w:val="en-US"/>
+        </w:rPr>
+        <w:t>ij</w:t>
+      </w:r>
+      <w:r>
+        <w:rPr>
+          <w:i/>
+          <w:iCs/>
+          <w:sz w:val="28"/>
+          <w:szCs w:val="28"/>
+          <w:lang w:val="en-US"/>
+        </w:rPr>
+        <w:t xml:space="preserve"> + (</w:t>
+      </w:r>
+      <w:r>
+        <w:rPr>
+          <w:i/>
+          <w:iCs/>
+          <w:noProof/>
+          <w:sz w:val="28"/>
+          <w:szCs w:val="28"/>
+          <w:lang w:val="en-US"/>
+        </w:rPr>
+        <w:drawing>
+          <wp:inline distT="0" distB="0" distL="0" distR="0" wp14:anchorId="07E5D738" wp14:editId="177E39CA">
+            <wp:extent cx="381000" cy="279796"/>
+            <wp:effectExtent l="0" t="0" r="0" b="6350"/>
+            <wp:docPr id="1929053646" name="Рисунок 1929053646"/>
+            <wp:cNvGraphicFramePr>
+              <a:graphicFrameLocks xmlns:a="http://schemas.openxmlformats.org/drawingml/2006/main" noChangeAspect="1"/>
+            </wp:cNvGraphicFramePr>
+            <a:graphic xmlns:a="http://schemas.openxmlformats.org/drawingml/2006/main">
+              <a:graphicData uri="http://schemas.openxmlformats.org/drawingml/2006/picture">
+                <pic:pic xmlns:pic="http://schemas.openxmlformats.org/drawingml/2006/picture">
+                  <pic:nvPicPr>
+                    <pic:cNvPr id="1" name=""/>
+                    <pic:cNvPicPr/>
+                  </pic:nvPicPr>
+                  <pic:blipFill>
+                    <a:blip r:embed="rId24"/>
+                    <a:stretch>
+                      <a:fillRect/>
+                    </a:stretch>
+                  </pic:blipFill>
+                  <pic:spPr>
+                    <a:xfrm>
+                      <a:off x="0" y="0"/>
+                      <a:ext cx="381000" cy="279796"/>
+                    </a:xfrm>
+                    <a:prstGeom prst="rect">
+                      <a:avLst/>
+                    </a:prstGeom>
+                  </pic:spPr>
+                </pic:pic>
+              </a:graphicData>
+            </a:graphic>
+          </wp:inline>
+        </w:drawing>
+      </w:r>
+      <w:r>
+        <w:rPr>
+          <w:i/>
+          <w:iCs/>
+          <w:sz w:val="28"/>
+          <w:szCs w:val="28"/>
+          <w:lang w:val="en-US"/>
+        </w:rPr>
+        <w:t xml:space="preserve"> + (4 * (</w:t>
+      </w:r>
+      <w:r>
+        <w:rPr>
+          <w:i/>
+          <w:iCs/>
+          <w:noProof/>
+          <w:sz w:val="28"/>
+          <w:szCs w:val="28"/>
+          <w:lang w:val="en-US"/>
+        </w:rPr>
+        <w:drawing>
+          <wp:inline distT="0" distB="0" distL="0" distR="0" wp14:anchorId="607BC7EF" wp14:editId="07B1F598">
+            <wp:extent cx="777240" cy="241416"/>
+            <wp:effectExtent l="0" t="0" r="3810" b="6350"/>
+            <wp:docPr id="683094914" name="Рисунок 683094914"/>
+            <wp:cNvGraphicFramePr>
+              <a:graphicFrameLocks xmlns:a="http://schemas.openxmlformats.org/drawingml/2006/main" noChangeAspect="1"/>
+            </wp:cNvGraphicFramePr>
+            <a:graphic xmlns:a="http://schemas.openxmlformats.org/drawingml/2006/main">
+              <a:graphicData uri="http://schemas.openxmlformats.org/drawingml/2006/picture">
+                <pic:pic xmlns:pic="http://schemas.openxmlformats.org/drawingml/2006/picture">
+                  <pic:nvPicPr>
+                    <pic:cNvPr id="1" name=""/>
+                    <pic:cNvPicPr/>
+                  </pic:nvPicPr>
+                  <pic:blipFill>
+                    <a:blip r:embed="rId26"/>
+                    <a:stretch>
+                      <a:fillRect/>
+                    </a:stretch>
+                  </pic:blipFill>
+                  <pic:spPr>
+                    <a:xfrm>
+                      <a:off x="0" y="0"/>
+                      <a:ext cx="789705" cy="245288"/>
+                    </a:xfrm>
+                    <a:prstGeom prst="rect">
+                      <a:avLst/>
+                    </a:prstGeom>
+                  </pic:spPr>
+                </pic:pic>
+              </a:graphicData>
+            </a:graphic>
+          </wp:inline>
+        </w:drawing>
+      </w:r>
+      <w:r>
+        <w:rPr>
+          <w:i/>
+          <w:iCs/>
+          <w:sz w:val="28"/>
+          <w:szCs w:val="28"/>
+          <w:lang w:val="en-US"/>
+        </w:rPr>
+        <w:t xml:space="preserve">) – 3 * </w:t>
+      </w:r>
+      <w:r>
+        <w:rPr>
+          <w:i/>
+          <w:iCs/>
+          <w:noProof/>
+          <w:sz w:val="28"/>
+          <w:szCs w:val="28"/>
+          <w:lang w:val="en-US"/>
+        </w:rPr>
+        <w:drawing>
+          <wp:inline distT="0" distB="0" distL="0" distR="0" wp14:anchorId="51276C8F" wp14:editId="707C8775">
+            <wp:extent cx="381000" cy="279796"/>
+            <wp:effectExtent l="0" t="0" r="0" b="6350"/>
+            <wp:docPr id="1317182233" name="Рисунок 1317182233"/>
+            <wp:cNvGraphicFramePr>
+              <a:graphicFrameLocks xmlns:a="http://schemas.openxmlformats.org/drawingml/2006/main" noChangeAspect="1"/>
+            </wp:cNvGraphicFramePr>
+            <a:graphic xmlns:a="http://schemas.openxmlformats.org/drawingml/2006/main">
+              <a:graphicData uri="http://schemas.openxmlformats.org/drawingml/2006/picture">
+                <pic:pic xmlns:pic="http://schemas.openxmlformats.org/drawingml/2006/picture">
+                  <pic:nvPicPr>
+                    <pic:cNvPr id="1" name=""/>
+                    <pic:cNvPicPr/>
+                  </pic:nvPicPr>
+                  <pic:blipFill>
+                    <a:blip r:embed="rId24"/>
+                    <a:stretch>
+                      <a:fillRect/>
+                    </a:stretch>
+                  </pic:blipFill>
+                  <pic:spPr>
+                    <a:xfrm>
+                      <a:off x="0" y="0"/>
+                      <a:ext cx="381000" cy="279796"/>
+                    </a:xfrm>
+                    <a:prstGeom prst="rect">
+                      <a:avLst/>
+                    </a:prstGeom>
+                  </pic:spPr>
+                </pic:pic>
+              </a:graphicData>
+            </a:graphic>
+          </wp:inline>
+        </w:drawing>
+      </w:r>
+      <w:r>
+        <w:rPr>
+          <w:i/>
+          <w:iCs/>
+          <w:sz w:val="28"/>
+          <w:szCs w:val="28"/>
+          <w:lang w:val="en-US"/>
+        </w:rPr>
+        <w:t>) * g</w:t>
+      </w:r>
+      <w:r>
+        <w:rPr>
+          <w:i/>
+          <w:iCs/>
+          <w:sz w:val="28"/>
+          <w:szCs w:val="28"/>
+          <w:vertAlign w:val="subscript"/>
+          <w:lang w:val="en-US"/>
+        </w:rPr>
+        <w:t>ij</w:t>
+      </w:r>
+      <w:r>
+        <w:rPr>
+          <w:i/>
+          <w:iCs/>
+          <w:sz w:val="28"/>
+          <w:szCs w:val="28"/>
+          <w:lang w:val="en-US"/>
+        </w:rPr>
+        <w:t>) * (1 - g</w:t>
+      </w:r>
+      <w:r>
+        <w:rPr>
+          <w:i/>
+          <w:iCs/>
+          <w:sz w:val="28"/>
+          <w:szCs w:val="28"/>
+          <w:vertAlign w:val="subscript"/>
+          <w:lang w:val="en-US"/>
+        </w:rPr>
+        <w:t>ij</w:t>
+      </w:r>
+      <w:r>
+        <w:rPr>
+          <w:i/>
+          <w:iCs/>
+          <w:sz w:val="28"/>
+          <w:szCs w:val="28"/>
+          <w:lang w:val="en-US"/>
+        </w:rPr>
+        <w:t xml:space="preserve">) </w:t>
+      </w:r>
+    </w:p>
+    <w:p>
+      <w:pPr>
+        <w:ind w:left="360"/>
+        <w:rPr>
+          <w:i/>
+          <w:iCs/>
+          <w:sz w:val="28"/>
+          <w:szCs w:val="28"/>
+        </w:rPr>
+      </w:pPr>
+      <w:r>
+        <w:rPr>
+          <w:i/>
+          <w:iCs/>
+          <w:sz w:val="28"/>
+          <w:szCs w:val="28"/>
+          <w:lang w:val="en-US"/>
+        </w:rPr>
+        <w:t>c</w:t>
+      </w:r>
+      <w:r>
+        <w:rPr>
+          <w:i/>
+          <w:iCs/>
+          <w:sz w:val="28"/>
+          <w:szCs w:val="28"/>
+          <w:vertAlign w:val="subscript"/>
+        </w:rPr>
+        <w:t>00</w:t>
+      </w:r>
+      <w:r>
+        <w:rPr>
+          <w:i/>
+          <w:iCs/>
+          <w:sz w:val="28"/>
+          <w:szCs w:val="28"/>
+        </w:rPr>
+        <w:t xml:space="preserve"> </w:t>
+      </w:r>
+      <w:r>
+        <w:rPr>
+          <w:i/>
+          <w:iCs/>
+          <w:sz w:val="28"/>
+          <w:szCs w:val="28"/>
+        </w:rPr>
+        <w:t xml:space="preserve">= </w:t>
+      </w:r>
+      <w:r>
+        <w:rPr>
+          <w:i/>
+          <w:iCs/>
+          <w:noProof/>
+          <w:sz w:val="28"/>
+          <w:szCs w:val="28"/>
+          <w:lang w:val="en-US"/>
+        </w:rPr>
+        <w:drawing>
+          <wp:inline distT="0" distB="0" distL="0" distR="0" wp14:anchorId="746587B7" wp14:editId="76146D31">
+            <wp:extent cx="335280" cy="255105"/>
+            <wp:effectExtent l="0" t="0" r="7620" b="0"/>
+            <wp:docPr id="475588773" name="Рисунок 475588773"/>
+            <wp:cNvGraphicFramePr>
+              <a:graphicFrameLocks xmlns:a="http://schemas.openxmlformats.org/drawingml/2006/main" noChangeAspect="1"/>
+            </wp:cNvGraphicFramePr>
+            <a:graphic xmlns:a="http://schemas.openxmlformats.org/drawingml/2006/main">
+              <a:graphicData uri="http://schemas.openxmlformats.org/drawingml/2006/picture">
+                <pic:pic xmlns:pic="http://schemas.openxmlformats.org/drawingml/2006/picture">
+                  <pic:nvPicPr>
+                    <pic:cNvPr id="1" name=""/>
+                    <pic:cNvPicPr/>
+                  </pic:nvPicPr>
+                  <pic:blipFill>
+                    <a:blip r:embed="rId27"/>
+                    <a:stretch>
+                      <a:fillRect/>
+                    </a:stretch>
+                  </pic:blipFill>
+                  <pic:spPr>
+                    <a:xfrm>
+                      <a:off x="0" y="0"/>
+                      <a:ext cx="340606" cy="259157"/>
+                    </a:xfrm>
+                    <a:prstGeom prst="rect">
+                      <a:avLst/>
+                    </a:prstGeom>
+                  </pic:spPr>
+                </pic:pic>
+              </a:graphicData>
+            </a:graphic>
+          </wp:inline>
+        </w:drawing>
+      </w:r>
+      <w:r>
+        <w:rPr>
+          <w:i/>
+          <w:iCs/>
+          <w:sz w:val="28"/>
+          <w:szCs w:val="28"/>
+        </w:rPr>
+        <w:t xml:space="preserve"> * (3 * </w:t>
+      </w:r>
+      <w:r>
+        <w:rPr>
+          <w:i/>
+          <w:iCs/>
+          <w:sz w:val="28"/>
+          <w:szCs w:val="28"/>
+          <w:lang w:val="en-US"/>
+        </w:rPr>
+        <w:t>g</w:t>
+      </w:r>
+      <w:r>
+        <w:rPr>
+          <w:i/>
+          <w:iCs/>
+          <w:sz w:val="28"/>
+          <w:szCs w:val="28"/>
+          <w:vertAlign w:val="subscript"/>
+        </w:rPr>
+        <w:t>00</w:t>
+      </w:r>
+      <w:r>
+        <w:rPr>
+          <w:i/>
+          <w:iCs/>
+          <w:sz w:val="28"/>
+          <w:szCs w:val="28"/>
+        </w:rPr>
+        <w:t xml:space="preserve"> - 2) * </w:t>
+      </w:r>
+      <w:r>
+        <w:rPr>
+          <w:i/>
+          <w:iCs/>
+          <w:sz w:val="28"/>
+          <w:szCs w:val="28"/>
+          <w:lang w:val="en-US"/>
+        </w:rPr>
+        <w:t>g</w:t>
+      </w:r>
+      <w:r>
+        <w:rPr>
+          <w:i/>
+          <w:iCs/>
+          <w:sz w:val="28"/>
+          <w:szCs w:val="28"/>
+          <w:vertAlign w:val="subscript"/>
+        </w:rPr>
+        <w:t>00</w:t>
+      </w:r>
+      <w:r>
+        <w:rPr>
+          <w:i/>
+          <w:iCs/>
+          <w:sz w:val="28"/>
+          <w:szCs w:val="28"/>
+        </w:rPr>
+        <w:t xml:space="preserve"> + (</w:t>
+      </w:r>
+      <w:r>
+        <w:rPr>
+          <w:i/>
+          <w:iCs/>
+          <w:noProof/>
+          <w:sz w:val="28"/>
+          <w:szCs w:val="28"/>
+          <w:lang w:val="en-US"/>
+        </w:rPr>
+        <w:drawing>
+          <wp:inline distT="0" distB="0" distL="0" distR="0" wp14:anchorId="08ADD86E" wp14:editId="1054AF88">
+            <wp:extent cx="350520" cy="220981"/>
+            <wp:effectExtent l="0" t="0" r="0" b="7620"/>
+            <wp:docPr id="497540766" name="Рисунок 497540766"/>
+            <wp:cNvGraphicFramePr>
+              <a:graphicFrameLocks xmlns:a="http://schemas.openxmlformats.org/drawingml/2006/main" noChangeAspect="1"/>
+            </wp:cNvGraphicFramePr>
+            <a:graphic xmlns:a="http://schemas.openxmlformats.org/drawingml/2006/main">
+              <a:graphicData uri="http://schemas.openxmlformats.org/drawingml/2006/picture">
+                <pic:pic xmlns:pic="http://schemas.openxmlformats.org/drawingml/2006/picture">
+                  <pic:nvPicPr>
+                    <pic:cNvPr id="1" name=""/>
+                    <pic:cNvPicPr/>
+                  </pic:nvPicPr>
+                  <pic:blipFill>
+                    <a:blip r:embed="rId28"/>
+                    <a:stretch>
+                      <a:fillRect/>
+                    </a:stretch>
+                  </pic:blipFill>
+                  <pic:spPr>
+                    <a:xfrm>
+                      <a:off x="0" y="0"/>
+                      <a:ext cx="356920" cy="225016"/>
+                    </a:xfrm>
+                    <a:prstGeom prst="rect">
+                      <a:avLst/>
+                    </a:prstGeom>
+                  </pic:spPr>
+                </pic:pic>
+              </a:graphicData>
+            </a:graphic>
+          </wp:inline>
+        </w:drawing>
+      </w:r>
+      <w:r>
+        <w:rPr>
+          <w:i/>
+          <w:iCs/>
+          <w:sz w:val="28"/>
+          <w:szCs w:val="28"/>
+        </w:rPr>
+        <w:t xml:space="preserve"> + (4 * (</w:t>
+      </w:r>
+      <w:r>
+        <w:rPr>
+          <w:i/>
+          <w:iCs/>
+          <w:noProof/>
+          <w:sz w:val="28"/>
+          <w:szCs w:val="28"/>
+          <w:lang w:val="en-US"/>
+        </w:rPr>
+        <w:drawing>
+          <wp:inline distT="0" distB="0" distL="0" distR="0" wp14:anchorId="1BDEB765" wp14:editId="4A2E6001">
+            <wp:extent cx="830580" cy="259080"/>
+            <wp:effectExtent l="0" t="0" r="7620" b="7620"/>
+            <wp:docPr id="123848600" name="Рисунок 123848600"/>
+            <wp:cNvGraphicFramePr>
+              <a:graphicFrameLocks xmlns:a="http://schemas.openxmlformats.org/drawingml/2006/main" noChangeAspect="1"/>
+            </wp:cNvGraphicFramePr>
+            <a:graphic xmlns:a="http://schemas.openxmlformats.org/drawingml/2006/main">
+              <a:graphicData uri="http://schemas.openxmlformats.org/drawingml/2006/picture">
+                <pic:pic xmlns:pic="http://schemas.openxmlformats.org/drawingml/2006/picture">
+                  <pic:nvPicPr>
+                    <pic:cNvPr id="1" name=""/>
+                    <pic:cNvPicPr/>
+                  </pic:nvPicPr>
+                  <pic:blipFill>
+                    <a:blip r:embed="rId29"/>
+                    <a:stretch>
+                      <a:fillRect/>
+                    </a:stretch>
+                  </pic:blipFill>
+                  <pic:spPr>
+                    <a:xfrm>
+                      <a:off x="0" y="0"/>
+                      <a:ext cx="834133" cy="260188"/>
+                    </a:xfrm>
+                    <a:prstGeom prst="rect">
+                      <a:avLst/>
+                    </a:prstGeom>
+                  </pic:spPr>
+                </pic:pic>
+              </a:graphicData>
+            </a:graphic>
+          </wp:inline>
+        </w:drawing>
+      </w:r>
+      <w:r>
+        <w:rPr>
+          <w:i/>
+          <w:iCs/>
+          <w:sz w:val="28"/>
+          <w:szCs w:val="28"/>
+        </w:rPr>
+        <w:t xml:space="preserve">) – 3 * </w:t>
+      </w:r>
+      <w:r>
+        <w:rPr>
+          <w:i/>
+          <w:iCs/>
+          <w:noProof/>
+          <w:sz w:val="28"/>
+          <w:szCs w:val="28"/>
+          <w:lang w:val="en-US"/>
+        </w:rPr>
+        <w:drawing>
+          <wp:inline distT="0" distB="0" distL="0" distR="0" wp14:anchorId="7025D6AF" wp14:editId="76A9ECFC">
+            <wp:extent cx="350520" cy="220981"/>
+            <wp:effectExtent l="0" t="0" r="0" b="7620"/>
+            <wp:docPr id="128339698" name="Рисунок 128339698"/>
+            <wp:cNvGraphicFramePr>
+              <a:graphicFrameLocks xmlns:a="http://schemas.openxmlformats.org/drawingml/2006/main" noChangeAspect="1"/>
+            </wp:cNvGraphicFramePr>
+            <a:graphic xmlns:a="http://schemas.openxmlformats.org/drawingml/2006/main">
+              <a:graphicData uri="http://schemas.openxmlformats.org/drawingml/2006/picture">
+                <pic:pic xmlns:pic="http://schemas.openxmlformats.org/drawingml/2006/picture">
+                  <pic:nvPicPr>
+                    <pic:cNvPr id="1" name=""/>
+                    <pic:cNvPicPr/>
+                  </pic:nvPicPr>
+                  <pic:blipFill>
+                    <a:blip r:embed="rId28"/>
+                    <a:stretch>
+                      <a:fillRect/>
+                    </a:stretch>
+                  </pic:blipFill>
+                  <pic:spPr>
+                    <a:xfrm>
+                      <a:off x="0" y="0"/>
+                      <a:ext cx="356920" cy="225016"/>
+                    </a:xfrm>
+                    <a:prstGeom prst="rect">
+                      <a:avLst/>
+                    </a:prstGeom>
+                  </pic:spPr>
+                </pic:pic>
+              </a:graphicData>
+            </a:graphic>
+          </wp:inline>
+        </w:drawing>
+      </w:r>
+      <w:r>
+        <w:rPr>
+          <w:i/>
+          <w:iCs/>
+          <w:sz w:val="28"/>
+          <w:szCs w:val="28"/>
+        </w:rPr>
+        <w:t xml:space="preserve">) * </w:t>
+      </w:r>
+      <w:r>
+        <w:rPr>
+          <w:i/>
+          <w:iCs/>
+          <w:sz w:val="28"/>
+          <w:szCs w:val="28"/>
+          <w:lang w:val="en-US"/>
+        </w:rPr>
+        <w:t>g</w:t>
+      </w:r>
+      <w:r>
+        <w:rPr>
+          <w:i/>
+          <w:iCs/>
+          <w:sz w:val="28"/>
+          <w:szCs w:val="28"/>
+          <w:vertAlign w:val="subscript"/>
+        </w:rPr>
+        <w:t>00</w:t>
+      </w:r>
+      <w:r>
+        <w:rPr>
+          <w:i/>
+          <w:iCs/>
+          <w:sz w:val="28"/>
+          <w:szCs w:val="28"/>
+        </w:rPr>
+        <w:t xml:space="preserve">) * (1 – </w:t>
+      </w:r>
+      <w:r>
+        <w:rPr>
+          <w:i/>
+          <w:iCs/>
+          <w:sz w:val="28"/>
+          <w:szCs w:val="28"/>
+          <w:lang w:val="en-US"/>
+        </w:rPr>
+        <w:t>g</w:t>
+      </w:r>
+      <w:r>
+        <w:rPr>
+          <w:i/>
+          <w:iCs/>
+          <w:sz w:val="28"/>
+          <w:szCs w:val="28"/>
+          <w:vertAlign w:val="subscript"/>
+        </w:rPr>
+        <w:t>00</w:t>
+      </w:r>
+      <w:r>
+        <w:rPr>
+          <w:i/>
+          <w:iCs/>
+          <w:sz w:val="28"/>
+          <w:szCs w:val="28"/>
+        </w:rPr>
+        <w:t xml:space="preserve">) = </w:t>
+      </w:r>
+      <w:r>
+        <w:rPr>
+          <w:i/>
+          <w:iCs/>
+          <w:sz w:val="28"/>
+          <w:szCs w:val="28"/>
+        </w:rPr>
+        <w:t>0,953479378</w:t>
+      </w:r>
+      <w:r>
+        <w:rPr>
+          <w:i/>
+          <w:iCs/>
+          <w:sz w:val="28"/>
+          <w:szCs w:val="28"/>
+        </w:rPr>
+        <w:t xml:space="preserve">* </w:t>
+      </w:r>
+      <w:r>
+        <w:rPr>
+          <w:i/>
+          <w:iCs/>
+          <w:sz w:val="28"/>
+          <w:szCs w:val="28"/>
+        </w:rPr>
+        <w:t>-0,280797</w:t>
+      </w:r>
+      <w:r>
+        <w:rPr>
+          <w:i/>
+          <w:iCs/>
+          <w:sz w:val="28"/>
+          <w:szCs w:val="28"/>
+        </w:rPr>
+        <w:t xml:space="preserve"> </w:t>
+      </w:r>
+      <w:r>
+        <w:rPr>
+          <w:i/>
+          <w:iCs/>
+          <w:sz w:val="28"/>
+          <w:szCs w:val="28"/>
+        </w:rPr>
+        <w:t>– -0,082783214</w:t>
+      </w:r>
+      <w:r>
+        <w:rPr>
+          <w:i/>
+          <w:iCs/>
+          <w:sz w:val="28"/>
+          <w:szCs w:val="28"/>
+        </w:rPr>
+        <w:t xml:space="preserve"> </w:t>
+      </w:r>
+      <w:r>
+        <w:rPr>
+          <w:i/>
+          <w:iCs/>
+          <w:sz w:val="28"/>
+          <w:szCs w:val="28"/>
+        </w:rPr>
+        <w:t xml:space="preserve"> * </w:t>
+      </w:r>
+      <w:r>
+        <w:rPr>
+          <w:i/>
+          <w:iCs/>
+          <w:sz w:val="28"/>
+          <w:szCs w:val="28"/>
+        </w:rPr>
+        <w:t>0,799</w:t>
+      </w:r>
+      <w:r>
+        <w:rPr>
+          <w:i/>
+          <w:iCs/>
+          <w:sz w:val="28"/>
+          <w:szCs w:val="28"/>
+        </w:rPr>
+        <w:t xml:space="preserve"> = </w:t>
+      </w:r>
+      <w:r>
+        <w:rPr>
+          <w:i/>
+          <w:iCs/>
+          <w:sz w:val="28"/>
+          <w:szCs w:val="28"/>
+        </w:rPr>
+        <w:t>-0,333877937</w:t>
+      </w:r>
+      <w:r>
+        <w:rPr>
+          <w:i/>
+          <w:iCs/>
+          <w:sz w:val="28"/>
+          <w:szCs w:val="28"/>
+        </w:rPr>
+        <w:t xml:space="preserve"> ≈ </w:t>
+      </w:r>
+      <w:r>
+        <w:rPr>
+          <w:i/>
+          <w:iCs/>
+          <w:sz w:val="28"/>
+          <w:szCs w:val="28"/>
+        </w:rPr>
+        <w:t>-0,3339</w:t>
       </w:r>
     </w:p>
     <w:p>
@@ -8803,50 +11009,14 @@
       </w:pPr>
       <w:r>
         <w:rPr>
-          <w:b/>
-          <w:w w:val="105"/>
-          <w:sz w:val="28"/>
-          <w:szCs w:val="28"/>
-        </w:rPr>
-        <w:tab/>
-      </w:r>
-      <w:r>
-        <w:rPr>
-          <w:bCs/>
-          <w:w w:val="105"/>
-          <w:sz w:val="28"/>
-          <w:szCs w:val="28"/>
-        </w:rPr>
-        <w:t>Коэффициент расхождения D отражает, насколько равномерно распределена нагрузка между процессорами в параллельной системе. Он рассчитывается как отношение суммарной загрузки к средней, и его минимальное значение — единица, что свидетельствует о полной сбалансированности. Повышение D указывает на то, что некоторые процессоры недогружены, в то время как другие перегружены или работают дольше. Такая ситуация часто возникает при избыточном количестве процессоров или при неравномерной сложности операций. Снизить значение D можно несколькими способами: применением динамического назначения задач в реальном времени, оптимальным выбором числа процессоров (близким к 3m3m3m), а также разбивкой сложных этапов на более мелкие, чтобы выровнять нагрузку. В хорошо сбалансированных задачах, например при m=4</w:t>
-      </w:r>
-      <w:r>
-        <w:rPr>
-          <w:bCs/>
-          <w:w w:val="105"/>
-          <w:sz w:val="28"/>
-          <w:szCs w:val="28"/>
-        </w:rPr>
-        <w:t xml:space="preserve"> </w:t>
-      </w:r>
-      <w:r>
-        <w:rPr>
-          <w:bCs/>
-          <w:w w:val="105"/>
-          <w:sz w:val="28"/>
-          <w:szCs w:val="28"/>
-        </w:rPr>
-        <w:t>и n=12, когда каждое из 12 действий выполняется отдельным процессором, коэффициент D приближается к 1, указывая на равномерное распределение вычислительных усилий.</w:t>
-      </w:r>
-    </w:p>
-    <w:p>
-      <w:pPr>
-        <w:tabs>
-          <w:tab w:val="left" w:pos="450"/>
-          <w:tab w:val="left" w:pos="1846"/>
-        </w:tabs>
-        <w:spacing w:before="283" w:line="247" w:lineRule="auto"/>
-        <w:ind w:right="585"/>
-        <w:jc w:val="both"/>
+          <w:sz w:val="28"/>
+          <w:szCs w:val="28"/>
+        </w:rPr>
+        <w:t>Следовательно, модель создана верно.</w:t>
+      </w:r>
+    </w:p>
+    <w:p>
+      <w:pPr>
         <w:rPr>
           <w:b/>
           <w:bCs/>
@@ -8861,7 +11031,7 @@
           <w:sz w:val="32"/>
           <w:szCs w:val="32"/>
         </w:rPr>
-        <w:t>8</w:t>
+        <w:br w:type="page"/>
       </w:r>
       <w:r>
         <w:rPr>
@@ -8870,96 +11040,106 @@
           <w:sz w:val="32"/>
           <w:szCs w:val="32"/>
         </w:rPr>
-        <w:t>. Вывод</w:t>
-      </w:r>
-    </w:p>
-    <w:p>
-      <w:pPr>
-        <w:ind w:firstLine="720"/>
-        <w:jc w:val="both"/>
-        <w:rPr>
-          <w:sz w:val="28"/>
-          <w:szCs w:val="28"/>
-        </w:rPr>
-      </w:pPr>
-      <w:r>
-        <w:rPr>
-          <w:sz w:val="28"/>
-          <w:szCs w:val="28"/>
-        </w:rPr>
-        <w:t>В ходе выполнения лабораторной работы была разработана и исследована модель решения задачи вычисления матрицы значений на архитектуре ОКМД. Проведены отладка и тестирование модели, а также построен информационный граф. Построены и проанализированы графики трёх ключевых характеристик конвейерной архитектуры: коэффициента ускорения, эффективности и расхождения.</w:t>
-      </w:r>
-    </w:p>
-    <w:p>
-      <w:pPr>
-        <w:pStyle w:val="a3"/>
-        <w:ind w:firstLine="720"/>
-        <w:jc w:val="both"/>
-      </w:pPr>
-    </w:p>
-    <w:p>
-      <w:pPr>
-        <w:pStyle w:val="a3"/>
-        <w:ind w:firstLine="720"/>
-        <w:jc w:val="both"/>
-      </w:pPr>
-    </w:p>
-    <w:p>
-      <w:pPr>
-        <w:pStyle w:val="a3"/>
-        <w:ind w:firstLine="720"/>
-        <w:jc w:val="both"/>
-      </w:pPr>
-    </w:p>
-    <w:p>
-      <w:pPr>
-        <w:pStyle w:val="a3"/>
-        <w:ind w:firstLine="720"/>
-        <w:jc w:val="both"/>
-      </w:pPr>
-    </w:p>
-    <w:p>
-      <w:pPr>
-        <w:pStyle w:val="a3"/>
-        <w:ind w:firstLine="720"/>
-        <w:jc w:val="both"/>
-      </w:pPr>
-    </w:p>
-    <w:p>
-      <w:pPr>
+        <w:lastRenderedPageBreak/>
+        <w:t>8</w:t>
+      </w:r>
+      <w:r>
         <w:rPr>
           <w:b/>
           <w:bCs/>
           <w:sz w:val="32"/>
           <w:szCs w:val="32"/>
         </w:rPr>
-      </w:pPr>
-      <w:r>
+        <w:t>. Вывод</w:t>
+      </w:r>
+    </w:p>
+    <w:p>
+      <w:pPr>
+        <w:ind w:firstLine="720"/>
+        <w:jc w:val="both"/>
+        <w:rPr>
+          <w:sz w:val="28"/>
+          <w:szCs w:val="28"/>
+        </w:rPr>
+      </w:pPr>
+      <w:r>
+        <w:rPr>
+          <w:sz w:val="28"/>
+          <w:szCs w:val="28"/>
+        </w:rPr>
+        <w:t>В ходе выполнения лабораторной работы была разработана и исследована модель решения задачи вычисления матрицы значений на архитектуре ОКМД. Проведены отладка и тестирование модели, а также построен информационный граф. Построены и проанализированы графики трёх ключевых характеристик конвейерной архитектуры: коэффициента ускорения, эффективности и расхождения.</w:t>
+      </w:r>
+    </w:p>
+    <w:p>
+      <w:pPr>
+        <w:pStyle w:val="a3"/>
+        <w:ind w:firstLine="720"/>
+        <w:jc w:val="both"/>
+      </w:pPr>
+    </w:p>
+    <w:p>
+      <w:pPr>
+        <w:pStyle w:val="a3"/>
+        <w:ind w:firstLine="720"/>
+        <w:jc w:val="both"/>
+      </w:pPr>
+    </w:p>
+    <w:p>
+      <w:pPr>
+        <w:pStyle w:val="a3"/>
+        <w:ind w:firstLine="720"/>
+        <w:jc w:val="both"/>
+      </w:pPr>
+    </w:p>
+    <w:p>
+      <w:pPr>
+        <w:pStyle w:val="a3"/>
+        <w:ind w:firstLine="720"/>
+        <w:jc w:val="both"/>
+      </w:pPr>
+    </w:p>
+    <w:p>
+      <w:pPr>
+        <w:pStyle w:val="a3"/>
+        <w:ind w:firstLine="720"/>
+        <w:jc w:val="both"/>
+      </w:pPr>
+    </w:p>
+    <w:p>
+      <w:pPr>
         <w:rPr>
           <w:b/>
           <w:bCs/>
           <w:sz w:val="32"/>
           <w:szCs w:val="32"/>
         </w:rPr>
-        <w:br w:type="page"/>
-      </w:r>
-    </w:p>
-    <w:p>
-      <w:pPr>
+      </w:pPr>
+      <w:r>
         <w:rPr>
           <w:b/>
           <w:bCs/>
           <w:sz w:val="32"/>
           <w:szCs w:val="32"/>
         </w:rPr>
-      </w:pPr>
-      <w:r>
+        <w:br w:type="page"/>
+      </w:r>
+    </w:p>
+    <w:p>
+      <w:pPr>
         <w:rPr>
           <w:b/>
           <w:bCs/>
           <w:sz w:val="32"/>
           <w:szCs w:val="32"/>
         </w:rPr>
+      </w:pPr>
+      <w:r>
+        <w:rPr>
+          <w:b/>
+          <w:bCs/>
+          <w:sz w:val="32"/>
+          <w:szCs w:val="32"/>
+        </w:rPr>
         <w:lastRenderedPageBreak/>
         <w:t>Список использованных источников</w:t>
       </w:r>
@@ -8979,23 +11159,7 @@
         <w:jc w:val="both"/>
       </w:pPr>
       <w:r>
-        <w:t xml:space="preserve">[1] </w:t>
-      </w:r>
-      <w:proofErr w:type="spellStart"/>
-      <w:r>
-        <w:t>Ивашенко</w:t>
-      </w:r>
-      <w:proofErr w:type="spellEnd"/>
-      <w:r>
-        <w:t xml:space="preserve"> В. П. Модели решения задач в интеллектуальных системах. В 2 ч. Ч. </w:t>
-      </w:r>
-      <w:proofErr w:type="gramStart"/>
-      <w:r>
-        <w:t>1 :</w:t>
-      </w:r>
-      <w:proofErr w:type="gramEnd"/>
-      <w:r>
-        <w:t xml:space="preserve"> М74 Формальные модели обработки информации и парал</w:t>
+        <w:t>[1] Ивашенко В. П. Модели решения задач в интеллектуальных системах. В 2 ч. Ч. 1 : М74 Формальные модели обработки информации и парал</w:t>
       </w:r>
       <w:r>
         <w:t>л</w:t>
@@ -9017,15 +11181,7 @@
         <w:t xml:space="preserve"> </w:t>
       </w:r>
       <w:r>
-        <w:t xml:space="preserve">В. П. </w:t>
-      </w:r>
-      <w:proofErr w:type="spellStart"/>
-      <w:r>
-        <w:t>Ивашенко</w:t>
-      </w:r>
-      <w:proofErr w:type="spellEnd"/>
-      <w:r>
-        <w:t xml:space="preserve">. — </w:t>
+        <w:t xml:space="preserve">В. П. Ивашенко. — </w:t>
       </w:r>
       <w:r>
         <w:rPr>
@@ -14399,6 +16555,30 @@
       <w:lang w:val="ru-RU"/>
     </w:rPr>
   </w:style>
+  <w:style w:type="table" w:styleId="a9">
+    <w:name w:val="Table Grid"/>
+    <w:basedOn w:val="a1"/>
+    <w:uiPriority w:val="39"/>
+    <w:rsid w:val="00D04385"/>
+    <w:pPr>
+      <w:widowControl/>
+      <w:autoSpaceDE/>
+      <w:autoSpaceDN/>
+    </w:pPr>
+    <w:rPr>
+      <w:lang w:val="ru-RU"/>
+    </w:rPr>
+    <w:tblPr>
+      <w:tblBorders>
+        <w:top w:val="single" w:sz="4" w:space="0" w:color="auto"/>
+        <w:left w:val="single" w:sz="4" w:space="0" w:color="auto"/>
+        <w:bottom w:val="single" w:sz="4" w:space="0" w:color="auto"/>
+        <w:right w:val="single" w:sz="4" w:space="0" w:color="auto"/>
+        <w:insideH w:val="single" w:sz="4" w:space="0" w:color="auto"/>
+        <w:insideV w:val="single" w:sz="4" w:space="0" w:color="auto"/>
+      </w:tblBorders>
+    </w:tblPr>
+  </w:style>
 </w:styles>
 </file>
 

--- a/report/mrvziis.docx
+++ b/report/mrvziis.docx
@@ -8229,7 +8229,6 @@
           <w:bCs/>
           <w:sz w:val="28"/>
           <w:szCs w:val="28"/>
-          <w:lang w:val="en-US"/>
         </w:rPr>
       </w:pPr>
       <w:r>
@@ -8238,7 +8237,6 @@
           <w:bCs/>
           <w:sz w:val="28"/>
           <w:szCs w:val="28"/>
-          <w:lang w:val="en-US"/>
         </w:rPr>
         <w:br w:type="page"/>
       </w:r>
@@ -8260,7 +8258,6 @@
           <w:bCs/>
           <w:sz w:val="28"/>
           <w:szCs w:val="28"/>
-          <w:lang w:val="en-US"/>
         </w:rPr>
         <w:lastRenderedPageBreak/>
         <w:t xml:space="preserve">7. </w:t>
@@ -8288,98 +8285,64 @@
     </w:p>
     <w:p>
       <w:pPr>
-        <w:rPr>
-          <w:sz w:val="28"/>
-          <w:szCs w:val="28"/>
-        </w:rPr>
-      </w:pPr>
-      <w:r>
-        <w:rPr>
-          <w:sz w:val="28"/>
-          <w:szCs w:val="28"/>
-        </w:rPr>
-        <w:t xml:space="preserve">Сгенерированные матрицы </w:t>
-      </w:r>
-      <w:r>
-        <w:rPr>
-          <w:b/>
-          <w:bCs/>
-          <w:i/>
-          <w:iCs/>
+        <w:tabs>
+          <w:tab w:val="left" w:pos="425"/>
+        </w:tabs>
+        <w:rPr>
+          <w:sz w:val="28"/>
+          <w:szCs w:val="28"/>
+        </w:rPr>
+      </w:pPr>
+      <w:r>
+        <w:rPr>
+          <w:sz w:val="28"/>
+          <w:szCs w:val="28"/>
+        </w:rPr>
+        <w:t xml:space="preserve">Входной файл </w:t>
+      </w:r>
+      <w:r>
+        <w:rPr>
           <w:sz w:val="28"/>
           <w:szCs w:val="28"/>
           <w:lang w:val="en-US"/>
         </w:rPr>
-        <w:t>A</w:t>
-      </w:r>
-      <w:r>
-        <w:rPr>
-          <w:b/>
-          <w:bCs/>
-          <w:i/>
-          <w:iCs/>
-          <w:sz w:val="28"/>
-          <w:szCs w:val="28"/>
-        </w:rPr>
-        <w:t xml:space="preserve">, </w:t>
-      </w:r>
-      <w:r>
-        <w:rPr>
-          <w:b/>
-          <w:bCs/>
-          <w:i/>
-          <w:iCs/>
+        <w:t>input</w:t>
+      </w:r>
+      <w:r>
+        <w:rPr>
+          <w:sz w:val="28"/>
+          <w:szCs w:val="28"/>
+        </w:rPr>
+        <w:t>.</w:t>
+      </w:r>
+      <w:r>
+        <w:rPr>
           <w:sz w:val="28"/>
           <w:szCs w:val="28"/>
           <w:lang w:val="en-US"/>
         </w:rPr>
-        <w:t>B</w:t>
-      </w:r>
-      <w:r>
-        <w:rPr>
-          <w:b/>
-          <w:bCs/>
-          <w:i/>
-          <w:iCs/>
-          <w:sz w:val="28"/>
-          <w:szCs w:val="28"/>
-        </w:rPr>
-        <w:t xml:space="preserve">, </w:t>
-      </w:r>
-      <w:r>
-        <w:rPr>
-          <w:b/>
-          <w:bCs/>
-          <w:i/>
-          <w:iCs/>
-          <w:sz w:val="28"/>
-          <w:szCs w:val="28"/>
-          <w:lang w:val="en-US"/>
-        </w:rPr>
-        <w:t>E</w:t>
-      </w:r>
-      <w:r>
-        <w:rPr>
-          <w:b/>
-          <w:bCs/>
-          <w:i/>
-          <w:iCs/>
-          <w:sz w:val="28"/>
-          <w:szCs w:val="28"/>
-        </w:rPr>
-        <w:t xml:space="preserve">, </w:t>
-      </w:r>
-      <w:r>
-        <w:rPr>
-          <w:b/>
-          <w:bCs/>
-          <w:i/>
-          <w:iCs/>
-          <w:sz w:val="28"/>
-          <w:szCs w:val="28"/>
-          <w:lang w:val="en-US"/>
-        </w:rPr>
-        <w:t>G</w:t>
+        <w:t>txt</w:t>
+      </w:r>
+      <w:r>
+        <w:rPr>
+          <w:sz w:val="28"/>
+          <w:szCs w:val="28"/>
+        </w:rPr>
+        <w:t>(Рис.</w:t>
+      </w:r>
+      <w:r>
+        <w:rPr>
+          <w:sz w:val="28"/>
+          <w:szCs w:val="28"/>
+        </w:rPr>
+        <w:t>15</w:t>
+      </w:r>
+      <w:r>
+        <w:rPr>
+          <w:sz w:val="28"/>
+          <w:szCs w:val="28"/>
+        </w:rPr>
+        <w:t>)</w:t>
       </w:r>
       <w:r>
         <w:rPr>
@@ -8391,6 +8354,9 @@
     </w:p>
     <w:p>
       <w:pPr>
+        <w:tabs>
+          <w:tab w:val="left" w:pos="425"/>
+        </w:tabs>
         <w:jc w:val="center"/>
         <w:rPr>
           <w:sz w:val="28"/>
@@ -8399,14 +8365,15 @@
       </w:pPr>
       <w:r>
         <w:rPr>
+          <w:noProof/>
           <w:sz w:val="28"/>
           <w:szCs w:val="28"/>
         </w:rPr>
         <w:drawing>
-          <wp:inline distT="0" distB="0" distL="0" distR="0" wp14:anchorId="04BC3910" wp14:editId="273C6188">
-            <wp:extent cx="1643354" cy="3474720"/>
-            <wp:effectExtent l="0" t="0" r="0" b="0"/>
-            <wp:docPr id="2" name="Рисунок 2"/>
+          <wp:inline distT="0" distB="0" distL="0" distR="0" wp14:anchorId="0BA2B55E" wp14:editId="7C1496D6">
+            <wp:extent cx="828791" cy="1476581"/>
+            <wp:effectExtent l="0" t="0" r="9525" b="0"/>
+            <wp:docPr id="20" name="Picture 20"/>
             <wp:cNvGraphicFramePr>
               <a:graphicFrameLocks xmlns:a="http://schemas.openxmlformats.org/drawingml/2006/main" noChangeAspect="1"/>
             </wp:cNvGraphicFramePr>
@@ -8426,7 +8393,7 @@
                   <pic:spPr>
                     <a:xfrm>
                       <a:off x="0" y="0"/>
-                      <a:ext cx="1663514" cy="3517347"/>
+                      <a:ext cx="828791" cy="1476581"/>
                     </a:xfrm>
                     <a:prstGeom prst="rect">
                       <a:avLst/>
@@ -8443,1871 +8410,201 @@
       <w:pPr>
         <w:jc w:val="center"/>
         <w:rPr>
-          <w:sz w:val="28"/>
-          <w:szCs w:val="28"/>
-        </w:rPr>
-      </w:pPr>
-    </w:p>
-    <w:p>
-      <w:pPr>
-        <w:ind w:left="360"/>
-        <w:rPr>
           <w:i/>
           <w:iCs/>
-          <w:sz w:val="28"/>
-          <w:szCs w:val="28"/>
-          <w:vertAlign w:val="subscript"/>
+          <w:sz w:val="18"/>
+          <w:szCs w:val="18"/>
         </w:rPr>
       </w:pPr>
       <w:r>
         <w:rPr>
           <w:i/>
           <w:iCs/>
-          <w:sz w:val="28"/>
-          <w:szCs w:val="28"/>
-          <w:lang w:val="en-US"/>
-        </w:rPr>
-        <w:t>d</w:t>
+          <w:sz w:val="18"/>
+          <w:szCs w:val="18"/>
+        </w:rPr>
+        <w:t>Рис</w:t>
       </w:r>
       <w:r>
         <w:rPr>
           <w:i/>
           <w:iCs/>
-          <w:sz w:val="28"/>
-          <w:szCs w:val="28"/>
-          <w:vertAlign w:val="subscript"/>
-          <w:lang w:val="en-US"/>
-        </w:rPr>
-        <w:t>ijk</w:t>
+          <w:sz w:val="18"/>
+          <w:szCs w:val="18"/>
+        </w:rPr>
+        <w:t>.</w:t>
       </w:r>
       <w:r>
         <w:rPr>
           <w:i/>
           <w:iCs/>
-          <w:sz w:val="28"/>
-          <w:szCs w:val="28"/>
-        </w:rPr>
-        <w:t xml:space="preserve"> = </w:t>
+          <w:sz w:val="18"/>
+          <w:szCs w:val="18"/>
+        </w:rPr>
+        <w:t xml:space="preserve"> </w:t>
       </w:r>
       <w:r>
         <w:rPr>
           <w:i/>
           <w:iCs/>
-          <w:sz w:val="28"/>
-          <w:szCs w:val="28"/>
+          <w:sz w:val="18"/>
+          <w:szCs w:val="18"/>
           <w:lang w:val="en-US"/>
         </w:rPr>
-        <w:t>a</w:t>
+        <w:t>15</w:t>
       </w:r>
       <w:r>
         <w:rPr>
           <w:i/>
           <w:iCs/>
-          <w:sz w:val="28"/>
-          <w:szCs w:val="28"/>
-          <w:vertAlign w:val="subscript"/>
-          <w:lang w:val="en-US"/>
-        </w:rPr>
-        <w:t>ik</w:t>
+          <w:sz w:val="18"/>
+          <w:szCs w:val="18"/>
+        </w:rPr>
+        <w:t xml:space="preserve">. </w:t>
       </w:r>
       <w:r>
         <w:rPr>
           <w:i/>
           <w:iCs/>
-          <w:sz w:val="28"/>
-          <w:szCs w:val="28"/>
-        </w:rPr>
-        <w:t xml:space="preserve"> * </w:t>
+          <w:sz w:val="18"/>
+          <w:szCs w:val="18"/>
+        </w:rPr>
+        <w:t xml:space="preserve">Входной файл </w:t>
       </w:r>
       <w:r>
         <w:rPr>
           <w:i/>
           <w:iCs/>
-          <w:sz w:val="28"/>
-          <w:szCs w:val="28"/>
+          <w:sz w:val="18"/>
+          <w:szCs w:val="18"/>
           <w:lang w:val="en-US"/>
         </w:rPr>
-        <w:t>b</w:t>
+        <w:t>input</w:t>
       </w:r>
       <w:r>
         <w:rPr>
           <w:i/>
           <w:iCs/>
-          <w:sz w:val="28"/>
-          <w:szCs w:val="28"/>
-          <w:vertAlign w:val="subscript"/>
-          <w:lang w:val="en-US"/>
-        </w:rPr>
-        <w:t>kj</w:t>
-      </w:r>
-    </w:p>
-    <w:p>
-      <w:pPr>
-        <w:ind w:left="360"/>
+          <w:sz w:val="18"/>
+          <w:szCs w:val="18"/>
+        </w:rPr>
+        <w:t>.</w:t>
+      </w:r>
+      <w:r>
         <w:rPr>
           <w:i/>
           <w:iCs/>
-          <w:sz w:val="28"/>
-          <w:szCs w:val="28"/>
+          <w:sz w:val="18"/>
+          <w:szCs w:val="18"/>
           <w:lang w:val="en-US"/>
         </w:rPr>
-      </w:pPr>
-      <w:r>
-        <w:rPr>
-          <w:i/>
-          <w:iCs/>
+        <w:t>txt</w:t>
+      </w:r>
+    </w:p>
+    <w:p>
+      <w:pPr>
+        <w:rPr>
+          <w:sz w:val="28"/>
+          <w:szCs w:val="28"/>
+        </w:rPr>
+      </w:pPr>
+    </w:p>
+    <w:p>
+      <w:pPr>
+        <w:ind w:left="-142" w:firstLine="142"/>
+        <w:jc w:val="both"/>
+        <w:rPr>
+          <w:sz w:val="28"/>
+          <w:szCs w:val="28"/>
+        </w:rPr>
+      </w:pPr>
+      <w:r>
+        <w:rPr>
+          <w:sz w:val="28"/>
+          <w:szCs w:val="28"/>
+        </w:rPr>
+        <w:t xml:space="preserve">Результат работы программы для файла </w:t>
+      </w:r>
+      <w:r>
+        <w:rPr>
           <w:sz w:val="28"/>
           <w:szCs w:val="28"/>
           <w:lang w:val="en-US"/>
         </w:rPr>
-        <w:t>d</w:t>
-      </w:r>
-      <w:r>
-        <w:rPr>
-          <w:i/>
-          <w:iCs/>
-          <w:sz w:val="28"/>
-          <w:szCs w:val="28"/>
-          <w:vertAlign w:val="subscript"/>
-        </w:rPr>
-        <w:t>00</w:t>
-      </w:r>
-      <w:r>
-        <w:rPr>
-          <w:i/>
-          <w:iCs/>
-          <w:sz w:val="28"/>
-          <w:szCs w:val="28"/>
-          <w:vertAlign w:val="subscript"/>
+        <w:t>input</w:t>
+      </w:r>
+      <w:r>
+        <w:rPr>
+          <w:sz w:val="28"/>
+          <w:szCs w:val="28"/>
+        </w:rPr>
+        <w:t>.</w:t>
+      </w:r>
+      <w:r>
+        <w:rPr>
+          <w:sz w:val="28"/>
+          <w:szCs w:val="28"/>
           <w:lang w:val="en-US"/>
         </w:rPr>
-        <w:t>0</w:t>
-      </w:r>
-      <w:r>
-        <w:rPr>
-          <w:i/>
-          <w:iCs/>
+        <w:t>txt</w:t>
+      </w:r>
+      <w:r>
+        <w:rPr>
+          <w:sz w:val="28"/>
+          <w:szCs w:val="28"/>
+        </w:rPr>
+        <w:t xml:space="preserve"> </w:t>
+      </w:r>
+      <w:r>
+        <w:rPr>
+          <w:sz w:val="28"/>
+          <w:szCs w:val="28"/>
+        </w:rPr>
+        <w:t xml:space="preserve">(Рис. </w:t>
+      </w:r>
+      <w:r>
+        <w:rPr>
           <w:sz w:val="28"/>
           <w:szCs w:val="28"/>
           <w:lang w:val="en-US"/>
         </w:rPr>
-        <w:t xml:space="preserve"> = a</w:t>
-      </w:r>
-      <w:r>
-        <w:rPr>
-          <w:i/>
-          <w:iCs/>
-          <w:sz w:val="28"/>
-          <w:szCs w:val="28"/>
-          <w:vertAlign w:val="subscript"/>
-          <w:lang w:val="en-US"/>
-        </w:rPr>
-        <w:t>00</w:t>
-      </w:r>
-      <w:r>
-        <w:rPr>
-          <w:i/>
-          <w:iCs/>
-          <w:sz w:val="28"/>
-          <w:szCs w:val="28"/>
-          <w:lang w:val="en-US"/>
-        </w:rPr>
-        <w:t xml:space="preserve"> * b</w:t>
-      </w:r>
-      <w:r>
-        <w:rPr>
-          <w:i/>
-          <w:iCs/>
-          <w:sz w:val="28"/>
-          <w:szCs w:val="28"/>
-          <w:vertAlign w:val="subscript"/>
-          <w:lang w:val="en-US"/>
-        </w:rPr>
-        <w:t>00</w:t>
-      </w:r>
-      <w:r>
-        <w:rPr>
-          <w:i/>
-          <w:iCs/>
-          <w:sz w:val="28"/>
-          <w:szCs w:val="28"/>
-          <w:lang w:val="en-US"/>
-        </w:rPr>
-        <w:t xml:space="preserve"> = </w:t>
-      </w:r>
-      <w:r>
-        <w:rPr>
-          <w:i/>
-          <w:iCs/>
-          <w:sz w:val="28"/>
-          <w:szCs w:val="28"/>
-          <w:lang w:val="en-US"/>
-        </w:rPr>
-        <w:t>-0,084348</w:t>
-      </w:r>
-    </w:p>
-    <w:p>
-      <w:pPr>
-        <w:ind w:left="360"/>
-        <w:rPr>
-          <w:i/>
-          <w:iCs/>
-          <w:sz w:val="28"/>
-          <w:szCs w:val="28"/>
-          <w:lang w:val="en-US"/>
-        </w:rPr>
-      </w:pPr>
-      <w:r>
-        <w:rPr>
-          <w:i/>
-          <w:iCs/>
-          <w:sz w:val="28"/>
-          <w:szCs w:val="28"/>
-          <w:lang w:val="en-US"/>
-        </w:rPr>
-        <w:t>d</w:t>
-      </w:r>
-      <w:r>
-        <w:rPr>
-          <w:i/>
-          <w:iCs/>
-          <w:sz w:val="28"/>
-          <w:szCs w:val="28"/>
-          <w:vertAlign w:val="subscript"/>
-        </w:rPr>
-        <w:t>001</w:t>
-      </w:r>
-      <w:r>
-        <w:rPr>
-          <w:i/>
-          <w:iCs/>
-          <w:sz w:val="28"/>
-          <w:szCs w:val="28"/>
-        </w:rPr>
-        <w:t xml:space="preserve"> = </w:t>
-      </w:r>
-      <w:r>
-        <w:rPr>
-          <w:i/>
-          <w:iCs/>
-          <w:sz w:val="28"/>
-          <w:szCs w:val="28"/>
-          <w:lang w:val="en-US"/>
-        </w:rPr>
-        <w:t>a</w:t>
-      </w:r>
-      <w:r>
-        <w:rPr>
-          <w:i/>
-          <w:iCs/>
-          <w:sz w:val="28"/>
-          <w:szCs w:val="28"/>
-          <w:vertAlign w:val="subscript"/>
-        </w:rPr>
-        <w:t>01</w:t>
-      </w:r>
-      <w:r>
-        <w:rPr>
-          <w:i/>
-          <w:iCs/>
-          <w:sz w:val="28"/>
-          <w:szCs w:val="28"/>
-        </w:rPr>
-        <w:t xml:space="preserve"> *</w:t>
-      </w:r>
-      <w:r>
-        <w:rPr>
-          <w:i/>
-          <w:iCs/>
-          <w:sz w:val="28"/>
-          <w:szCs w:val="28"/>
-          <w:lang w:val="en-US"/>
-        </w:rPr>
-        <w:t xml:space="preserve"> b</w:t>
-      </w:r>
-      <w:r>
-        <w:rPr>
-          <w:i/>
-          <w:iCs/>
-          <w:sz w:val="28"/>
-          <w:szCs w:val="28"/>
-          <w:vertAlign w:val="subscript"/>
-          <w:lang w:val="en-US"/>
-        </w:rPr>
-        <w:t>10</w:t>
-      </w:r>
-      <w:r>
-        <w:rPr>
-          <w:i/>
-          <w:iCs/>
-          <w:sz w:val="28"/>
-          <w:szCs w:val="28"/>
-          <w:lang w:val="en-US"/>
-        </w:rPr>
-        <w:t xml:space="preserve"> = </w:t>
-      </w:r>
-      <w:r>
-        <w:rPr>
-          <w:i/>
-          <w:iCs/>
-          <w:sz w:val="28"/>
-          <w:szCs w:val="28"/>
-          <w:lang w:val="en-US"/>
-        </w:rPr>
-        <w:t>0,01422</w:t>
-      </w:r>
-    </w:p>
-    <w:tbl>
-      <w:tblPr>
-        <w:tblStyle w:val="a9"/>
-        <w:tblW w:w="0" w:type="auto"/>
-        <w:tblInd w:w="360" w:type="dxa"/>
-        <w:tblLook w:val="04A0" w:firstRow="1" w:lastRow="0" w:firstColumn="1" w:lastColumn="0" w:noHBand="0" w:noVBand="1"/>
-      </w:tblPr>
-      <w:tblGrid>
-        <w:gridCol w:w="816"/>
-        <w:gridCol w:w="8216"/>
-      </w:tblGrid>
-      <w:tr>
-        <w:tc>
-          <w:tcPr>
-            <w:tcW w:w="769" w:type="dxa"/>
-            <w:tcBorders>
-              <w:top w:val="nil"/>
-              <w:left w:val="nil"/>
-              <w:bottom w:val="nil"/>
-              <w:right w:val="nil"/>
-            </w:tcBorders>
-          </w:tcPr>
-          <w:p>
-            <w:pPr>
-              <w:rPr>
-                <w:i/>
-                <w:iCs/>
-                <w:sz w:val="28"/>
-                <w:szCs w:val="28"/>
-                <w:lang w:val="en-US"/>
-              </w:rPr>
-            </w:pPr>
-            <w:r>
-              <w:rPr>
-                <w:i/>
-                <w:iCs/>
-                <w:noProof/>
-                <w:sz w:val="28"/>
-                <w:szCs w:val="28"/>
-                <w:lang w:val="en-US"/>
-              </w:rPr>
-              <w:drawing>
-                <wp:inline distT="0" distB="0" distL="0" distR="0" wp14:anchorId="66A0FA9C" wp14:editId="48BB2FCD">
-                  <wp:extent cx="381000" cy="279796"/>
-                  <wp:effectExtent l="0" t="0" r="0" b="6350"/>
-                  <wp:docPr id="643062533" name="Рисунок 643062533"/>
-                  <wp:cNvGraphicFramePr>
-                    <a:graphicFrameLocks xmlns:a="http://schemas.openxmlformats.org/drawingml/2006/main" noChangeAspect="1"/>
-                  </wp:cNvGraphicFramePr>
-                  <a:graphic xmlns:a="http://schemas.openxmlformats.org/drawingml/2006/main">
-                    <a:graphicData uri="http://schemas.openxmlformats.org/drawingml/2006/picture">
-                      <pic:pic xmlns:pic="http://schemas.openxmlformats.org/drawingml/2006/picture">
-                        <pic:nvPicPr>
-                          <pic:cNvPr id="1" name=""/>
-                          <pic:cNvPicPr/>
-                        </pic:nvPicPr>
-                        <pic:blipFill>
-                          <a:blip r:embed="rId24"/>
-                          <a:stretch>
-                            <a:fillRect/>
-                          </a:stretch>
-                        </pic:blipFill>
-                        <pic:spPr>
-                          <a:xfrm>
-                            <a:off x="0" y="0"/>
-                            <a:ext cx="381000" cy="279796"/>
-                          </a:xfrm>
-                          <a:prstGeom prst="rect">
-                            <a:avLst/>
-                          </a:prstGeom>
-                        </pic:spPr>
-                      </pic:pic>
-                    </a:graphicData>
-                  </a:graphic>
-                </wp:inline>
-              </w:drawing>
-            </w:r>
-          </w:p>
-        </w:tc>
-        <w:tc>
-          <w:tcPr>
-            <w:tcW w:w="8216" w:type="dxa"/>
-            <w:tcBorders>
-              <w:top w:val="nil"/>
-              <w:left w:val="nil"/>
-              <w:bottom w:val="nil"/>
-              <w:right w:val="nil"/>
-            </w:tcBorders>
-          </w:tcPr>
-          <w:p>
-            <w:pPr>
-              <w:rPr>
-                <w:i/>
-                <w:iCs/>
-                <w:sz w:val="28"/>
-                <w:szCs w:val="28"/>
-                <w:lang w:val="en-US"/>
-              </w:rPr>
-            </w:pPr>
-            <w:r>
-              <w:rPr>
-                <w:i/>
-                <w:iCs/>
-                <w:sz w:val="28"/>
-                <w:szCs w:val="28"/>
-              </w:rPr>
-              <w:t xml:space="preserve">= 1 – (1 – </w:t>
-            </w:r>
-            <w:r>
-              <w:rPr>
-                <w:i/>
-                <w:iCs/>
-                <w:sz w:val="28"/>
-                <w:szCs w:val="28"/>
-                <w:lang w:val="en-US"/>
-              </w:rPr>
-              <w:t>d</w:t>
-            </w:r>
-            <w:r>
-              <w:rPr>
-                <w:i/>
-                <w:iCs/>
-                <w:sz w:val="28"/>
-                <w:szCs w:val="28"/>
-                <w:vertAlign w:val="subscript"/>
-              </w:rPr>
-              <w:t>000</w:t>
-            </w:r>
-            <w:r>
-              <w:rPr>
-                <w:i/>
-                <w:iCs/>
-                <w:sz w:val="28"/>
-                <w:szCs w:val="28"/>
-              </w:rPr>
-              <w:t xml:space="preserve">) * (1 – </w:t>
-            </w:r>
-            <w:r>
-              <w:rPr>
-                <w:i/>
-                <w:iCs/>
-                <w:sz w:val="28"/>
-                <w:szCs w:val="28"/>
-                <w:lang w:val="en-US"/>
-              </w:rPr>
-              <w:t>d</w:t>
-            </w:r>
-            <w:r>
-              <w:rPr>
-                <w:i/>
-                <w:iCs/>
-                <w:sz w:val="28"/>
-                <w:szCs w:val="28"/>
-                <w:vertAlign w:val="subscript"/>
-              </w:rPr>
-              <w:t>001</w:t>
-            </w:r>
-            <w:r>
-              <w:rPr>
-                <w:i/>
-                <w:iCs/>
-                <w:sz w:val="28"/>
-                <w:szCs w:val="28"/>
-              </w:rPr>
-              <w:t xml:space="preserve">) = </w:t>
-            </w:r>
-            <w:r>
-              <w:rPr>
-                <w:i/>
-                <w:iCs/>
-                <w:sz w:val="28"/>
-                <w:szCs w:val="28"/>
-              </w:rPr>
-              <w:t>-0,068928571</w:t>
-            </w:r>
-          </w:p>
-        </w:tc>
-      </w:tr>
-    </w:tbl>
-    <w:p>
-      <w:pPr>
-        <w:rPr>
-          <w:i/>
-          <w:iCs/>
-          <w:sz w:val="28"/>
-          <w:szCs w:val="28"/>
-          <w:lang w:val="en-US"/>
-        </w:rPr>
-      </w:pPr>
-      <w:r>
-        <w:rPr>
-          <w:i/>
-          <w:iCs/>
-          <w:sz w:val="28"/>
-          <w:szCs w:val="28"/>
-          <w:lang w:val="en-US"/>
-        </w:rPr>
-        <w:t xml:space="preserve"> </w:t>
-      </w:r>
-    </w:p>
-    <w:p>
-      <w:pPr>
-        <w:ind w:left="360"/>
-        <w:rPr>
-          <w:i/>
-          <w:iCs/>
-          <w:sz w:val="28"/>
-          <w:szCs w:val="28"/>
-          <w:lang w:val="en-US"/>
-        </w:rPr>
-      </w:pPr>
-      <w:r>
-        <w:rPr>
-          <w:i/>
-          <w:iCs/>
-          <w:sz w:val="28"/>
-          <w:szCs w:val="28"/>
-          <w:lang w:val="en-US"/>
-        </w:rPr>
-        <w:t>f</w:t>
-      </w:r>
-      <w:r>
-        <w:rPr>
-          <w:i/>
-          <w:iCs/>
-          <w:sz w:val="28"/>
-          <w:szCs w:val="28"/>
-          <w:vertAlign w:val="subscript"/>
-          <w:lang w:val="en-US"/>
-        </w:rPr>
-        <w:t>ijk</w:t>
-      </w:r>
-      <w:r>
-        <w:rPr>
-          <w:i/>
-          <w:iCs/>
-          <w:sz w:val="28"/>
-          <w:szCs w:val="28"/>
-          <w:lang w:val="en-US"/>
-        </w:rPr>
-        <w:t xml:space="preserve"> = (1 + a</w:t>
-      </w:r>
-      <w:r>
-        <w:rPr>
-          <w:i/>
-          <w:iCs/>
-          <w:sz w:val="28"/>
-          <w:szCs w:val="28"/>
-          <w:vertAlign w:val="subscript"/>
-          <w:lang w:val="en-US"/>
-        </w:rPr>
-        <w:t>ik</w:t>
-      </w:r>
-      <w:r>
-        <w:rPr>
-          <w:i/>
-          <w:iCs/>
-          <w:sz w:val="28"/>
-          <w:szCs w:val="28"/>
-          <w:lang w:val="en-US"/>
-        </w:rPr>
-        <w:t xml:space="preserve"> * (b</w:t>
-      </w:r>
-      <w:r>
-        <w:rPr>
-          <w:i/>
-          <w:iCs/>
-          <w:sz w:val="28"/>
-          <w:szCs w:val="28"/>
-          <w:vertAlign w:val="subscript"/>
-          <w:lang w:val="en-US"/>
-        </w:rPr>
-        <w:t>kj</w:t>
-      </w:r>
-      <w:r>
-        <w:rPr>
-          <w:i/>
-          <w:iCs/>
-          <w:sz w:val="28"/>
-          <w:szCs w:val="28"/>
-          <w:lang w:val="en-US"/>
-        </w:rPr>
-        <w:t xml:space="preserve"> - 1)) * (2 * e</w:t>
-      </w:r>
-      <w:r>
-        <w:rPr>
-          <w:i/>
-          <w:iCs/>
-          <w:sz w:val="28"/>
-          <w:szCs w:val="28"/>
-          <w:vertAlign w:val="subscript"/>
-          <w:lang w:val="en-US"/>
-        </w:rPr>
-        <w:t>k</w:t>
-      </w:r>
-      <w:r>
-        <w:rPr>
-          <w:i/>
-          <w:iCs/>
-          <w:sz w:val="28"/>
-          <w:szCs w:val="28"/>
-          <w:lang w:val="en-US"/>
-        </w:rPr>
-        <w:t xml:space="preserve"> - 1) * e</w:t>
-      </w:r>
-      <w:r>
-        <w:rPr>
-          <w:i/>
-          <w:iCs/>
-          <w:sz w:val="28"/>
-          <w:szCs w:val="28"/>
-          <w:vertAlign w:val="subscript"/>
-          <w:lang w:val="en-US"/>
-        </w:rPr>
-        <w:t>k</w:t>
-      </w:r>
-      <w:r>
-        <w:rPr>
-          <w:i/>
-          <w:iCs/>
-          <w:sz w:val="28"/>
-          <w:szCs w:val="28"/>
-          <w:lang w:val="en-US"/>
-        </w:rPr>
-        <w:t xml:space="preserve"> + (1 + b</w:t>
-      </w:r>
-      <w:r>
-        <w:rPr>
-          <w:i/>
-          <w:iCs/>
-          <w:sz w:val="28"/>
-          <w:szCs w:val="28"/>
-          <w:vertAlign w:val="subscript"/>
-          <w:lang w:val="en-US"/>
-        </w:rPr>
-        <w:t>kj</w:t>
-      </w:r>
-      <w:r>
-        <w:rPr>
-          <w:i/>
-          <w:iCs/>
-          <w:sz w:val="28"/>
-          <w:szCs w:val="28"/>
-          <w:lang w:val="en-US"/>
-        </w:rPr>
-        <w:t xml:space="preserve"> * (a</w:t>
-      </w:r>
-      <w:r>
-        <w:rPr>
-          <w:i/>
-          <w:iCs/>
-          <w:sz w:val="28"/>
-          <w:szCs w:val="28"/>
-          <w:vertAlign w:val="subscript"/>
-          <w:lang w:val="en-US"/>
-        </w:rPr>
-        <w:t>ik</w:t>
-      </w:r>
-      <w:r>
-        <w:rPr>
-          <w:i/>
-          <w:iCs/>
-          <w:sz w:val="28"/>
-          <w:szCs w:val="28"/>
-          <w:lang w:val="en-US"/>
-        </w:rPr>
-        <w:t xml:space="preserve"> - 1)) * (1+ (4 * (1 + a</w:t>
-      </w:r>
-      <w:r>
-        <w:rPr>
-          <w:i/>
-          <w:iCs/>
-          <w:sz w:val="28"/>
-          <w:szCs w:val="28"/>
-          <w:vertAlign w:val="subscript"/>
-          <w:lang w:val="en-US"/>
-        </w:rPr>
-        <w:t>ik</w:t>
-      </w:r>
-      <w:r>
-        <w:rPr>
-          <w:i/>
-          <w:iCs/>
-          <w:sz w:val="28"/>
-          <w:szCs w:val="28"/>
-          <w:lang w:val="en-US"/>
-        </w:rPr>
-        <w:t xml:space="preserve"> * (b</w:t>
-      </w:r>
-      <w:r>
-        <w:rPr>
-          <w:i/>
-          <w:iCs/>
-          <w:sz w:val="28"/>
-          <w:szCs w:val="28"/>
-          <w:vertAlign w:val="subscript"/>
-          <w:lang w:val="en-US"/>
-        </w:rPr>
-        <w:t>kj</w:t>
-      </w:r>
-      <w:r>
-        <w:rPr>
-          <w:i/>
-          <w:iCs/>
-          <w:sz w:val="28"/>
-          <w:szCs w:val="28"/>
-          <w:lang w:val="en-US"/>
-        </w:rPr>
-        <w:t xml:space="preserve"> - 1)) - 2) * e</w:t>
-      </w:r>
-      <w:r>
-        <w:rPr>
-          <w:i/>
-          <w:iCs/>
-          <w:sz w:val="28"/>
-          <w:szCs w:val="28"/>
-          <w:vertAlign w:val="subscript"/>
-          <w:lang w:val="en-US"/>
-        </w:rPr>
-        <w:t>k</w:t>
-      </w:r>
-      <w:r>
-        <w:rPr>
-          <w:i/>
-          <w:iCs/>
-          <w:sz w:val="28"/>
-          <w:szCs w:val="28"/>
-          <w:lang w:val="en-US"/>
-        </w:rPr>
-        <w:t>)* (1 - e</w:t>
-      </w:r>
-      <w:r>
-        <w:rPr>
-          <w:i/>
-          <w:iCs/>
-          <w:sz w:val="28"/>
-          <w:szCs w:val="28"/>
-          <w:vertAlign w:val="subscript"/>
-          <w:lang w:val="en-US"/>
-        </w:rPr>
-        <w:t>k</w:t>
-      </w:r>
-      <w:r>
-        <w:rPr>
-          <w:i/>
-          <w:iCs/>
-          <w:sz w:val="28"/>
-          <w:szCs w:val="28"/>
-          <w:lang w:val="en-US"/>
+        <w:t>16</w:t>
+      </w:r>
+      <w:r>
+        <w:rPr>
+          <w:sz w:val="28"/>
+          <w:szCs w:val="28"/>
         </w:rPr>
         <w:t>)</w:t>
       </w:r>
-    </w:p>
-    <w:p>
-      <w:pPr>
-        <w:ind w:left="360"/>
-        <w:rPr>
-          <w:i/>
-          <w:iCs/>
-          <w:sz w:val="28"/>
-          <w:szCs w:val="28"/>
-          <w:lang w:val="en-US"/>
-        </w:rPr>
-      </w:pPr>
-      <w:r>
-        <w:rPr>
-          <w:i/>
-          <w:iCs/>
-          <w:sz w:val="28"/>
-          <w:szCs w:val="28"/>
-          <w:lang w:val="en-US"/>
-        </w:rPr>
-        <w:t>f</w:t>
-      </w:r>
-      <w:r>
-        <w:rPr>
-          <w:i/>
-          <w:iCs/>
-          <w:sz w:val="28"/>
-          <w:szCs w:val="28"/>
-          <w:vertAlign w:val="subscript"/>
-          <w:lang w:val="en-US"/>
-        </w:rPr>
-        <w:t>000</w:t>
-      </w:r>
-      <w:r>
-        <w:rPr>
-          <w:i/>
-          <w:iCs/>
-          <w:sz w:val="28"/>
-          <w:szCs w:val="28"/>
-          <w:lang w:val="en-US"/>
-        </w:rPr>
-        <w:t xml:space="preserve"> = (1 + a</w:t>
-      </w:r>
-      <w:r>
-        <w:rPr>
-          <w:i/>
-          <w:iCs/>
-          <w:sz w:val="28"/>
-          <w:szCs w:val="28"/>
-          <w:vertAlign w:val="subscript"/>
-          <w:lang w:val="en-US"/>
-        </w:rPr>
-        <w:t>00</w:t>
-      </w:r>
-      <w:r>
-        <w:rPr>
-          <w:i/>
-          <w:iCs/>
-          <w:sz w:val="28"/>
-          <w:szCs w:val="28"/>
-          <w:lang w:val="en-US"/>
-        </w:rPr>
-        <w:t xml:space="preserve"> * (b</w:t>
-      </w:r>
-      <w:r>
-        <w:rPr>
-          <w:i/>
-          <w:iCs/>
-          <w:sz w:val="28"/>
-          <w:szCs w:val="28"/>
-          <w:vertAlign w:val="subscript"/>
-          <w:lang w:val="en-US"/>
-        </w:rPr>
-        <w:t>00</w:t>
-      </w:r>
-      <w:r>
-        <w:rPr>
-          <w:i/>
-          <w:iCs/>
-          <w:sz w:val="28"/>
-          <w:szCs w:val="28"/>
-          <w:lang w:val="en-US"/>
-        </w:rPr>
-        <w:t xml:space="preserve"> - 1)) * (2 * e</w:t>
-      </w:r>
-      <w:r>
-        <w:rPr>
-          <w:i/>
-          <w:iCs/>
-          <w:sz w:val="28"/>
-          <w:szCs w:val="28"/>
-          <w:vertAlign w:val="subscript"/>
-          <w:lang w:val="en-US"/>
-        </w:rPr>
-        <w:t>0</w:t>
-      </w:r>
-      <w:r>
-        <w:rPr>
-          <w:i/>
-          <w:iCs/>
-          <w:sz w:val="28"/>
-          <w:szCs w:val="28"/>
-          <w:lang w:val="en-US"/>
-        </w:rPr>
-        <w:t xml:space="preserve"> - 1) * e</w:t>
-      </w:r>
-      <w:r>
-        <w:rPr>
-          <w:i/>
-          <w:iCs/>
-          <w:sz w:val="28"/>
-          <w:szCs w:val="28"/>
-          <w:vertAlign w:val="subscript"/>
-          <w:lang w:val="en-US"/>
-        </w:rPr>
-        <w:t>0</w:t>
-      </w:r>
-      <w:r>
-        <w:rPr>
-          <w:i/>
-          <w:iCs/>
-          <w:sz w:val="28"/>
-          <w:szCs w:val="28"/>
-          <w:lang w:val="en-US"/>
-        </w:rPr>
-        <w:t xml:space="preserve"> + (1 + b</w:t>
-      </w:r>
-      <w:r>
-        <w:rPr>
-          <w:i/>
-          <w:iCs/>
-          <w:sz w:val="28"/>
-          <w:szCs w:val="28"/>
-          <w:vertAlign w:val="subscript"/>
-          <w:lang w:val="en-US"/>
-        </w:rPr>
-        <w:t>00</w:t>
-      </w:r>
-      <w:r>
-        <w:rPr>
-          <w:i/>
-          <w:iCs/>
-          <w:sz w:val="28"/>
-          <w:szCs w:val="28"/>
-          <w:lang w:val="en-US"/>
-        </w:rPr>
-        <w:t xml:space="preserve"> * (a</w:t>
-      </w:r>
-      <w:r>
-        <w:rPr>
-          <w:i/>
-          <w:iCs/>
-          <w:sz w:val="28"/>
-          <w:szCs w:val="28"/>
-          <w:vertAlign w:val="subscript"/>
-          <w:lang w:val="en-US"/>
-        </w:rPr>
-        <w:t>00</w:t>
-      </w:r>
-      <w:r>
-        <w:rPr>
-          <w:i/>
-          <w:iCs/>
-          <w:sz w:val="28"/>
-          <w:szCs w:val="28"/>
-          <w:lang w:val="en-US"/>
-        </w:rPr>
-        <w:t xml:space="preserve"> - 1)) * (1+ (4 * (1 + a</w:t>
-      </w:r>
-      <w:r>
-        <w:rPr>
-          <w:i/>
-          <w:iCs/>
-          <w:sz w:val="28"/>
-          <w:szCs w:val="28"/>
-          <w:vertAlign w:val="subscript"/>
-          <w:lang w:val="en-US"/>
-        </w:rPr>
-        <w:t>00</w:t>
-      </w:r>
-      <w:r>
-        <w:rPr>
-          <w:i/>
-          <w:iCs/>
-          <w:sz w:val="28"/>
-          <w:szCs w:val="28"/>
-          <w:lang w:val="en-US"/>
-        </w:rPr>
-        <w:t xml:space="preserve"> * (b</w:t>
-      </w:r>
-      <w:r>
-        <w:rPr>
-          <w:i/>
-          <w:iCs/>
-          <w:sz w:val="28"/>
-          <w:szCs w:val="28"/>
-          <w:vertAlign w:val="subscript"/>
-          <w:lang w:val="en-US"/>
-        </w:rPr>
-        <w:t>00</w:t>
-      </w:r>
-      <w:r>
-        <w:rPr>
-          <w:i/>
-          <w:iCs/>
-          <w:sz w:val="28"/>
-          <w:szCs w:val="28"/>
-          <w:lang w:val="en-US"/>
-        </w:rPr>
-        <w:t xml:space="preserve"> - 1)) - 2) * e</w:t>
-      </w:r>
-      <w:r>
-        <w:rPr>
-          <w:i/>
-          <w:iCs/>
-          <w:sz w:val="28"/>
-          <w:szCs w:val="28"/>
-          <w:vertAlign w:val="subscript"/>
-          <w:lang w:val="en-US"/>
-        </w:rPr>
-        <w:t>0</w:t>
-      </w:r>
-      <w:r>
-        <w:rPr>
-          <w:i/>
-          <w:iCs/>
-          <w:sz w:val="28"/>
-          <w:szCs w:val="28"/>
-          <w:lang w:val="en-US"/>
-        </w:rPr>
-        <w:t>)* (1 – e</w:t>
-      </w:r>
-      <w:r>
-        <w:rPr>
-          <w:i/>
-          <w:iCs/>
-          <w:sz w:val="28"/>
-          <w:szCs w:val="28"/>
-          <w:vertAlign w:val="subscript"/>
-          <w:lang w:val="en-US"/>
-        </w:rPr>
-        <w:t>0</w:t>
-      </w:r>
-      <w:r>
-        <w:rPr>
-          <w:i/>
-          <w:iCs/>
-          <w:sz w:val="28"/>
-          <w:szCs w:val="28"/>
-          <w:lang w:val="en-US"/>
-        </w:rPr>
-        <w:t xml:space="preserve">) = </w:t>
-      </w:r>
-      <w:r>
-        <w:rPr>
-          <w:i/>
-          <w:iCs/>
-          <w:sz w:val="28"/>
-          <w:szCs w:val="28"/>
-          <w:lang w:val="en-US"/>
-        </w:rPr>
-        <w:t>1,014652</w:t>
-      </w:r>
-      <w:r>
-        <w:rPr>
-          <w:i/>
-          <w:iCs/>
-          <w:sz w:val="28"/>
-          <w:szCs w:val="28"/>
-          <w:lang w:val="en-US"/>
-        </w:rPr>
-        <w:t xml:space="preserve"> * </w:t>
-      </w:r>
-      <w:r>
-        <w:rPr>
-          <w:i/>
-          <w:iCs/>
-          <w:sz w:val="28"/>
-          <w:szCs w:val="28"/>
-          <w:lang w:val="en-US"/>
-        </w:rPr>
-        <w:t>0,691642</w:t>
-      </w:r>
-      <w:r>
-        <w:rPr>
-          <w:i/>
-          <w:iCs/>
-          <w:sz w:val="28"/>
-          <w:szCs w:val="28"/>
-          <w:lang w:val="en-US"/>
-        </w:rPr>
-        <w:t xml:space="preserve"> – </w:t>
-      </w:r>
-      <w:r>
-        <w:rPr>
-          <w:i/>
-          <w:iCs/>
-          <w:sz w:val="28"/>
-          <w:szCs w:val="28"/>
-          <w:lang w:val="en-US"/>
-        </w:rPr>
-        <w:t>0,063652</w:t>
-      </w:r>
-      <w:r>
-        <w:rPr>
-          <w:i/>
-          <w:iCs/>
-          <w:sz w:val="28"/>
-          <w:szCs w:val="28"/>
-          <w:lang w:val="en-US"/>
-        </w:rPr>
-        <w:t xml:space="preserve"> * </w:t>
-      </w:r>
-      <w:r>
-        <w:rPr>
-          <w:i/>
-          <w:iCs/>
-          <w:sz w:val="28"/>
-          <w:szCs w:val="28"/>
-          <w:lang w:val="en-US"/>
-        </w:rPr>
-        <w:t>0,199201488</w:t>
-      </w:r>
-      <w:r>
-        <w:rPr>
-          <w:i/>
-          <w:iCs/>
-          <w:sz w:val="28"/>
-          <w:szCs w:val="28"/>
-          <w:lang w:val="en-US"/>
-        </w:rPr>
-        <w:t xml:space="preserve"> * </w:t>
-      </w:r>
-      <w:r>
-        <w:rPr>
-          <w:i/>
-          <w:iCs/>
-          <w:sz w:val="28"/>
-          <w:szCs w:val="28"/>
-          <w:lang w:val="en-US"/>
-        </w:rPr>
-        <w:t>1,389</w:t>
-      </w:r>
-      <w:r>
-        <w:rPr>
-          <w:i/>
-          <w:iCs/>
-          <w:sz w:val="28"/>
-          <w:szCs w:val="28"/>
-          <w:lang w:val="en-US"/>
-        </w:rPr>
-        <w:t xml:space="preserve"> = </w:t>
-      </w:r>
-      <w:r>
-        <w:rPr>
-          <w:i/>
-          <w:iCs/>
-          <w:sz w:val="28"/>
-          <w:szCs w:val="28"/>
-          <w:lang w:val="en-US"/>
-        </w:rPr>
-        <w:t>0,719387866</w:t>
-      </w:r>
-    </w:p>
-    <w:p>
-      <w:pPr>
-        <w:ind w:left="360"/>
-        <w:rPr>
-          <w:i/>
-          <w:iCs/>
-          <w:sz w:val="28"/>
-          <w:szCs w:val="28"/>
-          <w:lang w:val="en-US"/>
-        </w:rPr>
-      </w:pPr>
-      <w:r>
-        <w:rPr>
-          <w:i/>
-          <w:iCs/>
-          <w:sz w:val="28"/>
-          <w:szCs w:val="28"/>
-          <w:lang w:val="en-US"/>
-        </w:rPr>
-        <w:t>f</w:t>
-      </w:r>
-      <w:r>
-        <w:rPr>
-          <w:i/>
-          <w:iCs/>
-          <w:sz w:val="28"/>
-          <w:szCs w:val="28"/>
-          <w:vertAlign w:val="subscript"/>
-          <w:lang w:val="en-US"/>
-        </w:rPr>
-        <w:t>00</w:t>
-      </w:r>
-      <w:r>
-        <w:rPr>
-          <w:i/>
-          <w:iCs/>
-          <w:sz w:val="28"/>
-          <w:szCs w:val="28"/>
-          <w:vertAlign w:val="subscript"/>
-          <w:lang w:val="en-US"/>
-        </w:rPr>
-        <w:t>1</w:t>
-      </w:r>
-      <w:r>
-        <w:rPr>
-          <w:i/>
-          <w:iCs/>
-          <w:sz w:val="28"/>
-          <w:szCs w:val="28"/>
-          <w:lang w:val="en-US"/>
-        </w:rPr>
-        <w:t xml:space="preserve"> = (1 + a</w:t>
-      </w:r>
-      <w:r>
-        <w:rPr>
-          <w:i/>
-          <w:iCs/>
-          <w:sz w:val="28"/>
-          <w:szCs w:val="28"/>
-          <w:vertAlign w:val="subscript"/>
-          <w:lang w:val="en-US"/>
-        </w:rPr>
-        <w:t>01</w:t>
-      </w:r>
-      <w:r>
-        <w:rPr>
-          <w:i/>
-          <w:iCs/>
-          <w:sz w:val="28"/>
-          <w:szCs w:val="28"/>
-          <w:lang w:val="en-US"/>
-        </w:rPr>
-        <w:t xml:space="preserve"> * (b</w:t>
-      </w:r>
-      <w:r>
-        <w:rPr>
-          <w:i/>
-          <w:iCs/>
-          <w:sz w:val="28"/>
-          <w:szCs w:val="28"/>
-          <w:vertAlign w:val="subscript"/>
-          <w:lang w:val="en-US"/>
-        </w:rPr>
-        <w:t>10</w:t>
-      </w:r>
-      <w:r>
-        <w:rPr>
-          <w:i/>
-          <w:iCs/>
-          <w:sz w:val="28"/>
-          <w:szCs w:val="28"/>
-          <w:lang w:val="en-US"/>
-        </w:rPr>
-        <w:t xml:space="preserve"> - 1)) * (2 * e</w:t>
-      </w:r>
-      <w:r>
-        <w:rPr>
-          <w:i/>
-          <w:iCs/>
-          <w:sz w:val="28"/>
-          <w:szCs w:val="28"/>
-          <w:vertAlign w:val="subscript"/>
-          <w:lang w:val="en-US"/>
-        </w:rPr>
-        <w:t>1</w:t>
-      </w:r>
-      <w:r>
-        <w:rPr>
-          <w:i/>
-          <w:iCs/>
-          <w:sz w:val="28"/>
-          <w:szCs w:val="28"/>
-          <w:lang w:val="en-US"/>
-        </w:rPr>
-        <w:t xml:space="preserve"> - 1) * e</w:t>
-      </w:r>
-      <w:r>
-        <w:rPr>
-          <w:i/>
-          <w:iCs/>
-          <w:sz w:val="28"/>
-          <w:szCs w:val="28"/>
-          <w:vertAlign w:val="subscript"/>
-          <w:lang w:val="en-US"/>
-        </w:rPr>
-        <w:t>1</w:t>
-      </w:r>
-      <w:r>
-        <w:rPr>
-          <w:i/>
-          <w:iCs/>
-          <w:sz w:val="28"/>
-          <w:szCs w:val="28"/>
-          <w:lang w:val="en-US"/>
-        </w:rPr>
-        <w:t xml:space="preserve"> + (1 + b</w:t>
-      </w:r>
-      <w:r>
-        <w:rPr>
-          <w:i/>
-          <w:iCs/>
-          <w:sz w:val="28"/>
-          <w:szCs w:val="28"/>
-          <w:vertAlign w:val="subscript"/>
-          <w:lang w:val="en-US"/>
-        </w:rPr>
-        <w:t>10</w:t>
-      </w:r>
-      <w:r>
-        <w:rPr>
-          <w:i/>
-          <w:iCs/>
-          <w:sz w:val="28"/>
-          <w:szCs w:val="28"/>
-          <w:lang w:val="en-US"/>
-        </w:rPr>
-        <w:t xml:space="preserve"> * (a</w:t>
-      </w:r>
-      <w:r>
-        <w:rPr>
-          <w:i/>
-          <w:iCs/>
-          <w:sz w:val="28"/>
-          <w:szCs w:val="28"/>
-          <w:vertAlign w:val="subscript"/>
-          <w:lang w:val="en-US"/>
-        </w:rPr>
-        <w:t>01</w:t>
-      </w:r>
-      <w:r>
-        <w:rPr>
-          <w:i/>
-          <w:iCs/>
-          <w:sz w:val="28"/>
-          <w:szCs w:val="28"/>
-          <w:lang w:val="en-US"/>
-        </w:rPr>
-        <w:t xml:space="preserve"> - 1)) * (1+ (4 * (1 + a</w:t>
-      </w:r>
-      <w:r>
-        <w:rPr>
-          <w:i/>
-          <w:iCs/>
-          <w:sz w:val="28"/>
-          <w:szCs w:val="28"/>
-          <w:vertAlign w:val="subscript"/>
-          <w:lang w:val="en-US"/>
-        </w:rPr>
-        <w:t>01</w:t>
-      </w:r>
-      <w:r>
-        <w:rPr>
-          <w:i/>
-          <w:iCs/>
-          <w:sz w:val="28"/>
-          <w:szCs w:val="28"/>
-          <w:lang w:val="en-US"/>
-        </w:rPr>
-        <w:t xml:space="preserve"> * (b</w:t>
-      </w:r>
-      <w:r>
-        <w:rPr>
-          <w:i/>
-          <w:iCs/>
-          <w:sz w:val="28"/>
-          <w:szCs w:val="28"/>
-          <w:vertAlign w:val="subscript"/>
-          <w:lang w:val="en-US"/>
-        </w:rPr>
-        <w:t>10</w:t>
-      </w:r>
-      <w:r>
-        <w:rPr>
-          <w:i/>
-          <w:iCs/>
-          <w:sz w:val="28"/>
-          <w:szCs w:val="28"/>
-          <w:lang w:val="en-US"/>
-        </w:rPr>
-        <w:t xml:space="preserve"> - 1)) - 2) * e</w:t>
-      </w:r>
-      <w:r>
-        <w:rPr>
-          <w:i/>
-          <w:iCs/>
-          <w:sz w:val="28"/>
-          <w:szCs w:val="28"/>
-          <w:vertAlign w:val="subscript"/>
-          <w:lang w:val="en-US"/>
-        </w:rPr>
-        <w:t>1</w:t>
-      </w:r>
-      <w:r>
-        <w:rPr>
-          <w:i/>
-          <w:iCs/>
-          <w:sz w:val="28"/>
-          <w:szCs w:val="28"/>
-          <w:lang w:val="en-US"/>
-        </w:rPr>
-        <w:t>)* (1 – e</w:t>
-      </w:r>
-      <w:r>
-        <w:rPr>
-          <w:i/>
-          <w:iCs/>
-          <w:sz w:val="28"/>
-          <w:szCs w:val="28"/>
-          <w:vertAlign w:val="subscript"/>
-          <w:lang w:val="en-US"/>
-        </w:rPr>
-        <w:t>1</w:t>
-      </w:r>
-      <w:r>
-        <w:rPr>
-          <w:i/>
-          <w:iCs/>
-          <w:sz w:val="28"/>
-          <w:szCs w:val="28"/>
-          <w:lang w:val="en-US"/>
-        </w:rPr>
-        <w:t xml:space="preserve">) = </w:t>
-      </w:r>
-      <w:r>
-        <w:rPr>
-          <w:i/>
-          <w:iCs/>
-          <w:sz w:val="28"/>
-          <w:szCs w:val="28"/>
-          <w:lang w:val="en-US"/>
-        </w:rPr>
-        <w:t>0,93522</w:t>
-      </w:r>
-      <w:r>
-        <w:rPr>
-          <w:i/>
-          <w:iCs/>
-          <w:sz w:val="28"/>
-          <w:szCs w:val="28"/>
-          <w:lang w:val="en-US"/>
-        </w:rPr>
-        <w:t xml:space="preserve"> * </w:t>
-      </w:r>
-      <w:r>
-        <w:rPr>
-          <w:i/>
-          <w:iCs/>
-          <w:sz w:val="28"/>
-          <w:szCs w:val="28"/>
-          <w:lang w:val="en-US"/>
-        </w:rPr>
-        <w:t>1,951722</w:t>
-      </w:r>
-      <w:r>
-        <w:rPr>
-          <w:i/>
-          <w:iCs/>
-          <w:sz w:val="28"/>
-          <w:szCs w:val="28"/>
-          <w:lang w:val="en-US"/>
-        </w:rPr>
-        <w:t xml:space="preserve"> – </w:t>
-      </w:r>
-      <w:r>
-        <w:rPr>
-          <w:i/>
-          <w:iCs/>
-          <w:sz w:val="28"/>
-          <w:szCs w:val="28"/>
-          <w:lang w:val="en-US"/>
-        </w:rPr>
-        <w:t>0,83422</w:t>
-      </w:r>
-      <w:r>
-        <w:rPr>
-          <w:i/>
-          <w:iCs/>
-          <w:sz w:val="28"/>
-          <w:szCs w:val="28"/>
-          <w:lang w:val="en-US"/>
-        </w:rPr>
-        <w:t xml:space="preserve"> * </w:t>
-      </w:r>
-      <w:r>
-        <w:rPr>
-          <w:i/>
-          <w:iCs/>
-          <w:sz w:val="28"/>
-          <w:szCs w:val="28"/>
-          <w:lang w:val="en-US"/>
-        </w:rPr>
-        <w:t>-0,33873672</w:t>
-      </w:r>
-      <w:r>
-        <w:rPr>
-          <w:i/>
-          <w:iCs/>
-          <w:sz w:val="28"/>
-          <w:szCs w:val="28"/>
-          <w:lang w:val="en-US"/>
-        </w:rPr>
-        <w:t xml:space="preserve"> * </w:t>
-      </w:r>
-      <w:r>
-        <w:rPr>
-          <w:i/>
-          <w:iCs/>
-          <w:sz w:val="28"/>
-          <w:szCs w:val="28"/>
-          <w:lang w:val="en-US"/>
-        </w:rPr>
-        <w:t>1,769</w:t>
-      </w:r>
-      <w:r>
-        <w:rPr>
-          <w:i/>
-          <w:iCs/>
-          <w:sz w:val="28"/>
-          <w:szCs w:val="28"/>
-          <w:lang w:val="en-US"/>
-        </w:rPr>
-        <w:t xml:space="preserve"> = </w:t>
-      </w:r>
-      <w:r>
-        <w:rPr>
-          <w:i/>
-          <w:iCs/>
-          <w:sz w:val="28"/>
-          <w:szCs w:val="28"/>
-          <w:lang w:val="en-US"/>
-        </w:rPr>
-        <w:t>1,325403754</w:t>
-      </w:r>
-    </w:p>
-    <w:p>
-      <w:pPr>
-        <w:ind w:left="360"/>
-        <w:rPr>
-          <w:i/>
-          <w:iCs/>
-          <w:sz w:val="28"/>
-          <w:szCs w:val="28"/>
-          <w:lang w:val="en-US"/>
-        </w:rPr>
-      </w:pPr>
-    </w:p>
-    <w:tbl>
-      <w:tblPr>
-        <w:tblStyle w:val="a9"/>
-        <w:tblW w:w="0" w:type="auto"/>
-        <w:tblInd w:w="360" w:type="dxa"/>
-        <w:tblBorders>
-          <w:top w:val="none" w:sz="0" w:space="0" w:color="auto"/>
-          <w:left w:val="none" w:sz="0" w:space="0" w:color="auto"/>
-          <w:bottom w:val="none" w:sz="0" w:space="0" w:color="auto"/>
-          <w:right w:val="none" w:sz="0" w:space="0" w:color="auto"/>
-          <w:insideH w:val="none" w:sz="0" w:space="0" w:color="auto"/>
-          <w:insideV w:val="none" w:sz="0" w:space="0" w:color="auto"/>
-        </w:tblBorders>
-        <w:tblLook w:val="04A0" w:firstRow="1" w:lastRow="0" w:firstColumn="1" w:lastColumn="0" w:noHBand="0" w:noVBand="1"/>
-      </w:tblPr>
-      <w:tblGrid>
-        <w:gridCol w:w="769"/>
-        <w:gridCol w:w="8216"/>
-      </w:tblGrid>
-      <w:tr>
-        <w:tc>
-          <w:tcPr>
-            <w:tcW w:w="769" w:type="dxa"/>
-          </w:tcPr>
-          <w:p>
-            <w:pPr>
-              <w:rPr>
-                <w:i/>
-                <w:iCs/>
-                <w:sz w:val="28"/>
-                <w:szCs w:val="28"/>
-                <w:lang w:val="en-US"/>
-              </w:rPr>
-            </w:pPr>
-            <w:r>
-              <w:rPr>
-                <w:i/>
-                <w:iCs/>
-                <w:noProof/>
-                <w:sz w:val="28"/>
-                <w:szCs w:val="28"/>
-                <w:lang w:val="en-US"/>
-              </w:rPr>
-              <w:drawing>
-                <wp:inline distT="0" distB="0" distL="0" distR="0" wp14:anchorId="5025B259" wp14:editId="5137E93B">
-                  <wp:extent cx="312420" cy="258347"/>
-                  <wp:effectExtent l="0" t="0" r="0" b="8890"/>
-                  <wp:docPr id="1731244013" name="Рисунок 1731244013"/>
-                  <wp:cNvGraphicFramePr>
-                    <a:graphicFrameLocks xmlns:a="http://schemas.openxmlformats.org/drawingml/2006/main" noChangeAspect="1"/>
-                  </wp:cNvGraphicFramePr>
-                  <a:graphic xmlns:a="http://schemas.openxmlformats.org/drawingml/2006/main">
-                    <a:graphicData uri="http://schemas.openxmlformats.org/drawingml/2006/picture">
-                      <pic:pic xmlns:pic="http://schemas.openxmlformats.org/drawingml/2006/picture">
-                        <pic:nvPicPr>
-                          <pic:cNvPr id="1" name=""/>
-                          <pic:cNvPicPr/>
-                        </pic:nvPicPr>
-                        <pic:blipFill>
-                          <a:blip r:embed="rId25"/>
-                          <a:stretch>
-                            <a:fillRect/>
-                          </a:stretch>
-                        </pic:blipFill>
-                        <pic:spPr>
-                          <a:xfrm>
-                            <a:off x="0" y="0"/>
-                            <a:ext cx="315342" cy="260763"/>
-                          </a:xfrm>
-                          <a:prstGeom prst="rect">
-                            <a:avLst/>
-                          </a:prstGeom>
-                        </pic:spPr>
-                      </pic:pic>
-                    </a:graphicData>
-                  </a:graphic>
-                </wp:inline>
-              </w:drawing>
-            </w:r>
-          </w:p>
-        </w:tc>
-        <w:tc>
-          <w:tcPr>
-            <w:tcW w:w="8216" w:type="dxa"/>
-          </w:tcPr>
-          <w:p>
-            <w:pPr>
-              <w:rPr>
-                <w:i/>
-                <w:iCs/>
-                <w:sz w:val="28"/>
-                <w:szCs w:val="28"/>
-                <w:lang w:val="en-US"/>
-              </w:rPr>
-            </w:pPr>
-            <w:r>
-              <w:rPr>
-                <w:i/>
-                <w:iCs/>
-                <w:sz w:val="28"/>
-                <w:szCs w:val="28"/>
-              </w:rPr>
-              <w:t xml:space="preserve">= </w:t>
-            </w:r>
-            <w:r>
-              <w:rPr>
-                <w:i/>
-                <w:iCs/>
-                <w:sz w:val="28"/>
-                <w:szCs w:val="28"/>
-                <w:lang w:val="en-US"/>
-              </w:rPr>
-              <w:t>f</w:t>
-            </w:r>
-            <w:r>
-              <w:rPr>
-                <w:i/>
-                <w:iCs/>
-                <w:sz w:val="28"/>
-                <w:szCs w:val="28"/>
-                <w:vertAlign w:val="subscript"/>
-              </w:rPr>
-              <w:t>000</w:t>
-            </w:r>
-            <w:r>
-              <w:rPr>
-                <w:i/>
-                <w:iCs/>
-                <w:sz w:val="28"/>
-                <w:szCs w:val="28"/>
-              </w:rPr>
-              <w:t xml:space="preserve"> * </w:t>
-            </w:r>
-            <w:r>
-              <w:rPr>
-                <w:i/>
-                <w:iCs/>
-                <w:sz w:val="28"/>
-                <w:szCs w:val="28"/>
-                <w:lang w:val="en-US"/>
-              </w:rPr>
-              <w:t>f</w:t>
-            </w:r>
-            <w:r>
-              <w:rPr>
-                <w:i/>
-                <w:iCs/>
-                <w:sz w:val="28"/>
-                <w:szCs w:val="28"/>
-                <w:vertAlign w:val="subscript"/>
-              </w:rPr>
-              <w:t xml:space="preserve">001 </w:t>
-            </w:r>
-            <w:r>
-              <w:rPr>
-                <w:i/>
-                <w:iCs/>
-                <w:sz w:val="28"/>
-                <w:szCs w:val="28"/>
-              </w:rPr>
-              <w:t xml:space="preserve">= </w:t>
-            </w:r>
-            <w:r>
-              <w:rPr>
-                <w:i/>
-                <w:iCs/>
-                <w:sz w:val="28"/>
-                <w:szCs w:val="28"/>
-              </w:rPr>
-              <w:t>0,953479378</w:t>
-            </w:r>
-          </w:p>
-        </w:tc>
-      </w:tr>
-    </w:tbl>
-    <w:p>
-      <w:pPr>
-        <w:rPr>
-          <w:i/>
-          <w:iCs/>
-          <w:sz w:val="28"/>
-          <w:szCs w:val="28"/>
-          <w:lang w:val="en-US"/>
-        </w:rPr>
-      </w:pPr>
-    </w:p>
-    <w:p>
-      <w:pPr>
-        <w:ind w:left="360"/>
-        <w:rPr>
-          <w:i/>
-          <w:iCs/>
-          <w:sz w:val="28"/>
-          <w:szCs w:val="28"/>
-          <w:lang w:val="en-US"/>
-        </w:rPr>
-      </w:pPr>
-      <w:r>
-        <w:rPr>
-          <w:i/>
-          <w:iCs/>
-          <w:sz w:val="28"/>
-          <w:szCs w:val="28"/>
-          <w:lang w:val="en-US"/>
-        </w:rPr>
-        <w:t>c</w:t>
-      </w:r>
-      <w:r>
-        <w:rPr>
-          <w:i/>
-          <w:iCs/>
-          <w:sz w:val="28"/>
-          <w:szCs w:val="28"/>
-          <w:vertAlign w:val="subscript"/>
-          <w:lang w:val="en-US"/>
-        </w:rPr>
-        <w:t xml:space="preserve">ij </w:t>
-      </w:r>
-      <w:r>
-        <w:rPr>
-          <w:i/>
-          <w:iCs/>
-          <w:sz w:val="28"/>
-          <w:szCs w:val="28"/>
-          <w:lang w:val="en-US"/>
-        </w:rPr>
-        <w:t xml:space="preserve">= </w:t>
-      </w:r>
-      <w:r>
-        <w:rPr>
-          <w:i/>
-          <w:iCs/>
+      <w:r>
+        <w:rPr>
+          <w:sz w:val="28"/>
+          <w:szCs w:val="28"/>
+        </w:rPr>
+        <w:t>:</w:t>
+      </w:r>
+    </w:p>
+    <w:p>
+      <w:pPr>
+        <w:ind w:left="-142" w:firstLine="142"/>
+        <w:jc w:val="center"/>
+        <w:rPr>
+          <w:sz w:val="28"/>
+          <w:szCs w:val="28"/>
+        </w:rPr>
+      </w:pPr>
+      <w:r>
+        <w:rPr>
           <w:noProof/>
           <w:sz w:val="28"/>
           <w:szCs w:val="28"/>
-          <w:lang w:val="en-US"/>
         </w:rPr>
         <w:drawing>
-          <wp:inline distT="0" distB="0" distL="0" distR="0" wp14:anchorId="68FB61A9" wp14:editId="0EDE7973">
-            <wp:extent cx="312420" cy="258347"/>
-            <wp:effectExtent l="0" t="0" r="0" b="8890"/>
-            <wp:docPr id="708306166" name="Рисунок 708306166"/>
-            <wp:cNvGraphicFramePr>
-              <a:graphicFrameLocks xmlns:a="http://schemas.openxmlformats.org/drawingml/2006/main" noChangeAspect="1"/>
-            </wp:cNvGraphicFramePr>
-            <a:graphic xmlns:a="http://schemas.openxmlformats.org/drawingml/2006/main">
-              <a:graphicData uri="http://schemas.openxmlformats.org/drawingml/2006/picture">
-                <pic:pic xmlns:pic="http://schemas.openxmlformats.org/drawingml/2006/picture">
-                  <pic:nvPicPr>
-                    <pic:cNvPr id="1" name=""/>
-                    <pic:cNvPicPr/>
-                  </pic:nvPicPr>
-                  <pic:blipFill>
-                    <a:blip r:embed="rId25"/>
-                    <a:stretch>
-                      <a:fillRect/>
-                    </a:stretch>
-                  </pic:blipFill>
-                  <pic:spPr>
-                    <a:xfrm>
-                      <a:off x="0" y="0"/>
-                      <a:ext cx="315342" cy="260763"/>
-                    </a:xfrm>
-                    <a:prstGeom prst="rect">
-                      <a:avLst/>
-                    </a:prstGeom>
-                  </pic:spPr>
-                </pic:pic>
-              </a:graphicData>
-            </a:graphic>
-          </wp:inline>
-        </w:drawing>
-      </w:r>
-      <w:r>
-        <w:rPr>
-          <w:i/>
-          <w:iCs/>
-          <w:sz w:val="28"/>
-          <w:szCs w:val="28"/>
-          <w:lang w:val="en-US"/>
-        </w:rPr>
-        <w:t xml:space="preserve"> *</w:t>
-      </w:r>
-      <w:r>
-        <w:rPr>
-          <w:i/>
-          <w:iCs/>
-          <w:sz w:val="28"/>
-          <w:szCs w:val="28"/>
-          <w:lang w:val="en-US"/>
-        </w:rPr>
-        <w:t xml:space="preserve"> (3 * g</w:t>
-      </w:r>
-      <w:r>
-        <w:rPr>
-          <w:i/>
-          <w:iCs/>
-          <w:sz w:val="28"/>
-          <w:szCs w:val="28"/>
-          <w:vertAlign w:val="subscript"/>
-          <w:lang w:val="en-US"/>
-        </w:rPr>
-        <w:t>ij</w:t>
-      </w:r>
-      <w:r>
-        <w:rPr>
-          <w:i/>
-          <w:iCs/>
-          <w:sz w:val="28"/>
-          <w:szCs w:val="28"/>
-          <w:lang w:val="en-US"/>
-        </w:rPr>
-        <w:t xml:space="preserve"> - 2) * g</w:t>
-      </w:r>
-      <w:r>
-        <w:rPr>
-          <w:i/>
-          <w:iCs/>
-          <w:sz w:val="28"/>
-          <w:szCs w:val="28"/>
-          <w:vertAlign w:val="subscript"/>
-          <w:lang w:val="en-US"/>
-        </w:rPr>
-        <w:t>ij</w:t>
-      </w:r>
-      <w:r>
-        <w:rPr>
-          <w:i/>
-          <w:iCs/>
-          <w:sz w:val="28"/>
-          <w:szCs w:val="28"/>
-          <w:lang w:val="en-US"/>
-        </w:rPr>
-        <w:t xml:space="preserve"> + (</w:t>
-      </w:r>
-      <w:r>
-        <w:rPr>
-          <w:i/>
-          <w:iCs/>
-          <w:noProof/>
-          <w:sz w:val="28"/>
-          <w:szCs w:val="28"/>
-          <w:lang w:val="en-US"/>
-        </w:rPr>
-        <w:drawing>
-          <wp:inline distT="0" distB="0" distL="0" distR="0" wp14:anchorId="07E5D738" wp14:editId="177E39CA">
-            <wp:extent cx="381000" cy="279796"/>
-            <wp:effectExtent l="0" t="0" r="0" b="6350"/>
-            <wp:docPr id="1929053646" name="Рисунок 1929053646"/>
+          <wp:inline distT="0" distB="0" distL="0" distR="0" wp14:anchorId="3CEB78B8" wp14:editId="3082F0C1">
+            <wp:extent cx="1554480" cy="3376791"/>
+            <wp:effectExtent l="0" t="0" r="7620" b="0"/>
+            <wp:docPr id="3" name="Picture 1"/>
             <wp:cNvGraphicFramePr>
               <a:graphicFrameLocks xmlns:a="http://schemas.openxmlformats.org/drawingml/2006/main" noChangeAspect="1"/>
             </wp:cNvGraphicFramePr>
@@ -10327,7 +8624,7 @@
                   <pic:spPr>
                     <a:xfrm>
                       <a:off x="0" y="0"/>
-                      <a:ext cx="381000" cy="279796"/>
+                      <a:ext cx="1559125" cy="3386880"/>
                     </a:xfrm>
                     <a:prstGeom prst="rect">
                       <a:avLst/>
@@ -10339,667 +8636,4015 @@
           </wp:inline>
         </w:drawing>
       </w:r>
-      <w:r>
+    </w:p>
+    <w:p>
+      <w:pPr>
+        <w:jc w:val="center"/>
         <w:rPr>
           <w:i/>
           <w:iCs/>
-          <w:sz w:val="28"/>
-          <w:szCs w:val="28"/>
-          <w:lang w:val="en-US"/>
-        </w:rPr>
-        <w:t xml:space="preserve"> + (4 * (</w:t>
-      </w:r>
+          <w:sz w:val="18"/>
+          <w:szCs w:val="18"/>
+        </w:rPr>
+      </w:pPr>
       <w:r>
         <w:rPr>
           <w:i/>
           <w:iCs/>
-          <w:noProof/>
-          <w:sz w:val="28"/>
-          <w:szCs w:val="28"/>
-          <w:lang w:val="en-US"/>
-        </w:rPr>
-        <w:drawing>
-          <wp:inline distT="0" distB="0" distL="0" distR="0" wp14:anchorId="607BC7EF" wp14:editId="07B1F598">
-            <wp:extent cx="777240" cy="241416"/>
-            <wp:effectExtent l="0" t="0" r="3810" b="6350"/>
-            <wp:docPr id="683094914" name="Рисунок 683094914"/>
-            <wp:cNvGraphicFramePr>
-              <a:graphicFrameLocks xmlns:a="http://schemas.openxmlformats.org/drawingml/2006/main" noChangeAspect="1"/>
-            </wp:cNvGraphicFramePr>
-            <a:graphic xmlns:a="http://schemas.openxmlformats.org/drawingml/2006/main">
-              <a:graphicData uri="http://schemas.openxmlformats.org/drawingml/2006/picture">
-                <pic:pic xmlns:pic="http://schemas.openxmlformats.org/drawingml/2006/picture">
-                  <pic:nvPicPr>
-                    <pic:cNvPr id="1" name=""/>
-                    <pic:cNvPicPr/>
-                  </pic:nvPicPr>
-                  <pic:blipFill>
-                    <a:blip r:embed="rId26"/>
-                    <a:stretch>
-                      <a:fillRect/>
-                    </a:stretch>
-                  </pic:blipFill>
-                  <pic:spPr>
-                    <a:xfrm>
-                      <a:off x="0" y="0"/>
-                      <a:ext cx="789705" cy="245288"/>
-                    </a:xfrm>
-                    <a:prstGeom prst="rect">
-                      <a:avLst/>
-                    </a:prstGeom>
-                  </pic:spPr>
-                </pic:pic>
-              </a:graphicData>
-            </a:graphic>
-          </wp:inline>
-        </w:drawing>
+          <w:sz w:val="18"/>
+          <w:szCs w:val="18"/>
+        </w:rPr>
+        <w:t>Рис</w:t>
       </w:r>
       <w:r>
         <w:rPr>
           <w:i/>
           <w:iCs/>
-          <w:sz w:val="28"/>
-          <w:szCs w:val="28"/>
-          <w:lang w:val="en-US"/>
-        </w:rPr>
-        <w:t xml:space="preserve">) – 3 * </w:t>
+          <w:sz w:val="18"/>
+          <w:szCs w:val="18"/>
+        </w:rPr>
+        <w:t>.</w:t>
       </w:r>
       <w:r>
         <w:rPr>
           <w:i/>
           <w:iCs/>
-          <w:noProof/>
-          <w:sz w:val="28"/>
-          <w:szCs w:val="28"/>
-          <w:lang w:val="en-US"/>
-        </w:rPr>
-        <w:drawing>
-          <wp:inline distT="0" distB="0" distL="0" distR="0" wp14:anchorId="51276C8F" wp14:editId="707C8775">
-            <wp:extent cx="381000" cy="279796"/>
-            <wp:effectExtent l="0" t="0" r="0" b="6350"/>
-            <wp:docPr id="1317182233" name="Рисунок 1317182233"/>
-            <wp:cNvGraphicFramePr>
-              <a:graphicFrameLocks xmlns:a="http://schemas.openxmlformats.org/drawingml/2006/main" noChangeAspect="1"/>
-            </wp:cNvGraphicFramePr>
-            <a:graphic xmlns:a="http://schemas.openxmlformats.org/drawingml/2006/main">
-              <a:graphicData uri="http://schemas.openxmlformats.org/drawingml/2006/picture">
-                <pic:pic xmlns:pic="http://schemas.openxmlformats.org/drawingml/2006/picture">
-                  <pic:nvPicPr>
-                    <pic:cNvPr id="1" name=""/>
-                    <pic:cNvPicPr/>
-                  </pic:nvPicPr>
-                  <pic:blipFill>
-                    <a:blip r:embed="rId24"/>
-                    <a:stretch>
-                      <a:fillRect/>
-                    </a:stretch>
-                  </pic:blipFill>
-                  <pic:spPr>
-                    <a:xfrm>
-                      <a:off x="0" y="0"/>
-                      <a:ext cx="381000" cy="279796"/>
-                    </a:xfrm>
-                    <a:prstGeom prst="rect">
-                      <a:avLst/>
-                    </a:prstGeom>
-                  </pic:spPr>
-                </pic:pic>
-              </a:graphicData>
-            </a:graphic>
-          </wp:inline>
-        </w:drawing>
+          <w:sz w:val="18"/>
+          <w:szCs w:val="18"/>
+        </w:rPr>
+        <w:t xml:space="preserve"> </w:t>
       </w:r>
       <w:r>
         <w:rPr>
           <w:i/>
           <w:iCs/>
-          <w:sz w:val="28"/>
-          <w:szCs w:val="28"/>
+          <w:sz w:val="18"/>
+          <w:szCs w:val="18"/>
           <w:lang w:val="en-US"/>
         </w:rPr>
-        <w:t>) * g</w:t>
+        <w:t>16</w:t>
       </w:r>
       <w:r>
         <w:rPr>
           <w:i/>
           <w:iCs/>
-          <w:sz w:val="28"/>
-          <w:szCs w:val="28"/>
-          <w:vertAlign w:val="subscript"/>
-          <w:lang w:val="en-US"/>
-        </w:rPr>
-        <w:t>ij</w:t>
+          <w:sz w:val="18"/>
+          <w:szCs w:val="18"/>
+        </w:rPr>
+        <w:t xml:space="preserve">. </w:t>
       </w:r>
       <w:r>
         <w:rPr>
           <w:i/>
           <w:iCs/>
-          <w:sz w:val="28"/>
-          <w:szCs w:val="28"/>
-          <w:lang w:val="en-US"/>
-        </w:rPr>
-        <w:t>) * (1 - g</w:t>
-      </w:r>
-      <w:r>
+          <w:sz w:val="18"/>
+          <w:szCs w:val="18"/>
+        </w:rPr>
+        <w:t>Результат работы программы</w:t>
+      </w:r>
+    </w:p>
+    <w:p>
+      <w:pPr>
         <w:rPr>
           <w:i/>
           <w:iCs/>
-          <w:sz w:val="28"/>
-          <w:szCs w:val="28"/>
-          <w:vertAlign w:val="subscript"/>
-          <w:lang w:val="en-US"/>
-        </w:rPr>
-        <w:t>ij</w:t>
-      </w:r>
+          <w:sz w:val="18"/>
+          <w:szCs w:val="18"/>
+        </w:rPr>
+      </w:pPr>
       <w:r>
         <w:rPr>
           <w:i/>
           <w:iCs/>
+          <w:sz w:val="18"/>
+          <w:szCs w:val="18"/>
+        </w:rPr>
+        <w:t xml:space="preserve">                                               </w:t>
+      </w:r>
+      <w:r>
+        <w:rPr>
+          <w:b/>
+          <w:bCs/>
+          <w:sz w:val="28"/>
+          <w:szCs w:val="28"/>
+        </w:rPr>
+        <w:tab/>
+      </w:r>
+    </w:p>
+    <w:p>
+      <w:pPr>
+        <w:tabs>
+          <w:tab w:val="left" w:pos="425"/>
+        </w:tabs>
+        <w:rPr>
+          <w:sz w:val="28"/>
+          <w:szCs w:val="28"/>
+        </w:rPr>
+      </w:pPr>
+      <w:r>
+        <w:rPr>
+          <w:sz w:val="28"/>
+          <w:szCs w:val="28"/>
+        </w:rPr>
+        <w:t xml:space="preserve">В результате работы программы получили матрицу значений соответствующей размерности </w:t>
+      </w:r>
+      <w:r>
+        <w:rPr>
+          <w:rFonts w:eastAsia="DengXian"/>
+          <w:sz w:val="28"/>
+          <w:szCs w:val="28"/>
+          <w:lang w:val="en-US" w:eastAsia="zh-CN"/>
+        </w:rPr>
+        <w:t>p</w:t>
+      </w:r>
+      <w:r>
+        <w:rPr>
+          <w:rFonts w:eastAsia="DengXian"/>
+          <w:sz w:val="28"/>
+          <w:szCs w:val="28"/>
+          <w:lang w:eastAsia="zh-CN"/>
+        </w:rPr>
+        <w:t xml:space="preserve"> </w:t>
+      </w:r>
+      <w:r>
+        <w:rPr>
+          <w:sz w:val="28"/>
+          <w:szCs w:val="28"/>
+        </w:rPr>
+        <w:t xml:space="preserve">× </w:t>
+      </w:r>
+      <w:r>
+        <w:rPr>
           <w:sz w:val="28"/>
           <w:szCs w:val="28"/>
           <w:lang w:val="en-US"/>
         </w:rPr>
-        <w:t xml:space="preserve">) </w:t>
-      </w:r>
-    </w:p>
-    <w:p>
-      <w:pPr>
+        <w:t>q</w:t>
+      </w:r>
+      <w:r>
+        <w:rPr>
+          <w:sz w:val="28"/>
+          <w:szCs w:val="28"/>
+        </w:rPr>
+        <w:t>(</w:t>
+      </w:r>
+      <w:r>
+        <w:rPr>
+          <w:rFonts w:eastAsiaTheme="minorEastAsia"/>
+          <w:sz w:val="28"/>
+          <w:szCs w:val="28"/>
+          <w:lang w:eastAsia="ja-JP"/>
+        </w:rPr>
+        <w:t xml:space="preserve">в данном случае матрица размерности 1 </w:t>
+      </w:r>
+      <w:r>
+        <w:rPr>
+          <w:sz w:val="28"/>
+          <w:szCs w:val="28"/>
+        </w:rPr>
+        <w:t>× 1):</w:t>
+      </w:r>
+    </w:p>
+    <w:p>
+      <w:pPr>
+        <w:tabs>
+          <w:tab w:val="left" w:pos="425"/>
+        </w:tabs>
+        <w:rPr>
+          <w:rFonts w:eastAsia="DengXian"/>
+          <w:sz w:val="28"/>
+          <w:szCs w:val="28"/>
+        </w:rPr>
+      </w:pPr>
+      <w:r>
+        <w:rPr>
+          <w:rFonts w:eastAsia="DengXian"/>
+          <w:sz w:val="28"/>
+          <w:szCs w:val="28"/>
+          <w:lang w:val="en-US" w:eastAsia="zh-CN"/>
+        </w:rPr>
+        <w:t>C</w:t>
+      </w:r>
+      <w:r>
+        <w:rPr>
+          <w:rFonts w:eastAsia="DengXian"/>
+          <w:sz w:val="28"/>
+          <w:szCs w:val="28"/>
+          <w:lang w:eastAsia="zh-CN"/>
+        </w:rPr>
+        <w:t xml:space="preserve"> =</w:t>
+      </w:r>
+      <m:oMath>
+        <m:r>
+          <w:rPr>
+            <w:rFonts w:ascii="Cambria Math" w:eastAsia="DengXian" w:hAnsi="Cambria Math"/>
+            <w:sz w:val="28"/>
+            <w:szCs w:val="28"/>
+            <w:lang w:eastAsia="zh-CN"/>
+          </w:rPr>
+          <m:t xml:space="preserve"> </m:t>
+        </m:r>
+        <m:d>
+          <m:dPr>
+            <m:begChr m:val="["/>
+            <m:endChr m:val="]"/>
+            <m:ctrlPr>
+              <w:rPr>
+                <w:rFonts w:ascii="Cambria Math" w:eastAsia="DengXian" w:hAnsi="Cambria Math"/>
+                <w:i/>
+                <w:sz w:val="28"/>
+                <w:szCs w:val="28"/>
+              </w:rPr>
+            </m:ctrlPr>
+          </m:dPr>
+          <m:e>
+            <m:m>
+              <m:mPr>
+                <m:mcs>
+                  <m:mc>
+                    <m:mcPr>
+                      <m:count m:val="1"/>
+                      <m:mcJc m:val="center"/>
+                    </m:mcPr>
+                  </m:mc>
+                </m:mcs>
+                <m:ctrlPr>
+                  <w:rPr>
+                    <w:rFonts w:ascii="Cambria Math" w:eastAsia="DengXian" w:hAnsi="Cambria Math"/>
+                    <w:i/>
+                    <w:sz w:val="28"/>
+                    <w:szCs w:val="28"/>
+                  </w:rPr>
+                </m:ctrlPr>
+              </m:mPr>
+              <m:mr>
+                <m:e>
+                  <m:r>
+                    <w:rPr>
+                      <w:rFonts w:ascii="Cambria Math" w:hAnsi="Cambria Math"/>
+                      <w:sz w:val="28"/>
+                      <w:szCs w:val="28"/>
+                    </w:rPr>
+                    <m:t>-0.21</m:t>
+                  </m:r>
+                </m:e>
+              </m:mr>
+            </m:m>
+          </m:e>
+        </m:d>
+      </m:oMath>
+    </w:p>
+    <w:p>
+      <w:pPr>
+        <w:tabs>
+          <w:tab w:val="left" w:pos="425"/>
+        </w:tabs>
+        <w:rPr>
+          <w:rFonts w:eastAsia="DengXian"/>
+          <w:sz w:val="28"/>
+          <w:szCs w:val="28"/>
+        </w:rPr>
+      </w:pPr>
+      <w:r>
+        <w:rPr>
+          <w:rFonts w:eastAsia="DengXian"/>
+          <w:sz w:val="28"/>
+          <w:szCs w:val="28"/>
+        </w:rPr>
+        <w:t>Для того, чтобы проверить правильность модели, рассчитаем значения результирющей матрицы вручную.</w:t>
+      </w:r>
+    </w:p>
+    <w:p>
+      <w:pPr>
+        <w:tabs>
+          <w:tab w:val="left" w:pos="425"/>
+        </w:tabs>
+        <w:rPr>
+          <w:sz w:val="28"/>
+          <w:szCs w:val="28"/>
+        </w:rPr>
+      </w:pPr>
+    </w:p>
+    <w:p>
+      <w:pPr>
+        <w:tabs>
+          <w:tab w:val="left" w:pos="425"/>
+        </w:tabs>
+        <w:rPr>
+          <w:sz w:val="28"/>
+          <w:szCs w:val="28"/>
+        </w:rPr>
+      </w:pPr>
+      <w:r>
+        <w:rPr>
+          <w:sz w:val="28"/>
+          <w:szCs w:val="28"/>
+        </w:rPr>
+        <w:t>Проверка работы:</w:t>
+      </w:r>
+    </w:p>
+    <w:p>
+      <w:pPr>
+        <w:pStyle w:val="a5"/>
+        <w:numPr>
+          <w:ilvl w:val="0"/>
+          <w:numId w:val="34"/>
+        </w:numPr>
+        <w:spacing w:before="0"/>
+        <w:contextualSpacing/>
+        <w:jc w:val="both"/>
+        <w:rPr>
+          <w:i/>
+          <w:sz w:val="28"/>
+          <w:szCs w:val="28"/>
+        </w:rPr>
+      </w:pPr>
+      <m:oMath>
+        <m:sSub>
+          <m:sSubPr>
+            <m:ctrlPr>
+              <w:rPr>
+                <w:rFonts w:ascii="Cambria Math" w:hAnsi="Cambria Math"/>
+                <w:i/>
+                <w:sz w:val="28"/>
+                <w:szCs w:val="28"/>
+              </w:rPr>
+            </m:ctrlPr>
+          </m:sSubPr>
+          <m:e>
+            <m:r>
+              <w:rPr>
+                <w:rFonts w:ascii="Cambria Math" w:hAnsi="Cambria Math"/>
+                <w:sz w:val="28"/>
+                <w:szCs w:val="28"/>
+              </w:rPr>
+              <m:t>d</m:t>
+            </m:r>
+          </m:e>
+          <m:sub>
+            <m:r>
+              <w:rPr>
+                <w:rFonts w:ascii="Cambria Math" w:hAnsi="Cambria Math"/>
+                <w:sz w:val="28"/>
+                <w:szCs w:val="28"/>
+              </w:rPr>
+              <m:t>000</m:t>
+            </m:r>
+          </m:sub>
+        </m:sSub>
+        <m:r>
+          <w:rPr>
+            <w:rFonts w:ascii="Cambria Math" w:hAnsi="Cambria Math"/>
+            <w:sz w:val="28"/>
+            <w:szCs w:val="28"/>
+          </w:rPr>
+          <m:t>=</m:t>
+        </m:r>
+        <m:sSub>
+          <m:sSubPr>
+            <m:ctrlPr>
+              <w:rPr>
+                <w:rFonts w:ascii="Cambria Math" w:hAnsi="Cambria Math"/>
+                <w:i/>
+                <w:sz w:val="28"/>
+                <w:szCs w:val="28"/>
+              </w:rPr>
+            </m:ctrlPr>
+          </m:sSubPr>
+          <m:e>
+            <m:r>
+              <w:rPr>
+                <w:rFonts w:ascii="Cambria Math" w:hAnsi="Cambria Math"/>
+                <w:sz w:val="28"/>
+                <w:szCs w:val="28"/>
+              </w:rPr>
+              <m:t>(a</m:t>
+            </m:r>
+          </m:e>
+          <m:sub>
+            <m:r>
+              <w:rPr>
+                <w:rFonts w:ascii="Cambria Math" w:hAnsi="Cambria Math"/>
+                <w:sz w:val="28"/>
+                <w:szCs w:val="28"/>
+              </w:rPr>
+              <m:t>00</m:t>
+            </m:r>
+          </m:sub>
+        </m:sSub>
+        <m:acc>
+          <m:accPr>
+            <m:chr m:val="̃"/>
+            <m:ctrlPr>
+              <w:rPr>
+                <w:rFonts w:ascii="Cambria Math" w:hAnsi="Cambria Math"/>
+                <w:i/>
+                <w:sz w:val="28"/>
+                <w:szCs w:val="28"/>
+                <w:lang w:eastAsia="ja-JP"/>
+              </w:rPr>
+            </m:ctrlPr>
+          </m:accPr>
+          <m:e>
+            <m:r>
+              <w:rPr>
+                <w:rFonts w:ascii="Cambria Math" w:hAnsi="Cambria Math"/>
+                <w:sz w:val="28"/>
+                <w:szCs w:val="28"/>
+                <w:lang w:eastAsia="ja-JP"/>
+              </w:rPr>
+              <m:t>∧</m:t>
+            </m:r>
+          </m:e>
+        </m:acc>
+        <m:sSub>
+          <m:sSubPr>
+            <m:ctrlPr>
+              <w:rPr>
+                <w:rFonts w:ascii="Cambria Math" w:hAnsi="Cambria Math"/>
+                <w:i/>
+                <w:sz w:val="28"/>
+                <w:szCs w:val="28"/>
+              </w:rPr>
+            </m:ctrlPr>
+          </m:sSubPr>
+          <m:e>
+            <m:r>
+              <w:rPr>
+                <w:rFonts w:ascii="Cambria Math" w:hAnsi="Cambria Math"/>
+                <w:sz w:val="28"/>
+                <w:szCs w:val="28"/>
+              </w:rPr>
+              <m:t>b</m:t>
+            </m:r>
+          </m:e>
+          <m:sub>
+            <m:r>
+              <w:rPr>
+                <w:rFonts w:ascii="Cambria Math" w:hAnsi="Cambria Math"/>
+                <w:sz w:val="28"/>
+                <w:szCs w:val="28"/>
+              </w:rPr>
+              <m:t>00</m:t>
+            </m:r>
+          </m:sub>
+        </m:sSub>
+        <m:r>
+          <w:rPr>
+            <w:rFonts w:ascii="Cambria Math" w:hAnsi="Cambria Math"/>
+            <w:sz w:val="28"/>
+            <w:szCs w:val="28"/>
+          </w:rPr>
+          <m:t>)=</m:t>
+        </m:r>
+        <m:d>
+          <m:dPr>
+            <m:ctrlPr>
+              <w:rPr>
+                <w:rFonts w:ascii="Cambria Math" w:hAnsi="Cambria Math"/>
+                <w:i/>
+                <w:sz w:val="28"/>
+                <w:szCs w:val="28"/>
+              </w:rPr>
+            </m:ctrlPr>
+          </m:dPr>
+          <m:e>
+            <m:r>
+              <w:rPr>
+                <w:rFonts w:ascii="Cambria Math" w:hAnsi="Cambria Math"/>
+                <w:sz w:val="28"/>
+                <w:szCs w:val="28"/>
+              </w:rPr>
+              <m:t>0.69</m:t>
+            </m:r>
+            <m:acc>
+              <m:accPr>
+                <m:chr m:val="̃"/>
+                <m:ctrlPr>
+                  <w:rPr>
+                    <w:rFonts w:ascii="Cambria Math" w:hAnsi="Cambria Math"/>
+                    <w:i/>
+                    <w:sz w:val="28"/>
+                    <w:szCs w:val="28"/>
+                    <w:lang w:eastAsia="ja-JP"/>
+                  </w:rPr>
+                </m:ctrlPr>
+              </m:accPr>
+              <m:e>
+                <m:r>
+                  <w:rPr>
+                    <w:rFonts w:ascii="Cambria Math" w:hAnsi="Cambria Math"/>
+                    <w:sz w:val="28"/>
+                    <w:szCs w:val="28"/>
+                    <w:lang w:eastAsia="ja-JP"/>
+                  </w:rPr>
+                  <m:t>∧</m:t>
+                </m:r>
+              </m:e>
+            </m:acc>
+            <m:r>
+              <w:rPr>
+                <w:rFonts w:ascii="Cambria Math" w:hAnsi="Cambria Math"/>
+                <w:sz w:val="28"/>
+                <w:szCs w:val="28"/>
+              </w:rPr>
+              <m:t>0.79</m:t>
+            </m:r>
+          </m:e>
+        </m:d>
+        <m:r>
+          <w:rPr>
+            <w:rFonts w:ascii="Cambria Math" w:hAnsi="Cambria Math"/>
+            <w:sz w:val="28"/>
+            <w:szCs w:val="28"/>
+          </w:rPr>
+          <m:t>=0.69</m:t>
+        </m:r>
+      </m:oMath>
+    </w:p>
+    <w:p>
+      <w:pPr>
+        <w:pStyle w:val="a5"/>
+        <w:numPr>
+          <w:ilvl w:val="0"/>
+          <w:numId w:val="34"/>
+        </w:numPr>
+        <w:spacing w:before="0"/>
+        <w:contextualSpacing/>
+        <w:jc w:val="both"/>
+        <w:rPr>
+          <w:i/>
+          <w:sz w:val="28"/>
+          <w:szCs w:val="28"/>
+        </w:rPr>
+      </w:pPr>
+      <m:oMath>
+        <m:sSub>
+          <m:sSubPr>
+            <m:ctrlPr>
+              <w:rPr>
+                <w:rFonts w:ascii="Cambria Math" w:hAnsi="Cambria Math"/>
+                <w:i/>
+                <w:sz w:val="28"/>
+                <w:szCs w:val="28"/>
+              </w:rPr>
+            </m:ctrlPr>
+          </m:sSubPr>
+          <m:e>
+            <m:r>
+              <w:rPr>
+                <w:rFonts w:ascii="Cambria Math" w:hAnsi="Cambria Math"/>
+                <w:sz w:val="28"/>
+                <w:szCs w:val="28"/>
+              </w:rPr>
+              <m:t>d</m:t>
+            </m:r>
+          </m:e>
+          <m:sub>
+            <m:r>
+              <w:rPr>
+                <w:rFonts w:ascii="Cambria Math" w:hAnsi="Cambria Math"/>
+                <w:sz w:val="28"/>
+                <w:szCs w:val="28"/>
+              </w:rPr>
+              <m:t>001</m:t>
+            </m:r>
+          </m:sub>
+        </m:sSub>
+        <m:r>
+          <w:rPr>
+            <w:rFonts w:ascii="Cambria Math" w:hAnsi="Cambria Math"/>
+            <w:sz w:val="28"/>
+            <w:szCs w:val="28"/>
+          </w:rPr>
+          <m:t>=</m:t>
+        </m:r>
+        <m:sSub>
+          <m:sSubPr>
+            <m:ctrlPr>
+              <w:rPr>
+                <w:rFonts w:ascii="Cambria Math" w:hAnsi="Cambria Math"/>
+                <w:i/>
+                <w:sz w:val="28"/>
+                <w:szCs w:val="28"/>
+              </w:rPr>
+            </m:ctrlPr>
+          </m:sSubPr>
+          <m:e>
+            <m:r>
+              <w:rPr>
+                <w:rFonts w:ascii="Cambria Math" w:hAnsi="Cambria Math"/>
+                <w:sz w:val="28"/>
+                <w:szCs w:val="28"/>
+              </w:rPr>
+              <m:t>(a</m:t>
+            </m:r>
+          </m:e>
+          <m:sub>
+            <m:r>
+              <w:rPr>
+                <w:rFonts w:ascii="Cambria Math" w:hAnsi="Cambria Math"/>
+                <w:sz w:val="28"/>
+                <w:szCs w:val="28"/>
+              </w:rPr>
+              <m:t>01</m:t>
+            </m:r>
+          </m:sub>
+        </m:sSub>
+        <m:acc>
+          <m:accPr>
+            <m:chr m:val="̃"/>
+            <m:ctrlPr>
+              <w:rPr>
+                <w:rFonts w:ascii="Cambria Math" w:hAnsi="Cambria Math"/>
+                <w:i/>
+                <w:sz w:val="28"/>
+                <w:szCs w:val="28"/>
+                <w:lang w:eastAsia="ja-JP"/>
+              </w:rPr>
+            </m:ctrlPr>
+          </m:accPr>
+          <m:e>
+            <m:r>
+              <w:rPr>
+                <w:rFonts w:ascii="Cambria Math" w:hAnsi="Cambria Math"/>
+                <w:sz w:val="28"/>
+                <w:szCs w:val="28"/>
+                <w:lang w:eastAsia="ja-JP"/>
+              </w:rPr>
+              <m:t>∧</m:t>
+            </m:r>
+          </m:e>
+        </m:acc>
+        <m:sSub>
+          <m:sSubPr>
+            <m:ctrlPr>
+              <w:rPr>
+                <w:rFonts w:ascii="Cambria Math" w:hAnsi="Cambria Math"/>
+                <w:i/>
+                <w:sz w:val="28"/>
+                <w:szCs w:val="28"/>
+              </w:rPr>
+            </m:ctrlPr>
+          </m:sSubPr>
+          <m:e>
+            <m:r>
+              <w:rPr>
+                <w:rFonts w:ascii="Cambria Math" w:hAnsi="Cambria Math"/>
+                <w:sz w:val="28"/>
+                <w:szCs w:val="28"/>
+              </w:rPr>
+              <m:t>b</m:t>
+            </m:r>
+          </m:e>
+          <m:sub>
+            <m:r>
+              <w:rPr>
+                <w:rFonts w:ascii="Cambria Math" w:hAnsi="Cambria Math"/>
+                <w:sz w:val="28"/>
+                <w:szCs w:val="28"/>
+              </w:rPr>
+              <m:t>10</m:t>
+            </m:r>
+          </m:sub>
+        </m:sSub>
+        <m:r>
+          <w:rPr>
+            <w:rFonts w:ascii="Cambria Math" w:hAnsi="Cambria Math"/>
+            <w:sz w:val="28"/>
+            <w:szCs w:val="28"/>
+          </w:rPr>
+          <m:t>)=</m:t>
+        </m:r>
+        <m:d>
+          <m:dPr>
+            <m:ctrlPr>
+              <w:rPr>
+                <w:rFonts w:ascii="Cambria Math" w:hAnsi="Cambria Math"/>
+                <w:i/>
+                <w:sz w:val="28"/>
+                <w:szCs w:val="28"/>
+              </w:rPr>
+            </m:ctrlPr>
+          </m:dPr>
+          <m:e>
+            <m:r>
+              <w:rPr>
+                <w:rFonts w:ascii="Cambria Math" w:hAnsi="Cambria Math"/>
+                <w:sz w:val="28"/>
+                <w:szCs w:val="28"/>
+              </w:rPr>
+              <m:t>0.06</m:t>
+            </m:r>
+            <m:acc>
+              <m:accPr>
+                <m:chr m:val="̃"/>
+                <m:ctrlPr>
+                  <w:rPr>
+                    <w:rFonts w:ascii="Cambria Math" w:hAnsi="Cambria Math"/>
+                    <w:i/>
+                    <w:sz w:val="28"/>
+                    <w:szCs w:val="28"/>
+                    <w:lang w:eastAsia="ja-JP"/>
+                  </w:rPr>
+                </m:ctrlPr>
+              </m:accPr>
+              <m:e>
+                <m:r>
+                  <w:rPr>
+                    <w:rFonts w:ascii="Cambria Math" w:hAnsi="Cambria Math"/>
+                    <w:sz w:val="28"/>
+                    <w:szCs w:val="28"/>
+                    <w:lang w:eastAsia="ja-JP"/>
+                  </w:rPr>
+                  <m:t>∧</m:t>
+                </m:r>
+              </m:e>
+            </m:acc>
+            <m:r>
+              <w:rPr>
+                <w:rFonts w:ascii="Cambria Math" w:hAnsi="Cambria Math"/>
+                <w:sz w:val="28"/>
+                <w:szCs w:val="28"/>
+              </w:rPr>
+              <m:t>0.91</m:t>
+            </m:r>
+          </m:e>
+        </m:d>
+        <m:r>
+          <w:rPr>
+            <w:rFonts w:ascii="Cambria Math" w:hAnsi="Cambria Math"/>
+            <w:sz w:val="28"/>
+            <w:szCs w:val="28"/>
+          </w:rPr>
+          <m:t>=0.06</m:t>
+        </m:r>
+      </m:oMath>
+    </w:p>
+    <w:p>
+      <w:pPr>
+        <w:pStyle w:val="a5"/>
+        <w:numPr>
+          <w:ilvl w:val="0"/>
+          <w:numId w:val="34"/>
+        </w:numPr>
+        <w:spacing w:before="0"/>
+        <w:contextualSpacing/>
+        <w:jc w:val="both"/>
+        <w:rPr>
+          <w:i/>
+          <w:sz w:val="26"/>
+          <w:szCs w:val="26"/>
+        </w:rPr>
+      </w:pPr>
+      <m:oMath>
+        <m:sSub>
+          <m:sSubPr>
+            <m:ctrlPr>
+              <w:rPr>
+                <w:rFonts w:ascii="Cambria Math" w:hAnsi="Cambria Math"/>
+                <w:i/>
+                <w:sz w:val="26"/>
+                <w:szCs w:val="26"/>
+              </w:rPr>
+            </m:ctrlPr>
+          </m:sSubPr>
+          <m:e>
+            <m:r>
+              <w:rPr>
+                <w:rFonts w:ascii="Cambria Math" w:hAnsi="Cambria Math"/>
+                <w:sz w:val="26"/>
+                <w:szCs w:val="26"/>
+              </w:rPr>
+              <m:t>f</m:t>
+            </m:r>
+          </m:e>
+          <m:sub>
+            <m:r>
+              <w:rPr>
+                <w:rFonts w:ascii="Cambria Math" w:hAnsi="Cambria Math"/>
+                <w:sz w:val="26"/>
+                <w:szCs w:val="26"/>
+              </w:rPr>
+              <m:t>000</m:t>
+            </m:r>
+          </m:sub>
+        </m:sSub>
+        <m:r>
+          <w:rPr>
+            <w:rFonts w:ascii="Cambria Math" w:hAnsi="Cambria Math"/>
+            <w:sz w:val="26"/>
+            <w:szCs w:val="26"/>
+          </w:rPr>
+          <m:t>=</m:t>
+        </m:r>
+        <m:d>
+          <m:dPr>
+            <m:ctrlPr>
+              <w:rPr>
+                <w:rFonts w:ascii="Cambria Math" w:hAnsi="Cambria Math"/>
+                <w:i/>
+                <w:sz w:val="26"/>
+                <w:szCs w:val="26"/>
+              </w:rPr>
+            </m:ctrlPr>
+          </m:dPr>
+          <m:e>
+            <m:sSub>
+              <m:sSubPr>
+                <m:ctrlPr>
+                  <w:rPr>
+                    <w:rFonts w:ascii="Cambria Math" w:hAnsi="Cambria Math"/>
+                    <w:i/>
+                    <w:sz w:val="26"/>
+                    <w:szCs w:val="26"/>
+                  </w:rPr>
+                </m:ctrlPr>
+              </m:sSubPr>
+              <m:e>
+                <m:r>
+                  <w:rPr>
+                    <w:rFonts w:ascii="Cambria Math" w:hAnsi="Cambria Math"/>
+                    <w:sz w:val="26"/>
+                    <w:szCs w:val="26"/>
+                  </w:rPr>
+                  <m:t>a</m:t>
+                </m:r>
+              </m:e>
+              <m:sub>
+                <m:r>
+                  <w:rPr>
+                    <w:rFonts w:ascii="Cambria Math" w:hAnsi="Cambria Math"/>
+                    <w:sz w:val="26"/>
+                    <w:szCs w:val="26"/>
+                  </w:rPr>
+                  <m:t>00</m:t>
+                </m:r>
+              </m:sub>
+            </m:sSub>
+            <m:r>
+              <w:rPr>
+                <w:rFonts w:ascii="Cambria Math" w:hAnsi="Cambria Math"/>
+                <w:sz w:val="26"/>
+                <w:szCs w:val="26"/>
+              </w:rPr>
+              <m:t>→</m:t>
+            </m:r>
+            <m:sSub>
+              <m:sSubPr>
+                <m:ctrlPr>
+                  <w:rPr>
+                    <w:rFonts w:ascii="Cambria Math" w:hAnsi="Cambria Math"/>
+                    <w:i/>
+                    <w:sz w:val="26"/>
+                    <w:szCs w:val="26"/>
+                  </w:rPr>
+                </m:ctrlPr>
+              </m:sSubPr>
+              <m:e>
+                <m:r>
+                  <w:rPr>
+                    <w:rFonts w:ascii="Cambria Math" w:hAnsi="Cambria Math"/>
+                    <w:sz w:val="26"/>
+                    <w:szCs w:val="26"/>
+                  </w:rPr>
+                  <m:t>b</m:t>
+                </m:r>
+              </m:e>
+              <m:sub>
+                <m:r>
+                  <w:rPr>
+                    <w:rFonts w:ascii="Cambria Math" w:hAnsi="Cambria Math"/>
+                    <w:sz w:val="26"/>
+                    <w:szCs w:val="26"/>
+                  </w:rPr>
+                  <m:t>00</m:t>
+                </m:r>
+              </m:sub>
+            </m:sSub>
+          </m:e>
+        </m:d>
+        <m:r>
+          <w:rPr>
+            <w:rFonts w:ascii="Cambria Math" w:hAnsi="Cambria Math"/>
+            <w:sz w:val="26"/>
+            <w:szCs w:val="26"/>
+          </w:rPr>
+          <m:t>*</m:t>
+        </m:r>
+        <m:d>
+          <m:dPr>
+            <m:ctrlPr>
+              <w:rPr>
+                <w:rFonts w:ascii="Cambria Math" w:hAnsi="Cambria Math"/>
+                <w:i/>
+                <w:sz w:val="26"/>
+                <w:szCs w:val="26"/>
+              </w:rPr>
+            </m:ctrlPr>
+          </m:dPr>
+          <m:e>
+            <m:r>
+              <w:rPr>
+                <w:rFonts w:ascii="Cambria Math" w:hAnsi="Cambria Math"/>
+                <w:sz w:val="26"/>
+                <w:szCs w:val="26"/>
+              </w:rPr>
+              <m:t>2*</m:t>
+            </m:r>
+            <m:sSub>
+              <m:sSubPr>
+                <m:ctrlPr>
+                  <w:rPr>
+                    <w:rFonts w:ascii="Cambria Math" w:hAnsi="Cambria Math"/>
+                    <w:i/>
+                    <w:sz w:val="26"/>
+                    <w:szCs w:val="26"/>
+                  </w:rPr>
+                </m:ctrlPr>
+              </m:sSubPr>
+              <m:e>
+                <m:r>
+                  <w:rPr>
+                    <w:rFonts w:ascii="Cambria Math" w:hAnsi="Cambria Math"/>
+                    <w:sz w:val="26"/>
+                    <w:szCs w:val="26"/>
+                  </w:rPr>
+                  <m:t>e</m:t>
+                </m:r>
+              </m:e>
+              <m:sub>
+                <m:r>
+                  <w:rPr>
+                    <w:rFonts w:ascii="Cambria Math" w:hAnsi="Cambria Math"/>
+                    <w:sz w:val="26"/>
+                    <w:szCs w:val="26"/>
+                  </w:rPr>
+                  <m:t>0</m:t>
+                </m:r>
+              </m:sub>
+            </m:sSub>
+            <m:r>
+              <w:rPr>
+                <w:rFonts w:ascii="Cambria Math" w:hAnsi="Cambria Math"/>
+                <w:sz w:val="26"/>
+                <w:szCs w:val="26"/>
+              </w:rPr>
+              <m:t>-1</m:t>
+            </m:r>
+          </m:e>
+        </m:d>
+        <m:r>
+          <w:rPr>
+            <w:rFonts w:ascii="Cambria Math" w:hAnsi="Cambria Math"/>
+            <w:sz w:val="26"/>
+            <w:szCs w:val="26"/>
+          </w:rPr>
+          <m:t>*</m:t>
+        </m:r>
+        <m:sSub>
+          <m:sSubPr>
+            <m:ctrlPr>
+              <w:rPr>
+                <w:rFonts w:ascii="Cambria Math" w:hAnsi="Cambria Math"/>
+                <w:i/>
+                <w:sz w:val="26"/>
+                <w:szCs w:val="26"/>
+              </w:rPr>
+            </m:ctrlPr>
+          </m:sSubPr>
+          <m:e>
+            <m:r>
+              <w:rPr>
+                <w:rFonts w:ascii="Cambria Math" w:hAnsi="Cambria Math"/>
+                <w:sz w:val="26"/>
+                <w:szCs w:val="26"/>
+              </w:rPr>
+              <m:t>e</m:t>
+            </m:r>
+          </m:e>
+          <m:sub>
+            <m:r>
+              <w:rPr>
+                <w:rFonts w:ascii="Cambria Math" w:hAnsi="Cambria Math"/>
+                <w:sz w:val="26"/>
+                <w:szCs w:val="26"/>
+              </w:rPr>
+              <m:t>0</m:t>
+            </m:r>
+          </m:sub>
+        </m:sSub>
+        <m:r>
+          <w:rPr>
+            <w:rFonts w:ascii="Cambria Math" w:hAnsi="Cambria Math"/>
+            <w:sz w:val="26"/>
+            <w:szCs w:val="26"/>
+          </w:rPr>
+          <m:t>+</m:t>
+        </m:r>
+        <m:d>
+          <m:dPr>
+            <m:ctrlPr>
+              <w:rPr>
+                <w:rFonts w:ascii="Cambria Math" w:hAnsi="Cambria Math"/>
+                <w:i/>
+                <w:sz w:val="26"/>
+                <w:szCs w:val="26"/>
+              </w:rPr>
+            </m:ctrlPr>
+          </m:dPr>
+          <m:e>
+            <m:sSub>
+              <m:sSubPr>
+                <m:ctrlPr>
+                  <w:rPr>
+                    <w:rFonts w:ascii="Cambria Math" w:hAnsi="Cambria Math"/>
+                    <w:i/>
+                    <w:sz w:val="26"/>
+                    <w:szCs w:val="26"/>
+                  </w:rPr>
+                </m:ctrlPr>
+              </m:sSubPr>
+              <m:e>
+                <m:r>
+                  <w:rPr>
+                    <w:rFonts w:ascii="Cambria Math" w:hAnsi="Cambria Math"/>
+                    <w:sz w:val="26"/>
+                    <w:szCs w:val="26"/>
+                  </w:rPr>
+                  <m:t>b</m:t>
+                </m:r>
+              </m:e>
+              <m:sub>
+                <m:r>
+                  <w:rPr>
+                    <w:rFonts w:ascii="Cambria Math" w:hAnsi="Cambria Math"/>
+                    <w:sz w:val="26"/>
+                    <w:szCs w:val="26"/>
+                  </w:rPr>
+                  <m:t>00</m:t>
+                </m:r>
+              </m:sub>
+            </m:sSub>
+            <m:r>
+              <w:rPr>
+                <w:rFonts w:ascii="Cambria Math" w:hAnsi="Cambria Math"/>
+                <w:sz w:val="26"/>
+                <w:szCs w:val="26"/>
+              </w:rPr>
+              <m:t>→</m:t>
+            </m:r>
+            <m:sSub>
+              <m:sSubPr>
+                <m:ctrlPr>
+                  <w:rPr>
+                    <w:rFonts w:ascii="Cambria Math" w:hAnsi="Cambria Math"/>
+                    <w:i/>
+                    <w:sz w:val="26"/>
+                    <w:szCs w:val="26"/>
+                  </w:rPr>
+                </m:ctrlPr>
+              </m:sSubPr>
+              <m:e>
+                <m:r>
+                  <w:rPr>
+                    <w:rFonts w:ascii="Cambria Math" w:hAnsi="Cambria Math"/>
+                    <w:sz w:val="26"/>
+                    <w:szCs w:val="26"/>
+                  </w:rPr>
+                  <m:t>a</m:t>
+                </m:r>
+              </m:e>
+              <m:sub>
+                <m:r>
+                  <w:rPr>
+                    <w:rFonts w:ascii="Cambria Math" w:hAnsi="Cambria Math"/>
+                    <w:sz w:val="26"/>
+                    <w:szCs w:val="26"/>
+                  </w:rPr>
+                  <m:t>00</m:t>
+                </m:r>
+              </m:sub>
+            </m:sSub>
+          </m:e>
+        </m:d>
+        <m:r>
+          <w:rPr>
+            <w:rFonts w:ascii="Cambria Math" w:hAnsi="Cambria Math"/>
+            <w:sz w:val="26"/>
+            <w:szCs w:val="26"/>
+          </w:rPr>
+          <m:t>*</m:t>
+        </m:r>
+        <m:d>
+          <m:dPr>
+            <m:ctrlPr>
+              <w:rPr>
+                <w:rFonts w:ascii="Cambria Math" w:hAnsi="Cambria Math"/>
+                <w:i/>
+                <w:sz w:val="26"/>
+                <w:szCs w:val="26"/>
+              </w:rPr>
+            </m:ctrlPr>
+          </m:dPr>
+          <m:e>
+            <m:r>
+              <w:rPr>
+                <w:rFonts w:ascii="Cambria Math" w:hAnsi="Cambria Math"/>
+                <w:sz w:val="26"/>
+                <w:szCs w:val="26"/>
+              </w:rPr>
+              <m:t>1+</m:t>
+            </m:r>
+            <m:d>
+              <m:dPr>
+                <m:ctrlPr>
+                  <w:rPr>
+                    <w:rFonts w:ascii="Cambria Math" w:hAnsi="Cambria Math"/>
+                    <w:i/>
+                    <w:sz w:val="26"/>
+                    <w:szCs w:val="26"/>
+                  </w:rPr>
+                </m:ctrlPr>
+              </m:dPr>
+              <m:e>
+                <m:r>
+                  <w:rPr>
+                    <w:rFonts w:ascii="Cambria Math" w:hAnsi="Cambria Math"/>
+                    <w:sz w:val="26"/>
+                    <w:szCs w:val="26"/>
+                  </w:rPr>
+                  <m:t>4*</m:t>
+                </m:r>
+                <m:d>
+                  <m:dPr>
+                    <m:ctrlPr>
+                      <w:rPr>
+                        <w:rFonts w:ascii="Cambria Math" w:hAnsi="Cambria Math"/>
+                        <w:i/>
+                        <w:sz w:val="26"/>
+                        <w:szCs w:val="26"/>
+                      </w:rPr>
+                    </m:ctrlPr>
+                  </m:dPr>
+                  <m:e>
+                    <m:sSub>
+                      <m:sSubPr>
+                        <m:ctrlPr>
+                          <w:rPr>
+                            <w:rFonts w:ascii="Cambria Math" w:hAnsi="Cambria Math"/>
+                            <w:i/>
+                            <w:sz w:val="26"/>
+                            <w:szCs w:val="26"/>
+                          </w:rPr>
+                        </m:ctrlPr>
+                      </m:sSubPr>
+                      <m:e>
+                        <m:r>
+                          <w:rPr>
+                            <w:rFonts w:ascii="Cambria Math" w:hAnsi="Cambria Math"/>
+                            <w:sz w:val="26"/>
+                            <w:szCs w:val="26"/>
+                          </w:rPr>
+                          <m:t>a</m:t>
+                        </m:r>
+                      </m:e>
+                      <m:sub>
+                        <m:r>
+                          <w:rPr>
+                            <w:rFonts w:ascii="Cambria Math" w:hAnsi="Cambria Math"/>
+                            <w:sz w:val="26"/>
+                            <w:szCs w:val="26"/>
+                          </w:rPr>
+                          <m:t>00</m:t>
+                        </m:r>
+                      </m:sub>
+                    </m:sSub>
+                    <m:r>
+                      <w:rPr>
+                        <w:rFonts w:ascii="Cambria Math" w:hAnsi="Cambria Math"/>
+                        <w:sz w:val="26"/>
+                        <w:szCs w:val="26"/>
+                      </w:rPr>
+                      <m:t>→</m:t>
+                    </m:r>
+                    <m:sSub>
+                      <m:sSubPr>
+                        <m:ctrlPr>
+                          <w:rPr>
+                            <w:rFonts w:ascii="Cambria Math" w:hAnsi="Cambria Math"/>
+                            <w:i/>
+                            <w:sz w:val="26"/>
+                            <w:szCs w:val="26"/>
+                          </w:rPr>
+                        </m:ctrlPr>
+                      </m:sSubPr>
+                      <m:e>
+                        <m:r>
+                          <w:rPr>
+                            <w:rFonts w:ascii="Cambria Math" w:hAnsi="Cambria Math"/>
+                            <w:sz w:val="26"/>
+                            <w:szCs w:val="26"/>
+                          </w:rPr>
+                          <m:t>b</m:t>
+                        </m:r>
+                      </m:e>
+                      <m:sub>
+                        <m:r>
+                          <w:rPr>
+                            <w:rFonts w:ascii="Cambria Math" w:hAnsi="Cambria Math"/>
+                            <w:sz w:val="26"/>
+                            <w:szCs w:val="26"/>
+                          </w:rPr>
+                          <m:t>00</m:t>
+                        </m:r>
+                      </m:sub>
+                    </m:sSub>
+                  </m:e>
+                </m:d>
+                <m:r>
+                  <w:rPr>
+                    <w:rFonts w:ascii="Cambria Math" w:hAnsi="Cambria Math"/>
+                    <w:sz w:val="26"/>
+                    <w:szCs w:val="26"/>
+                  </w:rPr>
+                  <m:t>-2</m:t>
+                </m:r>
+              </m:e>
+            </m:d>
+            <m:r>
+              <w:rPr>
+                <w:rFonts w:ascii="Cambria Math" w:hAnsi="Cambria Math"/>
+                <w:sz w:val="26"/>
+                <w:szCs w:val="26"/>
+              </w:rPr>
+              <m:t>*</m:t>
+            </m:r>
+            <m:sSub>
+              <m:sSubPr>
+                <m:ctrlPr>
+                  <w:rPr>
+                    <w:rFonts w:ascii="Cambria Math" w:hAnsi="Cambria Math"/>
+                    <w:i/>
+                    <w:sz w:val="26"/>
+                    <w:szCs w:val="26"/>
+                  </w:rPr>
+                </m:ctrlPr>
+              </m:sSubPr>
+              <m:e>
+                <m:r>
+                  <w:rPr>
+                    <w:rFonts w:ascii="Cambria Math" w:hAnsi="Cambria Math"/>
+                    <w:sz w:val="26"/>
+                    <w:szCs w:val="26"/>
+                  </w:rPr>
+                  <m:t>e</m:t>
+                </m:r>
+              </m:e>
+              <m:sub>
+                <m:r>
+                  <w:rPr>
+                    <w:rFonts w:ascii="Cambria Math" w:hAnsi="Cambria Math"/>
+                    <w:sz w:val="26"/>
+                    <w:szCs w:val="26"/>
+                  </w:rPr>
+                  <m:t>0</m:t>
+                </m:r>
+              </m:sub>
+            </m:sSub>
+          </m:e>
+        </m:d>
+        <m:r>
+          <w:rPr>
+            <w:rFonts w:ascii="Cambria Math" w:hAnsi="Cambria Math"/>
+            <w:sz w:val="26"/>
+            <w:szCs w:val="26"/>
+          </w:rPr>
+          <m:t>*</m:t>
+        </m:r>
+        <m:d>
+          <m:dPr>
+            <m:ctrlPr>
+              <w:rPr>
+                <w:rFonts w:ascii="Cambria Math" w:hAnsi="Cambria Math"/>
+                <w:i/>
+                <w:sz w:val="26"/>
+                <w:szCs w:val="26"/>
+              </w:rPr>
+            </m:ctrlPr>
+          </m:dPr>
+          <m:e>
+            <m:r>
+              <w:rPr>
+                <w:rFonts w:ascii="Cambria Math" w:hAnsi="Cambria Math"/>
+                <w:sz w:val="26"/>
+                <w:szCs w:val="26"/>
+              </w:rPr>
+              <m:t>1-</m:t>
+            </m:r>
+            <m:sSub>
+              <m:sSubPr>
+                <m:ctrlPr>
+                  <w:rPr>
+                    <w:rFonts w:ascii="Cambria Math" w:hAnsi="Cambria Math"/>
+                    <w:i/>
+                    <w:sz w:val="26"/>
+                    <w:szCs w:val="26"/>
+                  </w:rPr>
+                </m:ctrlPr>
+              </m:sSubPr>
+              <m:e>
+                <m:r>
+                  <w:rPr>
+                    <w:rFonts w:ascii="Cambria Math" w:hAnsi="Cambria Math"/>
+                    <w:sz w:val="26"/>
+                    <w:szCs w:val="26"/>
+                  </w:rPr>
+                  <m:t>e</m:t>
+                </m:r>
+              </m:e>
+              <m:sub>
+                <m:r>
+                  <w:rPr>
+                    <w:rFonts w:ascii="Cambria Math" w:hAnsi="Cambria Math"/>
+                    <w:sz w:val="26"/>
+                    <w:szCs w:val="26"/>
+                  </w:rPr>
+                  <m:t>0</m:t>
+                </m:r>
+              </m:sub>
+            </m:sSub>
+          </m:e>
+        </m:d>
+        <m:r>
+          <w:rPr>
+            <w:rFonts w:ascii="Cambria Math" w:hAnsi="Cambria Math"/>
+            <w:sz w:val="26"/>
+            <w:szCs w:val="26"/>
+          </w:rPr>
+          <m:t>=</m:t>
+        </m:r>
+        <m:d>
+          <m:dPr>
+            <m:ctrlPr>
+              <w:rPr>
+                <w:rFonts w:ascii="Cambria Math" w:hAnsi="Cambria Math"/>
+                <w:i/>
+                <w:sz w:val="26"/>
+                <w:szCs w:val="26"/>
+              </w:rPr>
+            </m:ctrlPr>
+          </m:dPr>
+          <m:e>
+            <m:r>
+              <w:rPr>
+                <w:rFonts w:ascii="Cambria Math" w:hAnsi="Cambria Math"/>
+                <w:sz w:val="26"/>
+                <w:szCs w:val="26"/>
+              </w:rPr>
+              <m:t>0.69→0.79</m:t>
+            </m:r>
+          </m:e>
+        </m:d>
+        <m:r>
+          <w:rPr>
+            <w:rFonts w:ascii="Cambria Math" w:hAnsi="Cambria Math"/>
+            <w:sz w:val="26"/>
+            <w:szCs w:val="26"/>
+          </w:rPr>
+          <m:t>*</m:t>
+        </m:r>
+        <m:d>
+          <m:dPr>
+            <m:ctrlPr>
+              <w:rPr>
+                <w:rFonts w:ascii="Cambria Math" w:hAnsi="Cambria Math"/>
+                <w:i/>
+                <w:sz w:val="26"/>
+                <w:szCs w:val="26"/>
+              </w:rPr>
+            </m:ctrlPr>
+          </m:dPr>
+          <m:e>
+            <m:r>
+              <w:rPr>
+                <w:rFonts w:ascii="Cambria Math" w:hAnsi="Cambria Math"/>
+                <w:sz w:val="26"/>
+                <w:szCs w:val="26"/>
+              </w:rPr>
+              <m:t>2*0.24-1</m:t>
+            </m:r>
+          </m:e>
+        </m:d>
+        <m:r>
+          <w:rPr>
+            <w:rFonts w:ascii="Cambria Math" w:hAnsi="Cambria Math"/>
+            <w:sz w:val="26"/>
+            <w:szCs w:val="26"/>
+          </w:rPr>
+          <m:t>*0.24+</m:t>
+        </m:r>
+        <m:d>
+          <m:dPr>
+            <m:ctrlPr>
+              <w:rPr>
+                <w:rFonts w:ascii="Cambria Math" w:hAnsi="Cambria Math"/>
+                <w:i/>
+                <w:sz w:val="26"/>
+                <w:szCs w:val="26"/>
+              </w:rPr>
+            </m:ctrlPr>
+          </m:dPr>
+          <m:e>
+            <m:r>
+              <w:rPr>
+                <w:rFonts w:ascii="Cambria Math" w:hAnsi="Cambria Math"/>
+                <w:sz w:val="26"/>
+                <w:szCs w:val="26"/>
+              </w:rPr>
+              <m:t>0.79→0.69</m:t>
+            </m:r>
+          </m:e>
+        </m:d>
+        <m:r>
+          <w:rPr>
+            <w:rFonts w:ascii="Cambria Math" w:hAnsi="Cambria Math"/>
+            <w:sz w:val="26"/>
+            <w:szCs w:val="26"/>
+          </w:rPr>
+          <m:t>*</m:t>
+        </m:r>
+        <m:d>
+          <m:dPr>
+            <m:ctrlPr>
+              <w:rPr>
+                <w:rFonts w:ascii="Cambria Math" w:hAnsi="Cambria Math"/>
+                <w:i/>
+                <w:sz w:val="26"/>
+                <w:szCs w:val="26"/>
+              </w:rPr>
+            </m:ctrlPr>
+          </m:dPr>
+          <m:e>
+            <m:r>
+              <w:rPr>
+                <w:rFonts w:ascii="Cambria Math" w:hAnsi="Cambria Math"/>
+                <w:sz w:val="26"/>
+                <w:szCs w:val="26"/>
+              </w:rPr>
+              <m:t>1+</m:t>
+            </m:r>
+            <m:d>
+              <m:dPr>
+                <m:ctrlPr>
+                  <w:rPr>
+                    <w:rFonts w:ascii="Cambria Math" w:hAnsi="Cambria Math"/>
+                    <w:i/>
+                    <w:sz w:val="26"/>
+                    <w:szCs w:val="26"/>
+                  </w:rPr>
+                </m:ctrlPr>
+              </m:dPr>
+              <m:e>
+                <m:r>
+                  <w:rPr>
+                    <w:rFonts w:ascii="Cambria Math" w:hAnsi="Cambria Math"/>
+                    <w:sz w:val="26"/>
+                    <w:szCs w:val="26"/>
+                  </w:rPr>
+                  <m:t>4*</m:t>
+                </m:r>
+                <m:d>
+                  <m:dPr>
+                    <m:ctrlPr>
+                      <w:rPr>
+                        <w:rFonts w:ascii="Cambria Math" w:hAnsi="Cambria Math"/>
+                        <w:i/>
+                        <w:sz w:val="26"/>
+                        <w:szCs w:val="26"/>
+                      </w:rPr>
+                    </m:ctrlPr>
+                  </m:dPr>
+                  <m:e>
+                    <m:r>
+                      <w:rPr>
+                        <w:rFonts w:ascii="Cambria Math" w:hAnsi="Cambria Math"/>
+                        <w:sz w:val="26"/>
+                        <w:szCs w:val="26"/>
+                      </w:rPr>
+                      <m:t>0.69→0.79</m:t>
+                    </m:r>
+                  </m:e>
+                </m:d>
+                <m:r>
+                  <w:rPr>
+                    <w:rFonts w:ascii="Cambria Math" w:hAnsi="Cambria Math"/>
+                    <w:sz w:val="26"/>
+                    <w:szCs w:val="26"/>
+                  </w:rPr>
+                  <m:t>-2</m:t>
+                </m:r>
+              </m:e>
+            </m:d>
+            <m:r>
+              <w:rPr>
+                <w:rFonts w:ascii="Cambria Math" w:hAnsi="Cambria Math"/>
+                <w:sz w:val="26"/>
+                <w:szCs w:val="26"/>
+              </w:rPr>
+              <m:t>*0.24</m:t>
+            </m:r>
+          </m:e>
+        </m:d>
+        <m:r>
+          <w:rPr>
+            <w:rFonts w:ascii="Cambria Math" w:hAnsi="Cambria Math"/>
+            <w:sz w:val="26"/>
+            <w:szCs w:val="26"/>
+          </w:rPr>
+          <m:t>*</m:t>
+        </m:r>
+        <m:d>
+          <m:dPr>
+            <m:ctrlPr>
+              <w:rPr>
+                <w:rFonts w:ascii="Cambria Math" w:hAnsi="Cambria Math"/>
+                <w:i/>
+                <w:sz w:val="26"/>
+                <w:szCs w:val="26"/>
+              </w:rPr>
+            </m:ctrlPr>
+          </m:dPr>
+          <m:e>
+            <m:r>
+              <w:rPr>
+                <w:rFonts w:ascii="Cambria Math" w:hAnsi="Cambria Math"/>
+                <w:sz w:val="26"/>
+                <w:szCs w:val="26"/>
+              </w:rPr>
+              <m:t>1-0.24</m:t>
+            </m:r>
+          </m:e>
+        </m:d>
+        <m:r>
+          <w:rPr>
+            <w:rFonts w:ascii="Cambria Math" w:hAnsi="Cambria Math"/>
+            <w:sz w:val="26"/>
+            <w:szCs w:val="26"/>
+          </w:rPr>
+          <m:t>=0.79*</m:t>
+        </m:r>
+        <m:d>
+          <m:dPr>
+            <m:ctrlPr>
+              <w:rPr>
+                <w:rFonts w:ascii="Cambria Math" w:hAnsi="Cambria Math"/>
+                <w:i/>
+                <w:sz w:val="26"/>
+                <w:szCs w:val="26"/>
+              </w:rPr>
+            </m:ctrlPr>
+          </m:dPr>
+          <m:e>
+            <m:r>
+              <w:rPr>
+                <w:rFonts w:ascii="Cambria Math" w:hAnsi="Cambria Math"/>
+                <w:sz w:val="26"/>
+                <w:szCs w:val="26"/>
+              </w:rPr>
+              <m:t>-0.52</m:t>
+            </m:r>
+          </m:e>
+        </m:d>
+        <m:r>
+          <w:rPr>
+            <w:rFonts w:ascii="Cambria Math" w:hAnsi="Cambria Math"/>
+            <w:sz w:val="26"/>
+            <w:szCs w:val="26"/>
+          </w:rPr>
+          <m:t>*0.24+0.69*</m:t>
+        </m:r>
+        <m:d>
+          <m:dPr>
+            <m:ctrlPr>
+              <w:rPr>
+                <w:rFonts w:ascii="Cambria Math" w:hAnsi="Cambria Math"/>
+                <w:i/>
+                <w:sz w:val="26"/>
+                <w:szCs w:val="26"/>
+              </w:rPr>
+            </m:ctrlPr>
+          </m:dPr>
+          <m:e>
+            <m:r>
+              <w:rPr>
+                <w:rFonts w:ascii="Cambria Math" w:hAnsi="Cambria Math"/>
+                <w:sz w:val="26"/>
+                <w:szCs w:val="26"/>
+              </w:rPr>
+              <m:t>1+</m:t>
+            </m:r>
+            <m:d>
+              <m:dPr>
+                <m:ctrlPr>
+                  <w:rPr>
+                    <w:rFonts w:ascii="Cambria Math" w:hAnsi="Cambria Math"/>
+                    <w:i/>
+                    <w:sz w:val="26"/>
+                    <w:szCs w:val="26"/>
+                  </w:rPr>
+                </m:ctrlPr>
+              </m:dPr>
+              <m:e>
+                <m:r>
+                  <w:rPr>
+                    <w:rFonts w:ascii="Cambria Math" w:hAnsi="Cambria Math"/>
+                    <w:sz w:val="26"/>
+                    <w:szCs w:val="26"/>
+                  </w:rPr>
+                  <m:t>4*0.79-2</m:t>
+                </m:r>
+              </m:e>
+            </m:d>
+            <m:r>
+              <w:rPr>
+                <w:rFonts w:ascii="Cambria Math" w:hAnsi="Cambria Math"/>
+                <w:sz w:val="26"/>
+                <w:szCs w:val="26"/>
+              </w:rPr>
+              <m:t>*0.24</m:t>
+            </m:r>
+          </m:e>
+        </m:d>
+        <m:r>
+          <w:rPr>
+            <w:rFonts w:ascii="Cambria Math" w:hAnsi="Cambria Math"/>
+            <w:sz w:val="26"/>
+            <w:szCs w:val="26"/>
+          </w:rPr>
+          <m:t>*0.76=-0.098592+0.67039296=0.57180096</m:t>
+        </m:r>
+      </m:oMath>
+    </w:p>
+    <w:p>
+      <w:pPr>
+        <w:pStyle w:val="a5"/>
+        <w:numPr>
+          <w:ilvl w:val="0"/>
+          <w:numId w:val="34"/>
+        </w:numPr>
+        <w:spacing w:before="0"/>
+        <w:contextualSpacing/>
+        <w:jc w:val="both"/>
+        <w:rPr>
+          <w:i/>
+          <w:sz w:val="26"/>
+          <w:szCs w:val="26"/>
+        </w:rPr>
+      </w:pPr>
+      <m:oMath>
+        <m:sSub>
+          <m:sSubPr>
+            <m:ctrlPr>
+              <w:rPr>
+                <w:rFonts w:ascii="Cambria Math" w:hAnsi="Cambria Math"/>
+                <w:i/>
+                <w:sz w:val="26"/>
+                <w:szCs w:val="26"/>
+              </w:rPr>
+            </m:ctrlPr>
+          </m:sSubPr>
+          <m:e>
+            <m:r>
+              <w:rPr>
+                <w:rFonts w:ascii="Cambria Math" w:hAnsi="Cambria Math"/>
+                <w:sz w:val="26"/>
+                <w:szCs w:val="26"/>
+              </w:rPr>
+              <m:t>f</m:t>
+            </m:r>
+          </m:e>
+          <m:sub>
+            <m:r>
+              <w:rPr>
+                <w:rFonts w:ascii="Cambria Math" w:hAnsi="Cambria Math"/>
+                <w:sz w:val="26"/>
+                <w:szCs w:val="26"/>
+              </w:rPr>
+              <m:t>001</m:t>
+            </m:r>
+          </m:sub>
+        </m:sSub>
+        <m:r>
+          <w:rPr>
+            <w:rFonts w:ascii="Cambria Math" w:hAnsi="Cambria Math"/>
+            <w:sz w:val="26"/>
+            <w:szCs w:val="26"/>
+          </w:rPr>
+          <m:t>=</m:t>
+        </m:r>
+        <m:d>
+          <m:dPr>
+            <m:ctrlPr>
+              <w:rPr>
+                <w:rFonts w:ascii="Cambria Math" w:hAnsi="Cambria Math"/>
+                <w:i/>
+                <w:sz w:val="26"/>
+                <w:szCs w:val="26"/>
+              </w:rPr>
+            </m:ctrlPr>
+          </m:dPr>
+          <m:e>
+            <m:sSub>
+              <m:sSubPr>
+                <m:ctrlPr>
+                  <w:rPr>
+                    <w:rFonts w:ascii="Cambria Math" w:hAnsi="Cambria Math"/>
+                    <w:i/>
+                    <w:sz w:val="26"/>
+                    <w:szCs w:val="26"/>
+                  </w:rPr>
+                </m:ctrlPr>
+              </m:sSubPr>
+              <m:e>
+                <m:r>
+                  <w:rPr>
+                    <w:rFonts w:ascii="Cambria Math" w:hAnsi="Cambria Math"/>
+                    <w:sz w:val="26"/>
+                    <w:szCs w:val="26"/>
+                  </w:rPr>
+                  <m:t>a</m:t>
+                </m:r>
+              </m:e>
+              <m:sub>
+                <m:r>
+                  <w:rPr>
+                    <w:rFonts w:ascii="Cambria Math" w:hAnsi="Cambria Math"/>
+                    <w:sz w:val="26"/>
+                    <w:szCs w:val="26"/>
+                  </w:rPr>
+                  <m:t>01</m:t>
+                </m:r>
+              </m:sub>
+            </m:sSub>
+            <m:r>
+              <w:rPr>
+                <w:rFonts w:ascii="Cambria Math" w:hAnsi="Cambria Math"/>
+                <w:sz w:val="26"/>
+                <w:szCs w:val="26"/>
+              </w:rPr>
+              <m:t>→</m:t>
+            </m:r>
+            <m:sSub>
+              <m:sSubPr>
+                <m:ctrlPr>
+                  <w:rPr>
+                    <w:rFonts w:ascii="Cambria Math" w:hAnsi="Cambria Math"/>
+                    <w:i/>
+                    <w:sz w:val="26"/>
+                    <w:szCs w:val="26"/>
+                  </w:rPr>
+                </m:ctrlPr>
+              </m:sSubPr>
+              <m:e>
+                <m:r>
+                  <w:rPr>
+                    <w:rFonts w:ascii="Cambria Math" w:hAnsi="Cambria Math"/>
+                    <w:sz w:val="26"/>
+                    <w:szCs w:val="26"/>
+                  </w:rPr>
+                  <m:t>b</m:t>
+                </m:r>
+              </m:e>
+              <m:sub>
+                <m:r>
+                  <w:rPr>
+                    <w:rFonts w:ascii="Cambria Math" w:hAnsi="Cambria Math"/>
+                    <w:sz w:val="26"/>
+                    <w:szCs w:val="26"/>
+                  </w:rPr>
+                  <m:t>10</m:t>
+                </m:r>
+              </m:sub>
+            </m:sSub>
+          </m:e>
+        </m:d>
+        <m:r>
+          <w:rPr>
+            <w:rFonts w:ascii="Cambria Math" w:hAnsi="Cambria Math"/>
+            <w:sz w:val="26"/>
+            <w:szCs w:val="26"/>
+          </w:rPr>
+          <m:t>*</m:t>
+        </m:r>
+        <m:d>
+          <m:dPr>
+            <m:ctrlPr>
+              <w:rPr>
+                <w:rFonts w:ascii="Cambria Math" w:hAnsi="Cambria Math"/>
+                <w:i/>
+                <w:sz w:val="26"/>
+                <w:szCs w:val="26"/>
+              </w:rPr>
+            </m:ctrlPr>
+          </m:dPr>
+          <m:e>
+            <m:r>
+              <w:rPr>
+                <w:rFonts w:ascii="Cambria Math" w:hAnsi="Cambria Math"/>
+                <w:sz w:val="26"/>
+                <w:szCs w:val="26"/>
+              </w:rPr>
+              <m:t>2*</m:t>
+            </m:r>
+            <m:sSub>
+              <m:sSubPr>
+                <m:ctrlPr>
+                  <w:rPr>
+                    <w:rFonts w:ascii="Cambria Math" w:hAnsi="Cambria Math"/>
+                    <w:i/>
+                    <w:sz w:val="26"/>
+                    <w:szCs w:val="26"/>
+                  </w:rPr>
+                </m:ctrlPr>
+              </m:sSubPr>
+              <m:e>
+                <m:r>
+                  <w:rPr>
+                    <w:rFonts w:ascii="Cambria Math" w:hAnsi="Cambria Math"/>
+                    <w:sz w:val="26"/>
+                    <w:szCs w:val="26"/>
+                  </w:rPr>
+                  <m:t>e</m:t>
+                </m:r>
+              </m:e>
+              <m:sub>
+                <m:r>
+                  <w:rPr>
+                    <w:rFonts w:ascii="Cambria Math" w:hAnsi="Cambria Math"/>
+                    <w:sz w:val="26"/>
+                    <w:szCs w:val="26"/>
+                  </w:rPr>
+                  <m:t>1</m:t>
+                </m:r>
+              </m:sub>
+            </m:sSub>
+            <m:r>
+              <w:rPr>
+                <w:rFonts w:ascii="Cambria Math" w:hAnsi="Cambria Math"/>
+                <w:sz w:val="26"/>
+                <w:szCs w:val="26"/>
+              </w:rPr>
+              <m:t>-1</m:t>
+            </m:r>
+          </m:e>
+        </m:d>
+        <m:r>
+          <w:rPr>
+            <w:rFonts w:ascii="Cambria Math" w:hAnsi="Cambria Math"/>
+            <w:sz w:val="26"/>
+            <w:szCs w:val="26"/>
+          </w:rPr>
+          <m:t>*</m:t>
+        </m:r>
+        <m:sSub>
+          <m:sSubPr>
+            <m:ctrlPr>
+              <w:rPr>
+                <w:rFonts w:ascii="Cambria Math" w:hAnsi="Cambria Math"/>
+                <w:i/>
+                <w:sz w:val="26"/>
+                <w:szCs w:val="26"/>
+              </w:rPr>
+            </m:ctrlPr>
+          </m:sSubPr>
+          <m:e>
+            <m:r>
+              <w:rPr>
+                <w:rFonts w:ascii="Cambria Math" w:hAnsi="Cambria Math"/>
+                <w:sz w:val="26"/>
+                <w:szCs w:val="26"/>
+              </w:rPr>
+              <m:t>e</m:t>
+            </m:r>
+          </m:e>
+          <m:sub>
+            <m:r>
+              <w:rPr>
+                <w:rFonts w:ascii="Cambria Math" w:hAnsi="Cambria Math"/>
+                <w:sz w:val="26"/>
+                <w:szCs w:val="26"/>
+              </w:rPr>
+              <m:t>1</m:t>
+            </m:r>
+          </m:sub>
+        </m:sSub>
+        <m:r>
+          <w:rPr>
+            <w:rFonts w:ascii="Cambria Math" w:hAnsi="Cambria Math"/>
+            <w:sz w:val="26"/>
+            <w:szCs w:val="26"/>
+          </w:rPr>
+          <m:t>+</m:t>
+        </m:r>
+        <m:d>
+          <m:dPr>
+            <m:ctrlPr>
+              <w:rPr>
+                <w:rFonts w:ascii="Cambria Math" w:hAnsi="Cambria Math"/>
+                <w:i/>
+                <w:sz w:val="26"/>
+                <w:szCs w:val="26"/>
+              </w:rPr>
+            </m:ctrlPr>
+          </m:dPr>
+          <m:e>
+            <m:sSub>
+              <m:sSubPr>
+                <m:ctrlPr>
+                  <w:rPr>
+                    <w:rFonts w:ascii="Cambria Math" w:hAnsi="Cambria Math"/>
+                    <w:i/>
+                    <w:sz w:val="26"/>
+                    <w:szCs w:val="26"/>
+                  </w:rPr>
+                </m:ctrlPr>
+              </m:sSubPr>
+              <m:e>
+                <m:r>
+                  <w:rPr>
+                    <w:rFonts w:ascii="Cambria Math" w:hAnsi="Cambria Math"/>
+                    <w:sz w:val="26"/>
+                    <w:szCs w:val="26"/>
+                  </w:rPr>
+                  <m:t>b</m:t>
+                </m:r>
+              </m:e>
+              <m:sub>
+                <m:r>
+                  <w:rPr>
+                    <w:rFonts w:ascii="Cambria Math" w:hAnsi="Cambria Math"/>
+                    <w:sz w:val="26"/>
+                    <w:szCs w:val="26"/>
+                  </w:rPr>
+                  <m:t>10</m:t>
+                </m:r>
+              </m:sub>
+            </m:sSub>
+            <m:r>
+              <w:rPr>
+                <w:rFonts w:ascii="Cambria Math" w:hAnsi="Cambria Math"/>
+                <w:sz w:val="26"/>
+                <w:szCs w:val="26"/>
+              </w:rPr>
+              <m:t>→</m:t>
+            </m:r>
+            <m:sSub>
+              <m:sSubPr>
+                <m:ctrlPr>
+                  <w:rPr>
+                    <w:rFonts w:ascii="Cambria Math" w:hAnsi="Cambria Math"/>
+                    <w:i/>
+                    <w:sz w:val="26"/>
+                    <w:szCs w:val="26"/>
+                  </w:rPr>
+                </m:ctrlPr>
+              </m:sSubPr>
+              <m:e>
+                <m:r>
+                  <w:rPr>
+                    <w:rFonts w:ascii="Cambria Math" w:hAnsi="Cambria Math"/>
+                    <w:sz w:val="26"/>
+                    <w:szCs w:val="26"/>
+                  </w:rPr>
+                  <m:t>a</m:t>
+                </m:r>
+              </m:e>
+              <m:sub>
+                <m:r>
+                  <w:rPr>
+                    <w:rFonts w:ascii="Cambria Math" w:hAnsi="Cambria Math"/>
+                    <w:sz w:val="26"/>
+                    <w:szCs w:val="26"/>
+                  </w:rPr>
+                  <m:t>01</m:t>
+                </m:r>
+              </m:sub>
+            </m:sSub>
+          </m:e>
+        </m:d>
+        <m:r>
+          <w:rPr>
+            <w:rFonts w:ascii="Cambria Math" w:hAnsi="Cambria Math"/>
+            <w:sz w:val="26"/>
+            <w:szCs w:val="26"/>
+          </w:rPr>
+          <m:t>*</m:t>
+        </m:r>
+        <m:d>
+          <m:dPr>
+            <m:ctrlPr>
+              <w:rPr>
+                <w:rFonts w:ascii="Cambria Math" w:hAnsi="Cambria Math"/>
+                <w:i/>
+                <w:sz w:val="26"/>
+                <w:szCs w:val="26"/>
+              </w:rPr>
+            </m:ctrlPr>
+          </m:dPr>
+          <m:e>
+            <m:r>
+              <w:rPr>
+                <w:rFonts w:ascii="Cambria Math" w:hAnsi="Cambria Math"/>
+                <w:sz w:val="26"/>
+                <w:szCs w:val="26"/>
+              </w:rPr>
+              <m:t>1+</m:t>
+            </m:r>
+            <m:d>
+              <m:dPr>
+                <m:ctrlPr>
+                  <w:rPr>
+                    <w:rFonts w:ascii="Cambria Math" w:hAnsi="Cambria Math"/>
+                    <w:i/>
+                    <w:sz w:val="26"/>
+                    <w:szCs w:val="26"/>
+                  </w:rPr>
+                </m:ctrlPr>
+              </m:dPr>
+              <m:e>
+                <m:r>
+                  <w:rPr>
+                    <w:rFonts w:ascii="Cambria Math" w:hAnsi="Cambria Math"/>
+                    <w:sz w:val="26"/>
+                    <w:szCs w:val="26"/>
+                  </w:rPr>
+                  <m:t>4*</m:t>
+                </m:r>
+                <m:d>
+                  <m:dPr>
+                    <m:ctrlPr>
+                      <w:rPr>
+                        <w:rFonts w:ascii="Cambria Math" w:hAnsi="Cambria Math"/>
+                        <w:i/>
+                        <w:sz w:val="26"/>
+                        <w:szCs w:val="26"/>
+                      </w:rPr>
+                    </m:ctrlPr>
+                  </m:dPr>
+                  <m:e>
+                    <m:sSub>
+                      <m:sSubPr>
+                        <m:ctrlPr>
+                          <w:rPr>
+                            <w:rFonts w:ascii="Cambria Math" w:hAnsi="Cambria Math"/>
+                            <w:i/>
+                            <w:sz w:val="26"/>
+                            <w:szCs w:val="26"/>
+                          </w:rPr>
+                        </m:ctrlPr>
+                      </m:sSubPr>
+                      <m:e>
+                        <m:r>
+                          <w:rPr>
+                            <w:rFonts w:ascii="Cambria Math" w:hAnsi="Cambria Math"/>
+                            <w:sz w:val="26"/>
+                            <w:szCs w:val="26"/>
+                          </w:rPr>
+                          <m:t>a</m:t>
+                        </m:r>
+                      </m:e>
+                      <m:sub>
+                        <m:r>
+                          <w:rPr>
+                            <w:rFonts w:ascii="Cambria Math" w:hAnsi="Cambria Math"/>
+                            <w:sz w:val="26"/>
+                            <w:szCs w:val="26"/>
+                          </w:rPr>
+                          <m:t>01</m:t>
+                        </m:r>
+                      </m:sub>
+                    </m:sSub>
+                    <m:r>
+                      <w:rPr>
+                        <w:rFonts w:ascii="Cambria Math" w:hAnsi="Cambria Math"/>
+                        <w:sz w:val="26"/>
+                        <w:szCs w:val="26"/>
+                      </w:rPr>
+                      <m:t>→</m:t>
+                    </m:r>
+                    <m:sSub>
+                      <m:sSubPr>
+                        <m:ctrlPr>
+                          <w:rPr>
+                            <w:rFonts w:ascii="Cambria Math" w:hAnsi="Cambria Math"/>
+                            <w:i/>
+                            <w:sz w:val="26"/>
+                            <w:szCs w:val="26"/>
+                          </w:rPr>
+                        </m:ctrlPr>
+                      </m:sSubPr>
+                      <m:e>
+                        <m:r>
+                          <w:rPr>
+                            <w:rFonts w:ascii="Cambria Math" w:hAnsi="Cambria Math"/>
+                            <w:sz w:val="26"/>
+                            <w:szCs w:val="26"/>
+                          </w:rPr>
+                          <m:t>b</m:t>
+                        </m:r>
+                      </m:e>
+                      <m:sub>
+                        <m:r>
+                          <w:rPr>
+                            <w:rFonts w:ascii="Cambria Math" w:hAnsi="Cambria Math"/>
+                            <w:sz w:val="26"/>
+                            <w:szCs w:val="26"/>
+                          </w:rPr>
+                          <m:t>10</m:t>
+                        </m:r>
+                      </m:sub>
+                    </m:sSub>
+                  </m:e>
+                </m:d>
+                <m:r>
+                  <w:rPr>
+                    <w:rFonts w:ascii="Cambria Math" w:hAnsi="Cambria Math"/>
+                    <w:sz w:val="26"/>
+                    <w:szCs w:val="26"/>
+                  </w:rPr>
+                  <m:t>-</m:t>
+                </m:r>
+                <m:r>
+                  <w:rPr>
+                    <w:rFonts w:ascii="Cambria Math" w:hAnsi="Cambria Math"/>
+                    <w:sz w:val="26"/>
+                    <w:szCs w:val="26"/>
+                  </w:rPr>
+                  <w:lastRenderedPageBreak/>
+                  <m:t>2</m:t>
+                </m:r>
+              </m:e>
+            </m:d>
+            <m:r>
+              <w:rPr>
+                <w:rFonts w:ascii="Cambria Math" w:hAnsi="Cambria Math"/>
+                <w:sz w:val="26"/>
+                <w:szCs w:val="26"/>
+              </w:rPr>
+              <m:t>*</m:t>
+            </m:r>
+            <m:sSub>
+              <m:sSubPr>
+                <m:ctrlPr>
+                  <w:rPr>
+                    <w:rFonts w:ascii="Cambria Math" w:hAnsi="Cambria Math"/>
+                    <w:i/>
+                    <w:sz w:val="26"/>
+                    <w:szCs w:val="26"/>
+                  </w:rPr>
+                </m:ctrlPr>
+              </m:sSubPr>
+              <m:e>
+                <m:r>
+                  <w:rPr>
+                    <w:rFonts w:ascii="Cambria Math" w:hAnsi="Cambria Math"/>
+                    <w:sz w:val="26"/>
+                    <w:szCs w:val="26"/>
+                  </w:rPr>
+                  <m:t>e</m:t>
+                </m:r>
+              </m:e>
+              <m:sub>
+                <m:r>
+                  <w:rPr>
+                    <w:rFonts w:ascii="Cambria Math" w:hAnsi="Cambria Math"/>
+                    <w:sz w:val="26"/>
+                    <w:szCs w:val="26"/>
+                  </w:rPr>
+                  <m:t>1</m:t>
+                </m:r>
+              </m:sub>
+            </m:sSub>
+          </m:e>
+        </m:d>
+        <m:r>
+          <w:rPr>
+            <w:rFonts w:ascii="Cambria Math" w:hAnsi="Cambria Math"/>
+            <w:sz w:val="26"/>
+            <w:szCs w:val="26"/>
+          </w:rPr>
+          <m:t>*</m:t>
+        </m:r>
+        <m:d>
+          <m:dPr>
+            <m:ctrlPr>
+              <w:rPr>
+                <w:rFonts w:ascii="Cambria Math" w:hAnsi="Cambria Math"/>
+                <w:i/>
+                <w:sz w:val="26"/>
+                <w:szCs w:val="26"/>
+              </w:rPr>
+            </m:ctrlPr>
+          </m:dPr>
+          <m:e>
+            <m:r>
+              <w:rPr>
+                <w:rFonts w:ascii="Cambria Math" w:hAnsi="Cambria Math"/>
+                <w:sz w:val="26"/>
+                <w:szCs w:val="26"/>
+              </w:rPr>
+              <m:t>1-</m:t>
+            </m:r>
+            <m:sSub>
+              <m:sSubPr>
+                <m:ctrlPr>
+                  <w:rPr>
+                    <w:rFonts w:ascii="Cambria Math" w:hAnsi="Cambria Math"/>
+                    <w:i/>
+                    <w:sz w:val="26"/>
+                    <w:szCs w:val="26"/>
+                  </w:rPr>
+                </m:ctrlPr>
+              </m:sSubPr>
+              <m:e>
+                <m:r>
+                  <w:rPr>
+                    <w:rFonts w:ascii="Cambria Math" w:hAnsi="Cambria Math"/>
+                    <w:sz w:val="26"/>
+                    <w:szCs w:val="26"/>
+                  </w:rPr>
+                  <m:t>e</m:t>
+                </m:r>
+              </m:e>
+              <m:sub>
+                <m:r>
+                  <w:rPr>
+                    <w:rFonts w:ascii="Cambria Math" w:hAnsi="Cambria Math"/>
+                    <w:sz w:val="26"/>
+                    <w:szCs w:val="26"/>
+                  </w:rPr>
+                  <m:t>1</m:t>
+                </m:r>
+              </m:sub>
+            </m:sSub>
+          </m:e>
+        </m:d>
+        <m:r>
+          <w:rPr>
+            <w:rFonts w:ascii="Cambria Math" w:hAnsi="Cambria Math"/>
+            <w:sz w:val="26"/>
+            <w:szCs w:val="26"/>
+          </w:rPr>
+          <m:t>=</m:t>
+        </m:r>
+        <m:d>
+          <m:dPr>
+            <m:ctrlPr>
+              <w:rPr>
+                <w:rFonts w:ascii="Cambria Math" w:hAnsi="Cambria Math"/>
+                <w:i/>
+                <w:sz w:val="26"/>
+                <w:szCs w:val="26"/>
+              </w:rPr>
+            </m:ctrlPr>
+          </m:dPr>
+          <m:e>
+            <m:r>
+              <w:rPr>
+                <w:rFonts w:ascii="Cambria Math" w:hAnsi="Cambria Math"/>
+                <w:sz w:val="26"/>
+                <w:szCs w:val="26"/>
+              </w:rPr>
+              <m:t>0.06→0.91</m:t>
+            </m:r>
+          </m:e>
+        </m:d>
+        <m:r>
+          <w:rPr>
+            <w:rFonts w:ascii="Cambria Math" w:hAnsi="Cambria Math"/>
+            <w:sz w:val="26"/>
+            <w:szCs w:val="26"/>
+          </w:rPr>
+          <m:t>*</m:t>
+        </m:r>
+        <m:d>
+          <m:dPr>
+            <m:ctrlPr>
+              <w:rPr>
+                <w:rFonts w:ascii="Cambria Math" w:hAnsi="Cambria Math"/>
+                <w:i/>
+                <w:sz w:val="26"/>
+                <w:szCs w:val="26"/>
+              </w:rPr>
+            </m:ctrlPr>
+          </m:dPr>
+          <m:e>
+            <m:r>
+              <w:rPr>
+                <w:rFonts w:ascii="Cambria Math" w:hAnsi="Cambria Math"/>
+                <w:sz w:val="26"/>
+                <w:szCs w:val="26"/>
+              </w:rPr>
+              <m:t>2*0.22-1</m:t>
+            </m:r>
+          </m:e>
+        </m:d>
+        <m:r>
+          <w:rPr>
+            <w:rFonts w:ascii="Cambria Math" w:hAnsi="Cambria Math"/>
+            <w:sz w:val="26"/>
+            <w:szCs w:val="26"/>
+          </w:rPr>
+          <m:t>*0.22+</m:t>
+        </m:r>
+        <m:d>
+          <m:dPr>
+            <m:ctrlPr>
+              <w:rPr>
+                <w:rFonts w:ascii="Cambria Math" w:hAnsi="Cambria Math"/>
+                <w:i/>
+                <w:sz w:val="26"/>
+                <w:szCs w:val="26"/>
+              </w:rPr>
+            </m:ctrlPr>
+          </m:dPr>
+          <m:e>
+            <m:r>
+              <w:rPr>
+                <w:rFonts w:ascii="Cambria Math" w:hAnsi="Cambria Math"/>
+                <w:sz w:val="26"/>
+                <w:szCs w:val="26"/>
+              </w:rPr>
+              <m:t>0.91→0.06</m:t>
+            </m:r>
+          </m:e>
+        </m:d>
+        <m:r>
+          <w:rPr>
+            <w:rFonts w:ascii="Cambria Math" w:hAnsi="Cambria Math"/>
+            <w:sz w:val="26"/>
+            <w:szCs w:val="26"/>
+          </w:rPr>
+          <m:t>*</m:t>
+        </m:r>
+        <m:d>
+          <m:dPr>
+            <m:ctrlPr>
+              <w:rPr>
+                <w:rFonts w:ascii="Cambria Math" w:hAnsi="Cambria Math"/>
+                <w:i/>
+                <w:sz w:val="26"/>
+                <w:szCs w:val="26"/>
+              </w:rPr>
+            </m:ctrlPr>
+          </m:dPr>
+          <m:e>
+            <m:r>
+              <w:rPr>
+                <w:rFonts w:ascii="Cambria Math" w:hAnsi="Cambria Math"/>
+                <w:sz w:val="26"/>
+                <w:szCs w:val="26"/>
+              </w:rPr>
+              <m:t>1+</m:t>
+            </m:r>
+            <m:d>
+              <m:dPr>
+                <m:ctrlPr>
+                  <w:rPr>
+                    <w:rFonts w:ascii="Cambria Math" w:hAnsi="Cambria Math"/>
+                    <w:i/>
+                    <w:sz w:val="26"/>
+                    <w:szCs w:val="26"/>
+                  </w:rPr>
+                </m:ctrlPr>
+              </m:dPr>
+              <m:e>
+                <m:r>
+                  <w:rPr>
+                    <w:rFonts w:ascii="Cambria Math" w:hAnsi="Cambria Math"/>
+                    <w:sz w:val="26"/>
+                    <w:szCs w:val="26"/>
+                  </w:rPr>
+                  <m:t>4*</m:t>
+                </m:r>
+                <m:d>
+                  <m:dPr>
+                    <m:ctrlPr>
+                      <w:rPr>
+                        <w:rFonts w:ascii="Cambria Math" w:hAnsi="Cambria Math"/>
+                        <w:i/>
+                        <w:sz w:val="26"/>
+                        <w:szCs w:val="26"/>
+                      </w:rPr>
+                    </m:ctrlPr>
+                  </m:dPr>
+                  <m:e>
+                    <m:r>
+                      <w:rPr>
+                        <w:rFonts w:ascii="Cambria Math" w:hAnsi="Cambria Math"/>
+                        <w:sz w:val="26"/>
+                        <w:szCs w:val="26"/>
+                      </w:rPr>
+                      <m:t>0.06→0.91</m:t>
+                    </m:r>
+                  </m:e>
+                </m:d>
+                <m:r>
+                  <w:rPr>
+                    <w:rFonts w:ascii="Cambria Math" w:hAnsi="Cambria Math"/>
+                    <w:sz w:val="26"/>
+                    <w:szCs w:val="26"/>
+                  </w:rPr>
+                  <m:t>-2</m:t>
+                </m:r>
+              </m:e>
+            </m:d>
+            <m:r>
+              <w:rPr>
+                <w:rFonts w:ascii="Cambria Math" w:hAnsi="Cambria Math"/>
+                <w:sz w:val="26"/>
+                <w:szCs w:val="26"/>
+              </w:rPr>
+              <m:t>*0.22</m:t>
+            </m:r>
+          </m:e>
+        </m:d>
+        <m:r>
+          <w:rPr>
+            <w:rFonts w:ascii="Cambria Math" w:hAnsi="Cambria Math"/>
+            <w:sz w:val="26"/>
+            <w:szCs w:val="26"/>
+          </w:rPr>
+          <m:t>*</m:t>
+        </m:r>
+        <m:d>
+          <m:dPr>
+            <m:ctrlPr>
+              <w:rPr>
+                <w:rFonts w:ascii="Cambria Math" w:hAnsi="Cambria Math"/>
+                <w:i/>
+                <w:sz w:val="26"/>
+                <w:szCs w:val="26"/>
+              </w:rPr>
+            </m:ctrlPr>
+          </m:dPr>
+          <m:e>
+            <m:r>
+              <w:rPr>
+                <w:rFonts w:ascii="Cambria Math" w:hAnsi="Cambria Math"/>
+                <w:sz w:val="26"/>
+                <w:szCs w:val="26"/>
+              </w:rPr>
+              <m:t>1-0.22</m:t>
+            </m:r>
+          </m:e>
+        </m:d>
+        <m:r>
+          <w:rPr>
+            <w:rFonts w:ascii="Cambria Math" w:hAnsi="Cambria Math"/>
+            <w:sz w:val="26"/>
+            <w:szCs w:val="26"/>
+          </w:rPr>
+          <m:t>=0.94*</m:t>
+        </m:r>
+        <m:d>
+          <m:dPr>
+            <m:ctrlPr>
+              <w:rPr>
+                <w:rFonts w:ascii="Cambria Math" w:hAnsi="Cambria Math"/>
+                <w:i/>
+                <w:sz w:val="26"/>
+                <w:szCs w:val="26"/>
+              </w:rPr>
+            </m:ctrlPr>
+          </m:dPr>
+          <m:e>
+            <m:r>
+              <w:rPr>
+                <w:rFonts w:ascii="Cambria Math" w:hAnsi="Cambria Math"/>
+                <w:sz w:val="26"/>
+                <w:szCs w:val="26"/>
+              </w:rPr>
+              <m:t>-0.56</m:t>
+            </m:r>
+          </m:e>
+        </m:d>
+        <m:r>
+          <w:rPr>
+            <w:rFonts w:ascii="Cambria Math" w:hAnsi="Cambria Math"/>
+            <w:sz w:val="26"/>
+            <w:szCs w:val="26"/>
+          </w:rPr>
+          <m:t>*0.22+(0.09*</m:t>
+        </m:r>
+        <m:d>
+          <m:dPr>
+            <m:ctrlPr>
+              <w:rPr>
+                <w:rFonts w:ascii="Cambria Math" w:hAnsi="Cambria Math"/>
+                <w:i/>
+                <w:sz w:val="26"/>
+                <w:szCs w:val="26"/>
+              </w:rPr>
+            </m:ctrlPr>
+          </m:dPr>
+          <m:e>
+            <m:r>
+              <w:rPr>
+                <w:rFonts w:ascii="Cambria Math" w:hAnsi="Cambria Math"/>
+                <w:sz w:val="26"/>
+                <w:szCs w:val="26"/>
+              </w:rPr>
+              <m:t>1+</m:t>
+            </m:r>
+            <m:d>
+              <m:dPr>
+                <m:ctrlPr>
+                  <w:rPr>
+                    <w:rFonts w:ascii="Cambria Math" w:hAnsi="Cambria Math"/>
+                    <w:i/>
+                    <w:sz w:val="26"/>
+                    <w:szCs w:val="26"/>
+                  </w:rPr>
+                </m:ctrlPr>
+              </m:dPr>
+              <m:e>
+                <m:r>
+                  <w:rPr>
+                    <w:rFonts w:ascii="Cambria Math" w:hAnsi="Cambria Math"/>
+                    <w:sz w:val="26"/>
+                    <w:szCs w:val="26"/>
+                  </w:rPr>
+                  <m:t>4*0.94-2</m:t>
+                </m:r>
+              </m:e>
+            </m:d>
+            <m:r>
+              <w:rPr>
+                <w:rFonts w:ascii="Cambria Math" w:hAnsi="Cambria Math"/>
+                <w:sz w:val="26"/>
+                <w:szCs w:val="26"/>
+              </w:rPr>
+              <m:t>*0.22</m:t>
+            </m:r>
+          </m:e>
+        </m:d>
+        <m:r>
+          <w:rPr>
+            <w:rFonts w:ascii="Cambria Math" w:hAnsi="Cambria Math"/>
+            <w:sz w:val="26"/>
+            <w:szCs w:val="26"/>
+          </w:rPr>
+          <m:t>*0.78=-0.115808+0.09738144=-0.01842656</m:t>
+        </m:r>
+      </m:oMath>
+    </w:p>
+    <w:p>
+      <w:pPr>
+        <w:pStyle w:val="a5"/>
+        <w:numPr>
+          <w:ilvl w:val="0"/>
+          <w:numId w:val="34"/>
+        </w:numPr>
+        <w:tabs>
+          <w:tab w:val="left" w:pos="425"/>
+        </w:tabs>
+        <w:spacing w:before="0"/>
+        <w:contextualSpacing/>
+        <w:rPr>
+          <w:sz w:val="28"/>
+          <w:szCs w:val="28"/>
+        </w:rPr>
+      </w:pPr>
+      <m:oMath>
+        <m:sSub>
+          <m:sSubPr>
+            <m:ctrlPr>
+              <w:rPr>
+                <w:rFonts w:ascii="Cambria Math" w:hAnsi="Cambria Math"/>
+                <w:i/>
+                <w:sz w:val="26"/>
+                <w:szCs w:val="26"/>
+              </w:rPr>
+            </m:ctrlPr>
+          </m:sSubPr>
+          <m:e>
+            <m:acc>
+              <m:accPr>
+                <m:chr m:val="̃"/>
+                <m:ctrlPr>
+                  <w:rPr>
+                    <w:rFonts w:ascii="Cambria Math" w:hAnsi="Cambria Math"/>
+                    <w:i/>
+                    <w:sz w:val="28"/>
+                    <w:szCs w:val="28"/>
+                    <w:lang w:eastAsia="ja-JP"/>
+                  </w:rPr>
+                </m:ctrlPr>
+              </m:accPr>
+              <m:e>
+                <m:r>
+                  <w:rPr>
+                    <w:rFonts w:ascii="Cambria Math" w:hAnsi="Cambria Math"/>
+                    <w:sz w:val="28"/>
+                    <w:szCs w:val="28"/>
+                    <w:lang w:eastAsia="ja-JP"/>
+                  </w:rPr>
+                  <m:t>∧</m:t>
+                </m:r>
+              </m:e>
+            </m:acc>
+            <m:r>
+              <w:rPr>
+                <w:rFonts w:ascii="Cambria Math" w:hAnsi="Cambria Math"/>
+                <w:sz w:val="26"/>
+                <w:szCs w:val="26"/>
+              </w:rPr>
+              <m:t>k f</m:t>
+            </m:r>
+          </m:e>
+          <m:sub>
+            <m:r>
+              <w:rPr>
+                <w:rFonts w:ascii="Cambria Math" w:hAnsi="Cambria Math"/>
+                <w:sz w:val="26"/>
+                <w:szCs w:val="26"/>
+              </w:rPr>
+              <m:t>ijk</m:t>
+            </m:r>
+          </m:sub>
+        </m:sSub>
+        <m:r>
+          <w:rPr>
+            <w:rFonts w:ascii="Cambria Math" w:hAnsi="Cambria Math"/>
+            <w:sz w:val="26"/>
+            <w:szCs w:val="26"/>
+          </w:rPr>
+          <m:t>=</m:t>
+        </m:r>
+        <m:r>
+          <w:rPr>
+            <w:rFonts w:ascii="Cambria Math" w:hAnsi="Cambria Math"/>
+            <w:sz w:val="28"/>
+            <w:szCs w:val="28"/>
+            <w:lang w:eastAsia="ja-JP"/>
+          </w:rPr>
+          <m:t>(</m:t>
+        </m:r>
+        <m:nary>
+          <m:naryPr>
+            <m:chr m:val="∏"/>
+            <m:limLoc m:val="undOvr"/>
+            <m:ctrlPr>
+              <w:rPr>
+                <w:rFonts w:ascii="Cambria Math" w:hAnsi="Cambria Math"/>
+                <w:i/>
+                <w:sz w:val="28"/>
+                <w:szCs w:val="28"/>
+                <w:lang w:eastAsia="ja-JP"/>
+              </w:rPr>
+            </m:ctrlPr>
+          </m:naryPr>
+          <m:sub>
+            <m:r>
+              <w:rPr>
+                <w:rFonts w:ascii="Cambria Math" w:hAnsi="Cambria Math"/>
+                <w:sz w:val="28"/>
+                <w:szCs w:val="28"/>
+                <w:lang w:eastAsia="ja-JP"/>
+              </w:rPr>
+              <m:t>k=0</m:t>
+            </m:r>
+          </m:sub>
+          <m:sup>
+            <m:r>
+              <w:rPr>
+                <w:rFonts w:ascii="Cambria Math" w:hAnsi="Cambria Math"/>
+                <w:sz w:val="28"/>
+                <w:szCs w:val="28"/>
+                <w:lang w:eastAsia="ja-JP"/>
+              </w:rPr>
+              <m:t>m</m:t>
+            </m:r>
+          </m:sup>
+          <m:e>
+            <m:sSub>
+              <m:sSubPr>
+                <m:ctrlPr>
+                  <w:rPr>
+                    <w:rFonts w:ascii="Cambria Math" w:hAnsi="Cambria Math"/>
+                    <w:i/>
+                    <w:sz w:val="26"/>
+                    <w:szCs w:val="26"/>
+                  </w:rPr>
+                </m:ctrlPr>
+              </m:sSubPr>
+              <m:e>
+                <m:r>
+                  <w:rPr>
+                    <w:rFonts w:ascii="Cambria Math" w:hAnsi="Cambria Math"/>
+                    <w:sz w:val="26"/>
+                    <w:szCs w:val="26"/>
+                  </w:rPr>
+                  <m:t>f</m:t>
+                </m:r>
+              </m:e>
+              <m:sub>
+                <m:r>
+                  <w:rPr>
+                    <w:rFonts w:ascii="Cambria Math" w:hAnsi="Cambria Math"/>
+                    <w:sz w:val="26"/>
+                    <w:szCs w:val="26"/>
+                  </w:rPr>
+                  <m:t>ijk</m:t>
+                </m:r>
+              </m:sub>
+            </m:sSub>
+            <m:r>
+              <w:rPr>
+                <w:rFonts w:ascii="Cambria Math" w:hAnsi="Cambria Math"/>
+                <w:sz w:val="28"/>
+                <w:szCs w:val="28"/>
+                <w:lang w:eastAsia="ja-JP"/>
+              </w:rPr>
+              <m:t>)</m:t>
+            </m:r>
+          </m:e>
+        </m:nary>
+        <m:r>
+          <w:rPr>
+            <w:rFonts w:ascii="Cambria Math" w:hAnsi="Cambria Math"/>
+            <w:sz w:val="26"/>
+            <w:szCs w:val="26"/>
+          </w:rPr>
+          <m:t>=0.57180096*</m:t>
+        </m:r>
+        <m:d>
+          <m:dPr>
+            <m:ctrlPr>
+              <w:rPr>
+                <w:rFonts w:ascii="Cambria Math" w:hAnsi="Cambria Math"/>
+                <w:i/>
+                <w:sz w:val="26"/>
+                <w:szCs w:val="26"/>
+              </w:rPr>
+            </m:ctrlPr>
+          </m:dPr>
+          <m:e>
+            <m:r>
+              <w:rPr>
+                <w:rFonts w:ascii="Cambria Math" w:hAnsi="Cambria Math"/>
+                <w:sz w:val="26"/>
+                <w:szCs w:val="26"/>
+              </w:rPr>
+              <m:t>-0.01842656</m:t>
+            </m:r>
+          </m:e>
+        </m:d>
+        <m:r>
+          <w:rPr>
+            <w:rFonts w:ascii="Cambria Math" w:hAnsi="Cambria Math"/>
+            <w:sz w:val="26"/>
+            <w:szCs w:val="26"/>
+          </w:rPr>
+          <m:t>=-0.0105363246974976</m:t>
+        </m:r>
+      </m:oMath>
+    </w:p>
+    <w:p>
+      <w:pPr>
+        <w:pStyle w:val="a5"/>
+        <w:numPr>
+          <w:ilvl w:val="0"/>
+          <w:numId w:val="34"/>
+        </w:numPr>
+        <w:tabs>
+          <w:tab w:val="left" w:pos="425"/>
+        </w:tabs>
+        <w:spacing w:before="0"/>
+        <w:contextualSpacing/>
+        <w:rPr>
+          <w:sz w:val="28"/>
+          <w:szCs w:val="28"/>
+        </w:rPr>
+      </w:pPr>
+      <m:oMath>
+        <m:sSub>
+          <m:sSubPr>
+            <m:ctrlPr>
+              <w:rPr>
+                <w:rFonts w:ascii="Cambria Math" w:hAnsi="Cambria Math"/>
+                <w:i/>
+                <w:sz w:val="28"/>
+                <w:szCs w:val="28"/>
+              </w:rPr>
+            </m:ctrlPr>
+          </m:sSubPr>
+          <m:e>
+            <m:acc>
+              <m:accPr>
+                <m:chr m:val="̃"/>
+                <m:ctrlPr>
+                  <w:rPr>
+                    <w:rFonts w:ascii="Cambria Math" w:hAnsi="Cambria Math"/>
+                    <w:i/>
+                    <w:sz w:val="28"/>
+                    <w:szCs w:val="28"/>
+                    <w:lang w:eastAsia="ja-JP"/>
+                  </w:rPr>
+                </m:ctrlPr>
+              </m:accPr>
+              <m:e>
+                <m:r>
+                  <w:rPr>
+                    <w:rFonts w:ascii="Cambria Math" w:hAnsi="Cambria Math"/>
+                    <w:sz w:val="28"/>
+                    <w:szCs w:val="28"/>
+                    <w:lang w:eastAsia="ja-JP"/>
+                  </w:rPr>
+                  <m:t>∨</m:t>
+                </m:r>
+              </m:e>
+            </m:acc>
+            <m:r>
+              <w:rPr>
+                <w:rFonts w:ascii="Cambria Math" w:hAnsi="Cambria Math"/>
+                <w:sz w:val="28"/>
+                <w:szCs w:val="28"/>
+              </w:rPr>
+              <m:t>d</m:t>
+            </m:r>
+          </m:e>
+          <m:sub>
+            <m:r>
+              <w:rPr>
+                <w:rFonts w:ascii="Cambria Math" w:hAnsi="Cambria Math"/>
+                <w:sz w:val="28"/>
+                <w:szCs w:val="28"/>
+              </w:rPr>
+              <m:t>ij</m:t>
+            </m:r>
+            <m:r>
+              <w:rPr>
+                <w:rFonts w:ascii="Cambria Math" w:eastAsia="DengXian" w:hAnsi="Cambria Math"/>
+                <w:sz w:val="28"/>
+                <w:szCs w:val="28"/>
+                <w:lang w:val="en-US" w:eastAsia="zh-CN"/>
+              </w:rPr>
+              <m:t>k</m:t>
+            </m:r>
+          </m:sub>
+        </m:sSub>
+        <m:r>
+          <w:rPr>
+            <w:rFonts w:ascii="Cambria Math" w:hAnsi="Cambria Math"/>
+            <w:sz w:val="28"/>
+            <w:szCs w:val="28"/>
+          </w:rPr>
+          <m:t>=</m:t>
+        </m:r>
+        <m:r>
+          <w:rPr>
+            <w:rFonts w:ascii="Cambria Math" w:hAnsi="Cambria Math"/>
+            <w:sz w:val="28"/>
+            <w:szCs w:val="28"/>
+            <w:lang w:eastAsia="ja-JP"/>
+          </w:rPr>
+          <m:t>1-(</m:t>
+        </m:r>
+        <m:nary>
+          <m:naryPr>
+            <m:chr m:val="∏"/>
+            <m:limLoc m:val="undOvr"/>
+            <m:ctrlPr>
+              <w:rPr>
+                <w:rFonts w:ascii="Cambria Math" w:hAnsi="Cambria Math"/>
+                <w:i/>
+                <w:sz w:val="28"/>
+                <w:szCs w:val="28"/>
+                <w:lang w:eastAsia="ja-JP"/>
+              </w:rPr>
+            </m:ctrlPr>
+          </m:naryPr>
+          <m:sub>
+            <m:r>
+              <w:rPr>
+                <w:rFonts w:ascii="Cambria Math" w:hAnsi="Cambria Math"/>
+                <w:sz w:val="28"/>
+                <w:szCs w:val="28"/>
+                <w:lang w:eastAsia="ja-JP"/>
+              </w:rPr>
+              <m:t>k=0</m:t>
+            </m:r>
+          </m:sub>
+          <m:sup>
+            <m:r>
+              <w:rPr>
+                <w:rFonts w:ascii="Cambria Math" w:hAnsi="Cambria Math"/>
+                <w:sz w:val="28"/>
+                <w:szCs w:val="28"/>
+                <w:lang w:eastAsia="ja-JP"/>
+              </w:rPr>
+              <m:t>m</m:t>
+            </m:r>
+          </m:sup>
+          <m:e>
+            <m:sSub>
+              <m:sSubPr>
+                <m:ctrlPr>
+                  <w:rPr>
+                    <w:rFonts w:ascii="Cambria Math" w:hAnsi="Cambria Math"/>
+                    <w:i/>
+                    <w:sz w:val="28"/>
+                    <w:szCs w:val="28"/>
+                  </w:rPr>
+                </m:ctrlPr>
+              </m:sSubPr>
+              <m:e>
+                <m:r>
+                  <w:rPr>
+                    <w:rFonts w:ascii="Cambria Math" w:hAnsi="Cambria Math"/>
+                    <w:sz w:val="28"/>
+                    <w:szCs w:val="28"/>
+                  </w:rPr>
+                  <m:t>(1-d</m:t>
+                </m:r>
+              </m:e>
+              <m:sub>
+                <m:r>
+                  <w:rPr>
+                    <w:rFonts w:ascii="Cambria Math" w:hAnsi="Cambria Math"/>
+                    <w:sz w:val="28"/>
+                    <w:szCs w:val="28"/>
+                  </w:rPr>
+                  <m:t>ij</m:t>
+                </m:r>
+                <m:r>
+                  <w:rPr>
+                    <w:rFonts w:ascii="Cambria Math" w:eastAsia="DengXian" w:hAnsi="Cambria Math"/>
+                    <w:sz w:val="28"/>
+                    <w:szCs w:val="28"/>
+                    <w:lang w:val="en-US" w:eastAsia="zh-CN"/>
+                  </w:rPr>
+                  <m:t>k</m:t>
+                </m:r>
+              </m:sub>
+            </m:sSub>
+            <m:r>
+              <w:rPr>
+                <w:rFonts w:ascii="Cambria Math" w:hAnsi="Cambria Math"/>
+                <w:sz w:val="28"/>
+                <w:szCs w:val="28"/>
+                <w:lang w:eastAsia="ja-JP"/>
+              </w:rPr>
+              <m:t>))</m:t>
+            </m:r>
+          </m:e>
+        </m:nary>
+        <m:r>
+          <w:rPr>
+            <w:rFonts w:ascii="Cambria Math" w:hAnsi="Cambria Math"/>
+            <w:sz w:val="28"/>
+            <w:szCs w:val="28"/>
+            <w:lang w:eastAsia="ja-JP"/>
+          </w:rPr>
+          <m:t>=1-</m:t>
+        </m:r>
+        <m:d>
+          <m:dPr>
+            <m:ctrlPr>
+              <w:rPr>
+                <w:rFonts w:ascii="Cambria Math" w:hAnsi="Cambria Math"/>
+                <w:i/>
+                <w:sz w:val="28"/>
+                <w:szCs w:val="28"/>
+                <w:lang w:eastAsia="ja-JP"/>
+              </w:rPr>
+            </m:ctrlPr>
+          </m:dPr>
+          <m:e>
+            <m:d>
+              <m:dPr>
+                <m:ctrlPr>
+                  <w:rPr>
+                    <w:rFonts w:ascii="Cambria Math" w:hAnsi="Cambria Math"/>
+                    <w:i/>
+                    <w:sz w:val="28"/>
+                    <w:szCs w:val="28"/>
+                    <w:lang w:eastAsia="ja-JP"/>
+                  </w:rPr>
+                </m:ctrlPr>
+              </m:dPr>
+              <m:e>
+                <m:r>
+                  <w:rPr>
+                    <w:rFonts w:ascii="Cambria Math" w:hAnsi="Cambria Math"/>
+                    <w:sz w:val="28"/>
+                    <w:szCs w:val="28"/>
+                    <w:lang w:eastAsia="ja-JP"/>
+                  </w:rPr>
+                  <m:t>1-0.69</m:t>
+                </m:r>
+              </m:e>
+            </m:d>
+            <m:r>
+              <w:rPr>
+                <w:rFonts w:ascii="Cambria Math" w:hAnsi="Cambria Math"/>
+                <w:sz w:val="28"/>
+                <w:szCs w:val="28"/>
+                <w:lang w:eastAsia="ja-JP"/>
+              </w:rPr>
+              <m:t>*</m:t>
+            </m:r>
+            <m:d>
+              <m:dPr>
+                <m:ctrlPr>
+                  <w:rPr>
+                    <w:rFonts w:ascii="Cambria Math" w:hAnsi="Cambria Math"/>
+                    <w:i/>
+                    <w:sz w:val="28"/>
+                    <w:szCs w:val="28"/>
+                    <w:lang w:eastAsia="ja-JP"/>
+                  </w:rPr>
+                </m:ctrlPr>
+              </m:dPr>
+              <m:e>
+                <m:r>
+                  <w:rPr>
+                    <w:rFonts w:ascii="Cambria Math" w:hAnsi="Cambria Math"/>
+                    <w:sz w:val="28"/>
+                    <w:szCs w:val="28"/>
+                    <w:lang w:eastAsia="ja-JP"/>
+                  </w:rPr>
+                  <m:t>1-0.06</m:t>
+                </m:r>
+              </m:e>
+            </m:d>
+          </m:e>
+        </m:d>
+        <m:r>
+          <w:rPr>
+            <w:rFonts w:ascii="Cambria Math" w:hAnsi="Cambria Math"/>
+            <w:sz w:val="28"/>
+            <w:szCs w:val="28"/>
+            <w:lang w:eastAsia="ja-JP"/>
+          </w:rPr>
+          <m:t>=1-</m:t>
+        </m:r>
+        <m:d>
+          <m:dPr>
+            <m:ctrlPr>
+              <w:rPr>
+                <w:rFonts w:ascii="Cambria Math" w:hAnsi="Cambria Math"/>
+                <w:i/>
+                <w:sz w:val="28"/>
+                <w:szCs w:val="28"/>
+                <w:lang w:eastAsia="ja-JP"/>
+              </w:rPr>
+            </m:ctrlPr>
+          </m:dPr>
+          <m:e>
+            <m:r>
+              <w:rPr>
+                <w:rFonts w:ascii="Cambria Math" w:hAnsi="Cambria Math"/>
+                <w:sz w:val="28"/>
+                <w:szCs w:val="28"/>
+                <w:lang w:eastAsia="ja-JP"/>
+              </w:rPr>
+              <m:t>0.31*0.94</m:t>
+            </m:r>
+          </m:e>
+        </m:d>
+        <m:r>
+          <w:rPr>
+            <w:rFonts w:ascii="Cambria Math" w:hAnsi="Cambria Math"/>
+            <w:sz w:val="28"/>
+            <w:szCs w:val="28"/>
+            <w:lang w:eastAsia="ja-JP"/>
+          </w:rPr>
+          <m:t>=0.7086</m:t>
+        </m:r>
+      </m:oMath>
+    </w:p>
+    <w:p>
+      <w:pPr>
+        <w:pStyle w:val="a5"/>
+        <w:numPr>
+          <w:ilvl w:val="0"/>
+          <w:numId w:val="34"/>
+        </w:numPr>
+        <w:spacing w:before="0"/>
+        <w:contextualSpacing/>
+        <w:jc w:val="both"/>
+        <w:rPr>
+          <w:i/>
+          <w:sz w:val="26"/>
+          <w:szCs w:val="26"/>
+        </w:rPr>
+      </w:pPr>
+      <m:oMath>
+        <m:sSub>
+          <m:sSubPr>
+            <m:ctrlPr>
+              <w:rPr>
+                <w:rFonts w:ascii="Cambria Math" w:hAnsi="Cambria Math"/>
+                <w:i/>
+                <w:sz w:val="26"/>
+                <w:szCs w:val="26"/>
+              </w:rPr>
+            </m:ctrlPr>
+          </m:sSubPr>
+          <m:e>
+            <m:r>
+              <w:rPr>
+                <w:rFonts w:ascii="Cambria Math" w:hAnsi="Cambria Math"/>
+                <w:sz w:val="26"/>
+                <w:szCs w:val="26"/>
+              </w:rPr>
+              <m:t>c</m:t>
+            </m:r>
+          </m:e>
+          <m:sub>
+            <m:r>
+              <w:rPr>
+                <w:rFonts w:ascii="Cambria Math" w:hAnsi="Cambria Math"/>
+                <w:sz w:val="26"/>
+                <w:szCs w:val="26"/>
+              </w:rPr>
+              <m:t>00</m:t>
+            </m:r>
+          </m:sub>
+        </m:sSub>
+        <m:r>
+          <w:rPr>
+            <w:rFonts w:ascii="Cambria Math" w:hAnsi="Cambria Math"/>
+            <w:sz w:val="26"/>
+            <w:szCs w:val="26"/>
+          </w:rPr>
+          <m:t>=</m:t>
+        </m:r>
+        <m:sSub>
+          <m:sSubPr>
+            <m:ctrlPr>
+              <w:rPr>
+                <w:rFonts w:ascii="Cambria Math" w:hAnsi="Cambria Math"/>
+                <w:i/>
+                <w:sz w:val="26"/>
+                <w:szCs w:val="26"/>
+              </w:rPr>
+            </m:ctrlPr>
+          </m:sSubPr>
+          <m:e>
+            <m:r>
+              <w:rPr>
+                <w:rFonts w:ascii="Cambria Math" w:hAnsi="Cambria Math"/>
+                <w:sz w:val="26"/>
+                <w:szCs w:val="26"/>
+              </w:rPr>
+              <m:t>(</m:t>
+            </m:r>
+            <m:acc>
+              <m:accPr>
+                <m:chr m:val="̃"/>
+                <m:ctrlPr>
+                  <w:rPr>
+                    <w:rFonts w:ascii="Cambria Math" w:hAnsi="Cambria Math"/>
+                    <w:i/>
+                    <w:sz w:val="28"/>
+                    <w:szCs w:val="28"/>
+                    <w:lang w:eastAsia="ja-JP"/>
+                  </w:rPr>
+                </m:ctrlPr>
+              </m:accPr>
+              <m:e>
+                <m:r>
+                  <w:rPr>
+                    <w:rFonts w:ascii="Cambria Math" w:hAnsi="Cambria Math"/>
+                    <w:sz w:val="28"/>
+                    <w:szCs w:val="28"/>
+                    <w:lang w:eastAsia="ja-JP"/>
+                  </w:rPr>
+                  <m:t>∧</m:t>
+                </m:r>
+              </m:e>
+            </m:acc>
+            <m:r>
+              <w:rPr>
+                <w:rFonts w:ascii="Cambria Math" w:hAnsi="Cambria Math"/>
+                <w:sz w:val="26"/>
+                <w:szCs w:val="26"/>
+              </w:rPr>
+              <m:t>k f</m:t>
+            </m:r>
+          </m:e>
+          <m:sub>
+            <m:r>
+              <w:rPr>
+                <w:rFonts w:ascii="Cambria Math" w:hAnsi="Cambria Math"/>
+                <w:sz w:val="26"/>
+                <w:szCs w:val="26"/>
+              </w:rPr>
+              <m:t>00k</m:t>
+            </m:r>
+          </m:sub>
+        </m:sSub>
+        <m:r>
+          <w:rPr>
+            <w:rFonts w:ascii="Cambria Math" w:hAnsi="Cambria Math"/>
+            <w:sz w:val="26"/>
+            <w:szCs w:val="26"/>
+          </w:rPr>
+          <m:t>)</m:t>
+        </m:r>
+        <m:d>
+          <m:dPr>
+            <m:ctrlPr>
+              <w:rPr>
+                <w:rFonts w:ascii="Cambria Math" w:hAnsi="Cambria Math"/>
+                <w:i/>
+                <w:sz w:val="26"/>
+                <w:szCs w:val="26"/>
+              </w:rPr>
+            </m:ctrlPr>
+          </m:dPr>
+          <m:e>
+            <m:r>
+              <w:rPr>
+                <w:rFonts w:ascii="Cambria Math" w:hAnsi="Cambria Math"/>
+                <w:sz w:val="26"/>
+                <w:szCs w:val="26"/>
+              </w:rPr>
+              <m:t>3*</m:t>
+            </m:r>
+            <m:sSub>
+              <m:sSubPr>
+                <m:ctrlPr>
+                  <w:rPr>
+                    <w:rFonts w:ascii="Cambria Math" w:hAnsi="Cambria Math"/>
+                    <w:i/>
+                    <w:sz w:val="26"/>
+                    <w:szCs w:val="26"/>
+                  </w:rPr>
+                </m:ctrlPr>
+              </m:sSubPr>
+              <m:e>
+                <m:r>
+                  <w:rPr>
+                    <w:rFonts w:ascii="Cambria Math" w:hAnsi="Cambria Math"/>
+                    <w:sz w:val="26"/>
+                    <w:szCs w:val="26"/>
+                  </w:rPr>
+                  <m:t>g</m:t>
+                </m:r>
+              </m:e>
+              <m:sub>
+                <m:r>
+                  <w:rPr>
+                    <w:rFonts w:ascii="Cambria Math" w:hAnsi="Cambria Math"/>
+                    <w:sz w:val="26"/>
+                    <w:szCs w:val="26"/>
+                  </w:rPr>
+                  <m:t>00</m:t>
+                </m:r>
+              </m:sub>
+            </m:sSub>
+            <m:r>
+              <w:rPr>
+                <w:rFonts w:ascii="Cambria Math" w:hAnsi="Cambria Math"/>
+                <w:sz w:val="26"/>
+                <w:szCs w:val="26"/>
+              </w:rPr>
+              <m:t>-2</m:t>
+            </m:r>
+          </m:e>
+        </m:d>
+        <m:r>
+          <w:rPr>
+            <w:rFonts w:ascii="Cambria Math" w:hAnsi="Cambria Math"/>
+            <w:sz w:val="26"/>
+            <w:szCs w:val="26"/>
+          </w:rPr>
+          <m:t>*</m:t>
+        </m:r>
+        <m:sSub>
+          <m:sSubPr>
+            <m:ctrlPr>
+              <w:rPr>
+                <w:rFonts w:ascii="Cambria Math" w:hAnsi="Cambria Math"/>
+                <w:i/>
+                <w:sz w:val="26"/>
+                <w:szCs w:val="26"/>
+              </w:rPr>
+            </m:ctrlPr>
+          </m:sSubPr>
+          <m:e>
+            <m:r>
+              <w:rPr>
+                <w:rFonts w:ascii="Cambria Math" w:hAnsi="Cambria Math"/>
+                <w:sz w:val="26"/>
+                <w:szCs w:val="26"/>
+              </w:rPr>
+              <m:t>g</m:t>
+            </m:r>
+          </m:e>
+          <m:sub>
+            <m:r>
+              <w:rPr>
+                <w:rFonts w:ascii="Cambria Math" w:hAnsi="Cambria Math"/>
+                <w:sz w:val="26"/>
+                <w:szCs w:val="26"/>
+              </w:rPr>
+              <m:t>00</m:t>
+            </m:r>
+          </m:sub>
+        </m:sSub>
+        <m:r>
+          <w:rPr>
+            <w:rFonts w:ascii="Cambria Math" w:hAnsi="Cambria Math"/>
+            <w:sz w:val="26"/>
+            <w:szCs w:val="26"/>
+          </w:rPr>
+          <m:t>+</m:t>
+        </m:r>
+        <m:d>
+          <m:dPr>
+            <m:ctrlPr>
+              <w:rPr>
+                <w:rFonts w:ascii="Cambria Math" w:hAnsi="Cambria Math"/>
+                <w:i/>
+                <w:sz w:val="26"/>
+                <w:szCs w:val="26"/>
+              </w:rPr>
+            </m:ctrlPr>
+          </m:dPr>
+          <m:e>
+            <m:r>
+              <w:rPr>
+                <w:rFonts w:ascii="Cambria Math" w:hAnsi="Cambria Math"/>
+                <w:sz w:val="26"/>
+                <w:szCs w:val="26"/>
+              </w:rPr>
+              <m:t>1-</m:t>
+            </m:r>
+            <m:sSub>
+              <m:sSubPr>
+                <m:ctrlPr>
+                  <w:rPr>
+                    <w:rFonts w:ascii="Cambria Math" w:hAnsi="Cambria Math"/>
+                    <w:i/>
+                    <w:sz w:val="26"/>
+                    <w:szCs w:val="26"/>
+                  </w:rPr>
+                </m:ctrlPr>
+              </m:sSubPr>
+              <m:e>
+                <m:r>
+                  <w:rPr>
+                    <w:rFonts w:ascii="Cambria Math" w:hAnsi="Cambria Math"/>
+                    <w:sz w:val="26"/>
+                    <w:szCs w:val="26"/>
+                  </w:rPr>
+                  <m:t>g</m:t>
+                </m:r>
+              </m:e>
+              <m:sub>
+                <m:r>
+                  <w:rPr>
+                    <w:rFonts w:ascii="Cambria Math" w:hAnsi="Cambria Math"/>
+                    <w:sz w:val="26"/>
+                    <w:szCs w:val="26"/>
+                  </w:rPr>
+                  <m:t>00</m:t>
+                </m:r>
+              </m:sub>
+            </m:sSub>
+          </m:e>
+        </m:d>
+        <m:r>
+          <w:rPr>
+            <w:rFonts w:ascii="Cambria Math" w:hAnsi="Cambria Math"/>
+            <w:sz w:val="26"/>
+            <w:szCs w:val="26"/>
+          </w:rPr>
+          <m:t>*</m:t>
+        </m:r>
+        <m:d>
+          <m:dPr>
+            <m:ctrlPr>
+              <w:rPr>
+                <w:rFonts w:ascii="Cambria Math" w:hAnsi="Cambria Math"/>
+                <w:i/>
+                <w:sz w:val="26"/>
+                <w:szCs w:val="26"/>
+              </w:rPr>
+            </m:ctrlPr>
+          </m:dPr>
+          <m:e>
+            <m:sSub>
+              <m:sSubPr>
+                <m:ctrlPr>
+                  <w:rPr>
+                    <w:rFonts w:ascii="Cambria Math" w:hAnsi="Cambria Math"/>
+                    <w:i/>
+                    <w:sz w:val="28"/>
+                    <w:szCs w:val="28"/>
+                  </w:rPr>
+                </m:ctrlPr>
+              </m:sSubPr>
+              <m:e>
+                <m:r>
+                  <w:rPr>
+                    <w:rFonts w:ascii="Cambria Math" w:hAnsi="Cambria Math"/>
+                    <w:sz w:val="28"/>
+                    <w:szCs w:val="28"/>
+                  </w:rPr>
+                  <m:t>(</m:t>
+                </m:r>
+                <m:acc>
+                  <m:accPr>
+                    <m:chr m:val="̃"/>
+                    <m:ctrlPr>
+                      <w:rPr>
+                        <w:rFonts w:ascii="Cambria Math" w:hAnsi="Cambria Math"/>
+                        <w:i/>
+                        <w:sz w:val="28"/>
+                        <w:szCs w:val="28"/>
+                        <w:lang w:eastAsia="ja-JP"/>
+                      </w:rPr>
+                    </m:ctrlPr>
+                  </m:accPr>
+                  <m:e>
+                    <m:r>
+                      <w:rPr>
+                        <w:rFonts w:ascii="Cambria Math" w:hAnsi="Cambria Math"/>
+                        <w:sz w:val="28"/>
+                        <w:szCs w:val="28"/>
+                        <w:lang w:eastAsia="ja-JP"/>
+                      </w:rPr>
+                      <m:t>∨</m:t>
+                    </m:r>
+                  </m:e>
+                </m:acc>
+                <m:r>
+                  <w:rPr>
+                    <w:rFonts w:ascii="Cambria Math" w:hAnsi="Cambria Math"/>
+                    <w:sz w:val="26"/>
+                    <w:szCs w:val="26"/>
+                  </w:rPr>
+                  <m:t xml:space="preserve">k </m:t>
+                </m:r>
+                <m:r>
+                  <w:rPr>
+                    <w:rFonts w:ascii="Cambria Math" w:hAnsi="Cambria Math"/>
+                    <w:sz w:val="28"/>
+                    <w:szCs w:val="28"/>
+                  </w:rPr>
+                  <m:t>d</m:t>
+                </m:r>
+              </m:e>
+              <m:sub>
+                <m:r>
+                  <w:rPr>
+                    <w:rFonts w:ascii="Cambria Math" w:hAnsi="Cambria Math"/>
+                    <w:sz w:val="28"/>
+                    <w:szCs w:val="28"/>
+                  </w:rPr>
+                  <m:t>00</m:t>
+                </m:r>
+                <m:r>
+                  <w:rPr>
+                    <w:rFonts w:ascii="Cambria Math" w:eastAsia="DengXian" w:hAnsi="Cambria Math"/>
+                    <w:sz w:val="28"/>
+                    <w:szCs w:val="28"/>
+                    <w:lang w:val="en-US" w:eastAsia="zh-CN"/>
+                  </w:rPr>
+                  <m:t>k</m:t>
+                </m:r>
+              </m:sub>
+            </m:sSub>
+            <m:r>
+              <w:rPr>
+                <w:rFonts w:ascii="Cambria Math" w:hAnsi="Cambria Math"/>
+                <w:sz w:val="26"/>
+                <w:szCs w:val="26"/>
+              </w:rPr>
+              <m:t>)+(4*</m:t>
+            </m:r>
+            <m:sSub>
+              <m:sSubPr>
+                <m:ctrlPr>
+                  <w:rPr>
+                    <w:rFonts w:ascii="Cambria Math" w:hAnsi="Cambria Math"/>
+                    <w:i/>
+                    <w:sz w:val="26"/>
+                    <w:szCs w:val="26"/>
+                  </w:rPr>
+                </m:ctrlPr>
+              </m:sSubPr>
+              <m:e>
+                <m:r>
+                  <w:rPr>
+                    <w:rFonts w:ascii="Cambria Math" w:hAnsi="Cambria Math"/>
+                    <w:sz w:val="26"/>
+                    <w:szCs w:val="26"/>
+                  </w:rPr>
+                  <m:t>(</m:t>
+                </m:r>
+                <m:acc>
+                  <m:accPr>
+                    <m:chr m:val="̃"/>
+                    <m:ctrlPr>
+                      <w:rPr>
+                        <w:rFonts w:ascii="Cambria Math" w:hAnsi="Cambria Math"/>
+                        <w:i/>
+                        <w:sz w:val="28"/>
+                        <w:szCs w:val="28"/>
+                        <w:lang w:eastAsia="ja-JP"/>
+                      </w:rPr>
+                    </m:ctrlPr>
+                  </m:accPr>
+                  <m:e>
+                    <m:r>
+                      <w:rPr>
+                        <w:rFonts w:ascii="Cambria Math" w:hAnsi="Cambria Math"/>
+                        <w:sz w:val="28"/>
+                        <w:szCs w:val="28"/>
+                        <w:lang w:eastAsia="ja-JP"/>
+                      </w:rPr>
+                      <m:t>∧</m:t>
+                    </m:r>
+                  </m:e>
+                </m:acc>
+                <m:r>
+                  <w:rPr>
+                    <w:rFonts w:ascii="Cambria Math" w:hAnsi="Cambria Math"/>
+                    <w:sz w:val="26"/>
+                    <w:szCs w:val="26"/>
+                  </w:rPr>
+                  <m:t>k f</m:t>
+                </m:r>
+              </m:e>
+              <m:sub>
+                <m:r>
+                  <w:rPr>
+                    <w:rFonts w:ascii="Cambria Math" w:hAnsi="Cambria Math"/>
+                    <w:sz w:val="26"/>
+                    <w:szCs w:val="26"/>
+                  </w:rPr>
+                  <m:t>00k</m:t>
+                </m:r>
+              </m:sub>
+            </m:sSub>
+            <m:r>
+              <w:rPr>
+                <w:rFonts w:ascii="Cambria Math" w:hAnsi="Cambria Math"/>
+                <w:sz w:val="26"/>
+                <w:szCs w:val="26"/>
+              </w:rPr>
+              <m:t>)</m:t>
+            </m:r>
+            <m:d>
+              <m:dPr>
+                <m:ctrlPr>
+                  <w:rPr>
+                    <w:rFonts w:ascii="Cambria Math" w:hAnsi="Cambria Math"/>
+                    <w:i/>
+                    <w:sz w:val="26"/>
+                    <w:szCs w:val="26"/>
+                  </w:rPr>
+                </m:ctrlPr>
+              </m:dPr>
+              <m:e>
+                <m:r>
+                  <w:rPr>
+                    <w:rFonts w:ascii="Cambria Math" w:hAnsi="Cambria Math"/>
+                    <w:sz w:val="26"/>
+                    <w:szCs w:val="26"/>
+                  </w:rPr>
+                  <m:t>~</m:t>
+                </m:r>
+              </m:e>
+            </m:d>
+            <m:r>
+              <w:rPr>
+                <w:rFonts w:ascii="Cambria Math" w:hAnsi="Cambria Math"/>
+                <w:sz w:val="26"/>
+                <w:szCs w:val="26"/>
+              </w:rPr>
+              <m:t>(</m:t>
+            </m:r>
+            <m:sSub>
+              <m:sSubPr>
+                <m:ctrlPr>
+                  <w:rPr>
+                    <w:rFonts w:ascii="Cambria Math" w:hAnsi="Cambria Math"/>
+                    <w:i/>
+                    <w:sz w:val="28"/>
+                    <w:szCs w:val="28"/>
+                  </w:rPr>
+                </m:ctrlPr>
+              </m:sSubPr>
+              <m:e>
+                <m:acc>
+                  <m:accPr>
+                    <m:chr m:val="̃"/>
+                    <m:ctrlPr>
+                      <w:rPr>
+                        <w:rFonts w:ascii="Cambria Math" w:hAnsi="Cambria Math"/>
+                        <w:i/>
+                        <w:sz w:val="28"/>
+                        <w:szCs w:val="28"/>
+                        <w:lang w:eastAsia="ja-JP"/>
+                      </w:rPr>
+                    </m:ctrlPr>
+                  </m:accPr>
+                  <m:e>
+                    <m:r>
+                      <w:rPr>
+                        <w:rFonts w:ascii="Cambria Math" w:hAnsi="Cambria Math"/>
+                        <w:sz w:val="28"/>
+                        <w:szCs w:val="28"/>
+                        <w:lang w:eastAsia="ja-JP"/>
+                      </w:rPr>
+                      <m:t>∨</m:t>
+                    </m:r>
+                  </m:e>
+                </m:acc>
+                <m:r>
+                  <w:rPr>
+                    <w:rFonts w:ascii="Cambria Math" w:hAnsi="Cambria Math"/>
+                    <w:sz w:val="26"/>
+                    <w:szCs w:val="26"/>
+                  </w:rPr>
+                  <m:t xml:space="preserve">k </m:t>
+                </m:r>
+                <m:r>
+                  <w:rPr>
+                    <w:rFonts w:ascii="Cambria Math" w:hAnsi="Cambria Math"/>
+                    <w:sz w:val="28"/>
+                    <w:szCs w:val="28"/>
+                  </w:rPr>
+                  <m:t>d</m:t>
+                </m:r>
+              </m:e>
+              <m:sub>
+                <m:r>
+                  <w:rPr>
+                    <w:rFonts w:ascii="Cambria Math" w:hAnsi="Cambria Math"/>
+                    <w:sz w:val="28"/>
+                    <w:szCs w:val="28"/>
+                  </w:rPr>
+                  <m:t>00</m:t>
+                </m:r>
+                <m:r>
+                  <w:rPr>
+                    <w:rFonts w:ascii="Cambria Math" w:eastAsia="DengXian" w:hAnsi="Cambria Math"/>
+                    <w:sz w:val="28"/>
+                    <w:szCs w:val="28"/>
+                    <w:lang w:val="en-US" w:eastAsia="zh-CN"/>
+                  </w:rPr>
+                  <m:t>k</m:t>
+                </m:r>
+              </m:sub>
+            </m:sSub>
+            <m:r>
+              <w:rPr>
+                <w:rFonts w:ascii="Cambria Math" w:hAnsi="Cambria Math"/>
+                <w:sz w:val="28"/>
+                <w:szCs w:val="28"/>
+              </w:rPr>
+              <m:t>)</m:t>
+            </m:r>
+          </m:e>
+        </m:d>
+        <m:r>
+          <w:rPr>
+            <w:rFonts w:ascii="Cambria Math" w:hAnsi="Cambria Math"/>
+            <w:sz w:val="26"/>
+            <w:szCs w:val="26"/>
+          </w:rPr>
+          <m:t>-3*(</m:t>
+        </m:r>
+        <m:sSub>
+          <m:sSubPr>
+            <m:ctrlPr>
+              <w:rPr>
+                <w:rFonts w:ascii="Cambria Math" w:hAnsi="Cambria Math"/>
+                <w:i/>
+                <w:sz w:val="28"/>
+                <w:szCs w:val="28"/>
+              </w:rPr>
+            </m:ctrlPr>
+          </m:sSubPr>
+          <m:e>
+            <m:acc>
+              <m:accPr>
+                <m:chr m:val="̃"/>
+                <m:ctrlPr>
+                  <w:rPr>
+                    <w:rFonts w:ascii="Cambria Math" w:hAnsi="Cambria Math"/>
+                    <w:i/>
+                    <w:sz w:val="28"/>
+                    <w:szCs w:val="28"/>
+                    <w:lang w:eastAsia="ja-JP"/>
+                  </w:rPr>
+                </m:ctrlPr>
+              </m:accPr>
+              <m:e>
+                <m:r>
+                  <w:rPr>
+                    <w:rFonts w:ascii="Cambria Math" w:hAnsi="Cambria Math"/>
+                    <w:sz w:val="28"/>
+                    <w:szCs w:val="28"/>
+                    <w:lang w:eastAsia="ja-JP"/>
+                  </w:rPr>
+                  <m:t>∨</m:t>
+                </m:r>
+              </m:e>
+            </m:acc>
+            <m:r>
+              <w:rPr>
+                <w:rFonts w:ascii="Cambria Math" w:hAnsi="Cambria Math"/>
+                <w:sz w:val="26"/>
+                <w:szCs w:val="26"/>
+              </w:rPr>
+              <m:t xml:space="preserve">k </m:t>
+            </m:r>
+            <m:r>
+              <w:rPr>
+                <w:rFonts w:ascii="Cambria Math" w:hAnsi="Cambria Math"/>
+                <w:sz w:val="28"/>
+                <w:szCs w:val="28"/>
+              </w:rPr>
+              <m:t>d</m:t>
+            </m:r>
+          </m:e>
+          <m:sub>
+            <m:r>
+              <w:rPr>
+                <w:rFonts w:ascii="Cambria Math" w:hAnsi="Cambria Math"/>
+                <w:sz w:val="28"/>
+                <w:szCs w:val="28"/>
+              </w:rPr>
+              <m:t>00</m:t>
+            </m:r>
+            <m:r>
+              <w:rPr>
+                <w:rFonts w:ascii="Cambria Math" w:eastAsia="DengXian" w:hAnsi="Cambria Math"/>
+                <w:sz w:val="28"/>
+                <w:szCs w:val="28"/>
+                <w:lang w:val="en-US" w:eastAsia="zh-CN"/>
+              </w:rPr>
+              <m:t>k</m:t>
+            </m:r>
+          </m:sub>
+        </m:sSub>
+        <m:r>
+          <w:rPr>
+            <w:rFonts w:ascii="Cambria Math" w:hAnsi="Cambria Math"/>
+            <w:sz w:val="28"/>
+            <w:szCs w:val="28"/>
+          </w:rPr>
+          <m:t>)</m:t>
+        </m:r>
+        <m:r>
+          <w:rPr>
+            <w:rFonts w:ascii="Cambria Math" w:hAnsi="Cambria Math"/>
+            <w:sz w:val="26"/>
+            <w:szCs w:val="26"/>
+          </w:rPr>
+          <m:t>)*</m:t>
+        </m:r>
+        <m:sSub>
+          <m:sSubPr>
+            <m:ctrlPr>
+              <w:rPr>
+                <w:rFonts w:ascii="Cambria Math" w:hAnsi="Cambria Math"/>
+                <w:i/>
+                <w:sz w:val="26"/>
+                <w:szCs w:val="26"/>
+              </w:rPr>
+            </m:ctrlPr>
+          </m:sSubPr>
+          <m:e>
+            <m:r>
+              <w:rPr>
+                <w:rFonts w:ascii="Cambria Math" w:hAnsi="Cambria Math"/>
+                <w:sz w:val="26"/>
+                <w:szCs w:val="26"/>
+              </w:rPr>
+              <m:t>g</m:t>
+            </m:r>
+          </m:e>
+          <m:sub>
+            <m:r>
+              <w:rPr>
+                <w:rFonts w:ascii="Cambria Math" w:hAnsi="Cambria Math"/>
+                <w:sz w:val="26"/>
+                <w:szCs w:val="26"/>
+              </w:rPr>
+              <m:t>00</m:t>
+            </m:r>
+          </m:sub>
+        </m:sSub>
+        <m:r>
+          <w:rPr>
+            <w:rFonts w:ascii="Cambria Math" w:hAnsi="Cambria Math"/>
+            <w:sz w:val="26"/>
+            <w:szCs w:val="26"/>
+          </w:rPr>
+          <m:t>=-0.01053*</m:t>
+        </m:r>
+        <m:d>
+          <m:dPr>
+            <m:ctrlPr>
+              <w:rPr>
+                <w:rFonts w:ascii="Cambria Math" w:hAnsi="Cambria Math"/>
+                <w:i/>
+                <w:sz w:val="26"/>
+                <w:szCs w:val="26"/>
+              </w:rPr>
+            </m:ctrlPr>
+          </m:dPr>
+          <m:e>
+            <m:r>
+              <w:rPr>
+                <w:rFonts w:ascii="Cambria Math" w:hAnsi="Cambria Math"/>
+                <w:sz w:val="26"/>
+                <w:szCs w:val="26"/>
+              </w:rPr>
+              <m:t>3*0.18-2</m:t>
+            </m:r>
+          </m:e>
+        </m:d>
+        <m:r>
+          <w:rPr>
+            <w:rFonts w:ascii="Cambria Math" w:hAnsi="Cambria Math"/>
+            <w:sz w:val="26"/>
+            <w:szCs w:val="26"/>
+          </w:rPr>
+          <m:t>*0.18+</m:t>
+        </m:r>
+        <m:d>
+          <m:dPr>
+            <m:ctrlPr>
+              <w:rPr>
+                <w:rFonts w:ascii="Cambria Math" w:hAnsi="Cambria Math"/>
+                <w:i/>
+                <w:sz w:val="26"/>
+                <w:szCs w:val="26"/>
+              </w:rPr>
+            </m:ctrlPr>
+          </m:dPr>
+          <m:e>
+            <m:r>
+              <w:rPr>
+                <w:rFonts w:ascii="Cambria Math" w:hAnsi="Cambria Math"/>
+                <w:sz w:val="26"/>
+                <w:szCs w:val="26"/>
+              </w:rPr>
+              <m:t>1-0.18</m:t>
+            </m:r>
+          </m:e>
+        </m:d>
+        <m:r>
+          <w:rPr>
+            <w:rFonts w:ascii="Cambria Math" w:hAnsi="Cambria Math"/>
+            <w:sz w:val="26"/>
+            <w:szCs w:val="26"/>
+          </w:rPr>
+          <m:t>*</m:t>
+        </m:r>
+        <m:d>
+          <m:dPr>
+            <m:ctrlPr>
+              <w:rPr>
+                <w:rFonts w:ascii="Cambria Math" w:hAnsi="Cambria Math"/>
+                <w:i/>
+                <w:sz w:val="26"/>
+                <w:szCs w:val="26"/>
+              </w:rPr>
+            </m:ctrlPr>
+          </m:dPr>
+          <m:e>
+            <m:r>
+              <w:rPr>
+                <w:rFonts w:ascii="Cambria Math" w:hAnsi="Cambria Math"/>
+                <w:sz w:val="28"/>
+                <w:szCs w:val="28"/>
+                <w:lang w:eastAsia="ja-JP"/>
+              </w:rPr>
+              <m:t>0.7086</m:t>
+            </m:r>
+            <m:r>
+              <w:rPr>
+                <w:rFonts w:ascii="Cambria Math" w:hAnsi="Cambria Math"/>
+                <w:sz w:val="26"/>
+                <w:szCs w:val="26"/>
+              </w:rPr>
+              <m:t xml:space="preserve">+(4*-0.01053 </m:t>
+            </m:r>
+            <m:d>
+              <m:dPr>
+                <m:ctrlPr>
+                  <w:rPr>
+                    <w:rFonts w:ascii="Cambria Math" w:hAnsi="Cambria Math"/>
+                    <w:i/>
+                    <w:sz w:val="26"/>
+                    <w:szCs w:val="26"/>
+                  </w:rPr>
+                </m:ctrlPr>
+              </m:dPr>
+              <m:e>
+                <m:r>
+                  <w:rPr>
+                    <w:rFonts w:ascii="Cambria Math" w:hAnsi="Cambria Math"/>
+                    <w:sz w:val="26"/>
+                    <w:szCs w:val="26"/>
+                  </w:rPr>
+                  <m:t>~</m:t>
+                </m:r>
+              </m:e>
+            </m:d>
+            <m:r>
+              <w:rPr>
+                <w:rFonts w:ascii="Cambria Math" w:hAnsi="Cambria Math"/>
+                <w:sz w:val="28"/>
+                <w:szCs w:val="28"/>
+                <w:lang w:eastAsia="ja-JP"/>
+              </w:rPr>
+              <m:t xml:space="preserve"> 0.7086</m:t>
+            </m:r>
+          </m:e>
+        </m:d>
+        <m:r>
+          <w:rPr>
+            <w:rFonts w:ascii="Cambria Math" w:hAnsi="Cambria Math"/>
+            <w:sz w:val="26"/>
+            <w:szCs w:val="26"/>
+          </w:rPr>
+          <m:t>-3*</m:t>
+        </m:r>
+        <m:r>
+          <w:rPr>
+            <w:rFonts w:ascii="Cambria Math" w:hAnsi="Cambria Math"/>
+            <w:sz w:val="28"/>
+            <w:szCs w:val="28"/>
+            <w:lang w:eastAsia="ja-JP"/>
+          </w:rPr>
+          <m:t>0.7086</m:t>
+        </m:r>
+        <m:r>
+          <w:rPr>
+            <w:rFonts w:ascii="Cambria Math" w:hAnsi="Cambria Math"/>
+            <w:sz w:val="26"/>
+            <w:szCs w:val="26"/>
+          </w:rPr>
+          <m:t>)*0.18=0.002767284+0.82*(</m:t>
+        </m:r>
+        <m:r>
+          <w:rPr>
+            <w:rFonts w:ascii="Cambria Math" w:hAnsi="Cambria Math"/>
+            <w:sz w:val="28"/>
+            <w:szCs w:val="28"/>
+            <w:lang w:eastAsia="ja-JP"/>
+          </w:rPr>
+          <m:t>0.7086-0.04212-2.1258)*0.18=</m:t>
+        </m:r>
+        <m:r>
+          <w:rPr>
+            <w:rFonts w:ascii="Cambria Math" w:hAnsi="Cambria Math"/>
+            <w:sz w:val="26"/>
+            <w:szCs w:val="26"/>
+          </w:rPr>
+          <m:t>0.002767284</m:t>
+        </m:r>
+        <m:r>
+          <w:rPr>
+            <w:rFonts w:ascii="Cambria Math" w:hAnsi="Cambria Math"/>
+            <w:sz w:val="28"/>
+            <w:szCs w:val="28"/>
+            <w:lang w:eastAsia="ja-JP"/>
+          </w:rPr>
+          <m:t>-0.215395632=-0.212628348</m:t>
+        </m:r>
+      </m:oMath>
+    </w:p>
+    <w:p>
+      <w:pPr>
+        <w:tabs>
+          <w:tab w:val="left" w:pos="425"/>
+        </w:tabs>
         <w:ind w:left="360"/>
         <w:rPr>
-          <w:i/>
-          <w:iCs/>
-          <w:sz w:val="28"/>
-          <w:szCs w:val="28"/>
-        </w:rPr>
-      </w:pPr>
-      <w:r>
-        <w:rPr>
-          <w:i/>
-          <w:iCs/>
-          <w:sz w:val="28"/>
-          <w:szCs w:val="28"/>
-          <w:lang w:val="en-US"/>
-        </w:rPr>
-        <w:t>c</w:t>
-      </w:r>
-      <w:r>
-        <w:rPr>
-          <w:i/>
-          <w:iCs/>
-          <w:sz w:val="28"/>
-          <w:szCs w:val="28"/>
-          <w:vertAlign w:val="subscript"/>
-        </w:rPr>
-        <w:t>00</w:t>
-      </w:r>
-      <w:r>
-        <w:rPr>
-          <w:i/>
-          <w:iCs/>
-          <w:sz w:val="28"/>
-          <w:szCs w:val="28"/>
-        </w:rPr>
-        <w:t xml:space="preserve"> </w:t>
-      </w:r>
-      <w:r>
-        <w:rPr>
-          <w:i/>
-          <w:iCs/>
-          <w:sz w:val="28"/>
-          <w:szCs w:val="28"/>
-        </w:rPr>
-        <w:t xml:space="preserve">= </w:t>
-      </w:r>
-      <w:r>
-        <w:rPr>
-          <w:i/>
-          <w:iCs/>
-          <w:noProof/>
-          <w:sz w:val="28"/>
-          <w:szCs w:val="28"/>
-          <w:lang w:val="en-US"/>
-        </w:rPr>
-        <w:drawing>
-          <wp:inline distT="0" distB="0" distL="0" distR="0" wp14:anchorId="746587B7" wp14:editId="76146D31">
-            <wp:extent cx="335280" cy="255105"/>
-            <wp:effectExtent l="0" t="0" r="7620" b="0"/>
-            <wp:docPr id="475588773" name="Рисунок 475588773"/>
-            <wp:cNvGraphicFramePr>
-              <a:graphicFrameLocks xmlns:a="http://schemas.openxmlformats.org/drawingml/2006/main" noChangeAspect="1"/>
-            </wp:cNvGraphicFramePr>
-            <a:graphic xmlns:a="http://schemas.openxmlformats.org/drawingml/2006/main">
-              <a:graphicData uri="http://schemas.openxmlformats.org/drawingml/2006/picture">
-                <pic:pic xmlns:pic="http://schemas.openxmlformats.org/drawingml/2006/picture">
-                  <pic:nvPicPr>
-                    <pic:cNvPr id="1" name=""/>
-                    <pic:cNvPicPr/>
-                  </pic:nvPicPr>
-                  <pic:blipFill>
-                    <a:blip r:embed="rId27"/>
-                    <a:stretch>
-                      <a:fillRect/>
-                    </a:stretch>
-                  </pic:blipFill>
-                  <pic:spPr>
-                    <a:xfrm>
-                      <a:off x="0" y="0"/>
-                      <a:ext cx="340606" cy="259157"/>
-                    </a:xfrm>
-                    <a:prstGeom prst="rect">
-                      <a:avLst/>
-                    </a:prstGeom>
-                  </pic:spPr>
-                </pic:pic>
-              </a:graphicData>
-            </a:graphic>
-          </wp:inline>
-        </w:drawing>
-      </w:r>
-      <w:r>
-        <w:rPr>
-          <w:i/>
-          <w:iCs/>
-          <w:sz w:val="28"/>
-          <w:szCs w:val="28"/>
-        </w:rPr>
-        <w:t xml:space="preserve"> * (3 * </w:t>
-      </w:r>
-      <w:r>
-        <w:rPr>
-          <w:i/>
-          <w:iCs/>
-          <w:sz w:val="28"/>
-          <w:szCs w:val="28"/>
-          <w:lang w:val="en-US"/>
-        </w:rPr>
-        <w:t>g</w:t>
-      </w:r>
-      <w:r>
-        <w:rPr>
-          <w:i/>
-          <w:iCs/>
-          <w:sz w:val="28"/>
-          <w:szCs w:val="28"/>
-          <w:vertAlign w:val="subscript"/>
-        </w:rPr>
-        <w:t>00</w:t>
-      </w:r>
-      <w:r>
-        <w:rPr>
-          <w:i/>
-          <w:iCs/>
-          <w:sz w:val="28"/>
-          <w:szCs w:val="28"/>
-        </w:rPr>
-        <w:t xml:space="preserve"> - 2) * </w:t>
-      </w:r>
-      <w:r>
-        <w:rPr>
-          <w:i/>
-          <w:iCs/>
-          <w:sz w:val="28"/>
-          <w:szCs w:val="28"/>
-          <w:lang w:val="en-US"/>
-        </w:rPr>
-        <w:t>g</w:t>
-      </w:r>
-      <w:r>
-        <w:rPr>
-          <w:i/>
-          <w:iCs/>
-          <w:sz w:val="28"/>
-          <w:szCs w:val="28"/>
-          <w:vertAlign w:val="subscript"/>
-        </w:rPr>
-        <w:t>00</w:t>
-      </w:r>
-      <w:r>
-        <w:rPr>
-          <w:i/>
-          <w:iCs/>
-          <w:sz w:val="28"/>
-          <w:szCs w:val="28"/>
-        </w:rPr>
-        <w:t xml:space="preserve"> + (</w:t>
-      </w:r>
-      <w:r>
-        <w:rPr>
-          <w:i/>
-          <w:iCs/>
-          <w:noProof/>
-          <w:sz w:val="28"/>
-          <w:szCs w:val="28"/>
-          <w:lang w:val="en-US"/>
-        </w:rPr>
-        <w:drawing>
-          <wp:inline distT="0" distB="0" distL="0" distR="0" wp14:anchorId="08ADD86E" wp14:editId="1054AF88">
-            <wp:extent cx="350520" cy="220981"/>
-            <wp:effectExtent l="0" t="0" r="0" b="7620"/>
-            <wp:docPr id="497540766" name="Рисунок 497540766"/>
-            <wp:cNvGraphicFramePr>
-              <a:graphicFrameLocks xmlns:a="http://schemas.openxmlformats.org/drawingml/2006/main" noChangeAspect="1"/>
-            </wp:cNvGraphicFramePr>
-            <a:graphic xmlns:a="http://schemas.openxmlformats.org/drawingml/2006/main">
-              <a:graphicData uri="http://schemas.openxmlformats.org/drawingml/2006/picture">
-                <pic:pic xmlns:pic="http://schemas.openxmlformats.org/drawingml/2006/picture">
-                  <pic:nvPicPr>
-                    <pic:cNvPr id="1" name=""/>
-                    <pic:cNvPicPr/>
-                  </pic:nvPicPr>
-                  <pic:blipFill>
-                    <a:blip r:embed="rId28"/>
-                    <a:stretch>
-                      <a:fillRect/>
-                    </a:stretch>
-                  </pic:blipFill>
-                  <pic:spPr>
-                    <a:xfrm>
-                      <a:off x="0" y="0"/>
-                      <a:ext cx="356920" cy="225016"/>
-                    </a:xfrm>
-                    <a:prstGeom prst="rect">
-                      <a:avLst/>
-                    </a:prstGeom>
-                  </pic:spPr>
-                </pic:pic>
-              </a:graphicData>
-            </a:graphic>
-          </wp:inline>
-        </w:drawing>
-      </w:r>
-      <w:r>
-        <w:rPr>
-          <w:i/>
-          <w:iCs/>
-          <w:sz w:val="28"/>
-          <w:szCs w:val="28"/>
-        </w:rPr>
-        <w:t xml:space="preserve"> + (4 * (</w:t>
-      </w:r>
-      <w:r>
-        <w:rPr>
-          <w:i/>
-          <w:iCs/>
-          <w:noProof/>
-          <w:sz w:val="28"/>
-          <w:szCs w:val="28"/>
-          <w:lang w:val="en-US"/>
-        </w:rPr>
-        <w:drawing>
-          <wp:inline distT="0" distB="0" distL="0" distR="0" wp14:anchorId="1BDEB765" wp14:editId="4A2E6001">
-            <wp:extent cx="830580" cy="259080"/>
-            <wp:effectExtent l="0" t="0" r="7620" b="7620"/>
-            <wp:docPr id="123848600" name="Рисунок 123848600"/>
-            <wp:cNvGraphicFramePr>
-              <a:graphicFrameLocks xmlns:a="http://schemas.openxmlformats.org/drawingml/2006/main" noChangeAspect="1"/>
-            </wp:cNvGraphicFramePr>
-            <a:graphic xmlns:a="http://schemas.openxmlformats.org/drawingml/2006/main">
-              <a:graphicData uri="http://schemas.openxmlformats.org/drawingml/2006/picture">
-                <pic:pic xmlns:pic="http://schemas.openxmlformats.org/drawingml/2006/picture">
-                  <pic:nvPicPr>
-                    <pic:cNvPr id="1" name=""/>
-                    <pic:cNvPicPr/>
-                  </pic:nvPicPr>
-                  <pic:blipFill>
-                    <a:blip r:embed="rId29"/>
-                    <a:stretch>
-                      <a:fillRect/>
-                    </a:stretch>
-                  </pic:blipFill>
-                  <pic:spPr>
-                    <a:xfrm>
-                      <a:off x="0" y="0"/>
-                      <a:ext cx="834133" cy="260188"/>
-                    </a:xfrm>
-                    <a:prstGeom prst="rect">
-                      <a:avLst/>
-                    </a:prstGeom>
-                  </pic:spPr>
-                </pic:pic>
-              </a:graphicData>
-            </a:graphic>
-          </wp:inline>
-        </w:drawing>
-      </w:r>
-      <w:r>
-        <w:rPr>
-          <w:i/>
-          <w:iCs/>
-          <w:sz w:val="28"/>
-          <w:szCs w:val="28"/>
-        </w:rPr>
-        <w:t xml:space="preserve">) – 3 * </w:t>
-      </w:r>
-      <w:r>
-        <w:rPr>
-          <w:i/>
-          <w:iCs/>
-          <w:noProof/>
-          <w:sz w:val="28"/>
-          <w:szCs w:val="28"/>
-          <w:lang w:val="en-US"/>
-        </w:rPr>
-        <w:drawing>
-          <wp:inline distT="0" distB="0" distL="0" distR="0" wp14:anchorId="7025D6AF" wp14:editId="76A9ECFC">
-            <wp:extent cx="350520" cy="220981"/>
-            <wp:effectExtent l="0" t="0" r="0" b="7620"/>
-            <wp:docPr id="128339698" name="Рисунок 128339698"/>
-            <wp:cNvGraphicFramePr>
-              <a:graphicFrameLocks xmlns:a="http://schemas.openxmlformats.org/drawingml/2006/main" noChangeAspect="1"/>
-            </wp:cNvGraphicFramePr>
-            <a:graphic xmlns:a="http://schemas.openxmlformats.org/drawingml/2006/main">
-              <a:graphicData uri="http://schemas.openxmlformats.org/drawingml/2006/picture">
-                <pic:pic xmlns:pic="http://schemas.openxmlformats.org/drawingml/2006/picture">
-                  <pic:nvPicPr>
-                    <pic:cNvPr id="1" name=""/>
-                    <pic:cNvPicPr/>
-                  </pic:nvPicPr>
-                  <pic:blipFill>
-                    <a:blip r:embed="rId28"/>
-                    <a:stretch>
-                      <a:fillRect/>
-                    </a:stretch>
-                  </pic:blipFill>
-                  <pic:spPr>
-                    <a:xfrm>
-                      <a:off x="0" y="0"/>
-                      <a:ext cx="356920" cy="225016"/>
-                    </a:xfrm>
-                    <a:prstGeom prst="rect">
-                      <a:avLst/>
-                    </a:prstGeom>
-                  </pic:spPr>
-                </pic:pic>
-              </a:graphicData>
-            </a:graphic>
-          </wp:inline>
-        </w:drawing>
-      </w:r>
-      <w:r>
-        <w:rPr>
-          <w:i/>
-          <w:iCs/>
-          <w:sz w:val="28"/>
-          <w:szCs w:val="28"/>
-        </w:rPr>
-        <w:t xml:space="preserve">) * </w:t>
-      </w:r>
-      <w:r>
-        <w:rPr>
-          <w:i/>
-          <w:iCs/>
-          <w:sz w:val="28"/>
-          <w:szCs w:val="28"/>
-          <w:lang w:val="en-US"/>
-        </w:rPr>
-        <w:t>g</w:t>
-      </w:r>
-      <w:r>
-        <w:rPr>
-          <w:i/>
-          <w:iCs/>
-          <w:sz w:val="28"/>
-          <w:szCs w:val="28"/>
-          <w:vertAlign w:val="subscript"/>
-        </w:rPr>
-        <w:t>00</w:t>
-      </w:r>
-      <w:r>
-        <w:rPr>
-          <w:i/>
-          <w:iCs/>
-          <w:sz w:val="28"/>
-          <w:szCs w:val="28"/>
-        </w:rPr>
-        <w:t xml:space="preserve">) * (1 – </w:t>
-      </w:r>
-      <w:r>
-        <w:rPr>
-          <w:i/>
-          <w:iCs/>
-          <w:sz w:val="28"/>
-          <w:szCs w:val="28"/>
-          <w:lang w:val="en-US"/>
-        </w:rPr>
-        <w:t>g</w:t>
-      </w:r>
-      <w:r>
-        <w:rPr>
-          <w:i/>
-          <w:iCs/>
-          <w:sz w:val="28"/>
-          <w:szCs w:val="28"/>
-          <w:vertAlign w:val="subscript"/>
-        </w:rPr>
-        <w:t>00</w:t>
-      </w:r>
-      <w:r>
-        <w:rPr>
-          <w:i/>
-          <w:iCs/>
-          <w:sz w:val="28"/>
-          <w:szCs w:val="28"/>
-        </w:rPr>
-        <w:t xml:space="preserve">) = </w:t>
-      </w:r>
-      <w:r>
-        <w:rPr>
-          <w:i/>
-          <w:iCs/>
-          <w:sz w:val="28"/>
-          <w:szCs w:val="28"/>
-        </w:rPr>
-        <w:t>0,953479378</w:t>
-      </w:r>
-      <w:r>
-        <w:rPr>
-          <w:i/>
-          <w:iCs/>
-          <w:sz w:val="28"/>
-          <w:szCs w:val="28"/>
-        </w:rPr>
-        <w:t xml:space="preserve">* </w:t>
-      </w:r>
-      <w:r>
-        <w:rPr>
-          <w:i/>
-          <w:iCs/>
-          <w:sz w:val="28"/>
-          <w:szCs w:val="28"/>
-        </w:rPr>
-        <w:t>-0,280797</w:t>
-      </w:r>
-      <w:r>
-        <w:rPr>
-          <w:i/>
-          <w:iCs/>
-          <w:sz w:val="28"/>
-          <w:szCs w:val="28"/>
-        </w:rPr>
-        <w:t xml:space="preserve"> </w:t>
-      </w:r>
-      <w:r>
-        <w:rPr>
-          <w:i/>
-          <w:iCs/>
-          <w:sz w:val="28"/>
-          <w:szCs w:val="28"/>
-        </w:rPr>
-        <w:t>– -0,082783214</w:t>
-      </w:r>
-      <w:r>
-        <w:rPr>
-          <w:i/>
-          <w:iCs/>
-          <w:sz w:val="28"/>
-          <w:szCs w:val="28"/>
-        </w:rPr>
-        <w:t xml:space="preserve"> </w:t>
-      </w:r>
-      <w:r>
-        <w:rPr>
-          <w:i/>
-          <w:iCs/>
-          <w:sz w:val="28"/>
-          <w:szCs w:val="28"/>
-        </w:rPr>
-        <w:t xml:space="preserve"> * </w:t>
-      </w:r>
-      <w:r>
-        <w:rPr>
-          <w:i/>
-          <w:iCs/>
-          <w:sz w:val="28"/>
-          <w:szCs w:val="28"/>
-        </w:rPr>
-        <w:t>0,799</w:t>
-      </w:r>
-      <w:r>
-        <w:rPr>
-          <w:i/>
-          <w:iCs/>
-          <w:sz w:val="28"/>
-          <w:szCs w:val="28"/>
-        </w:rPr>
-        <w:t xml:space="preserve"> = </w:t>
-      </w:r>
-      <w:r>
-        <w:rPr>
-          <w:i/>
-          <w:iCs/>
-          <w:sz w:val="28"/>
-          <w:szCs w:val="28"/>
-        </w:rPr>
-        <w:t>-0,333877937</w:t>
-      </w:r>
-      <w:r>
-        <w:rPr>
-          <w:i/>
-          <w:iCs/>
-          <w:sz w:val="28"/>
-          <w:szCs w:val="28"/>
-        </w:rPr>
-        <w:t xml:space="preserve"> ≈ </w:t>
-      </w:r>
-      <w:r>
-        <w:rPr>
-          <w:i/>
-          <w:iCs/>
-          <w:sz w:val="28"/>
-          <w:szCs w:val="28"/>
-        </w:rPr>
-        <w:t>-0,3339</w:t>
-      </w:r>
-    </w:p>
-    <w:p>
-      <w:pPr>
-        <w:tabs>
-          <w:tab w:val="left" w:pos="450"/>
-          <w:tab w:val="left" w:pos="1846"/>
-        </w:tabs>
-        <w:spacing w:before="283" w:line="247" w:lineRule="auto"/>
-        <w:ind w:right="585"/>
-        <w:jc w:val="both"/>
+          <w:sz w:val="28"/>
+          <w:szCs w:val="28"/>
+        </w:rPr>
+      </w:pPr>
+    </w:p>
+    <w:p>
+      <w:pPr>
         <w:rPr>
           <w:b/>
           <w:bCs/>
@@ -11009,21 +12654,13 @@
       </w:pPr>
       <w:r>
         <w:rPr>
-          <w:sz w:val="28"/>
-          <w:szCs w:val="28"/>
-        </w:rPr>
-        <w:t>Следовательно, модель создана верно.</w:t>
-      </w:r>
-    </w:p>
-    <w:p>
-      <w:pPr>
-        <w:rPr>
-          <w:b/>
-          <w:bCs/>
-          <w:sz w:val="32"/>
-          <w:szCs w:val="32"/>
-        </w:rPr>
-      </w:pPr>
+          <w:rFonts w:eastAsiaTheme="minorEastAsia"/>
+          <w:sz w:val="28"/>
+          <w:szCs w:val="28"/>
+          <w:lang w:eastAsia="ja-JP"/>
+        </w:rPr>
+        <w:t>Ответ: полученный результат совпадает с результатом работы программы.</w:t>
+      </w:r>
       <w:r>
         <w:rPr>
           <w:b/>
@@ -14249,6 +15886,97 @@
     </w:lvl>
   </w:abstractNum>
   <w:abstractNum w:abstractNumId="21" w15:restartNumberingAfterBreak="0">
+    <w:nsid w:val="4D4F0CDB"/>
+    <w:multiLevelType w:val="hybridMultilevel"/>
+    <w:tmpl w:val="4BC07728"/>
+    <w:lvl w:ilvl="0" w:tplc="C7A0C23A">
+      <w:start w:val="1"/>
+      <w:numFmt w:val="decimal"/>
+      <w:lvlText w:val="%1."/>
+      <w:lvlJc w:val="left"/>
+      <w:pPr>
+        <w:ind w:left="720" w:hanging="360"/>
+      </w:pPr>
+      <w:rPr>
+        <w:rFonts w:hint="default"/>
+        <w:i w:val="0"/>
+        <w:iCs/>
+      </w:rPr>
+    </w:lvl>
+    <w:lvl w:ilvl="1" w:tplc="04090019" w:tentative="1">
+      <w:start w:val="1"/>
+      <w:numFmt w:val="lowerLetter"/>
+      <w:lvlText w:val="%2."/>
+      <w:lvlJc w:val="left"/>
+      <w:pPr>
+        <w:ind w:left="1440" w:hanging="360"/>
+      </w:pPr>
+    </w:lvl>
+    <w:lvl w:ilvl="2" w:tplc="0409001B" w:tentative="1">
+      <w:start w:val="1"/>
+      <w:numFmt w:val="lowerRoman"/>
+      <w:lvlText w:val="%3."/>
+      <w:lvlJc w:val="right"/>
+      <w:pPr>
+        <w:ind w:left="2160" w:hanging="180"/>
+      </w:pPr>
+    </w:lvl>
+    <w:lvl w:ilvl="3" w:tplc="0409000F" w:tentative="1">
+      <w:start w:val="1"/>
+      <w:numFmt w:val="decimal"/>
+      <w:lvlText w:val="%4."/>
+      <w:lvlJc w:val="left"/>
+      <w:pPr>
+        <w:ind w:left="2880" w:hanging="360"/>
+      </w:pPr>
+    </w:lvl>
+    <w:lvl w:ilvl="4" w:tplc="04090019" w:tentative="1">
+      <w:start w:val="1"/>
+      <w:numFmt w:val="lowerLetter"/>
+      <w:lvlText w:val="%5."/>
+      <w:lvlJc w:val="left"/>
+      <w:pPr>
+        <w:ind w:left="3600" w:hanging="360"/>
+      </w:pPr>
+    </w:lvl>
+    <w:lvl w:ilvl="5" w:tplc="0409001B" w:tentative="1">
+      <w:start w:val="1"/>
+      <w:numFmt w:val="lowerRoman"/>
+      <w:lvlText w:val="%6."/>
+      <w:lvlJc w:val="right"/>
+      <w:pPr>
+        <w:ind w:left="4320" w:hanging="180"/>
+      </w:pPr>
+    </w:lvl>
+    <w:lvl w:ilvl="6" w:tplc="0409000F" w:tentative="1">
+      <w:start w:val="1"/>
+      <w:numFmt w:val="decimal"/>
+      <w:lvlText w:val="%7."/>
+      <w:lvlJc w:val="left"/>
+      <w:pPr>
+        <w:ind w:left="5040" w:hanging="360"/>
+      </w:pPr>
+    </w:lvl>
+    <w:lvl w:ilvl="7" w:tplc="04090019" w:tentative="1">
+      <w:start w:val="1"/>
+      <w:numFmt w:val="lowerLetter"/>
+      <w:lvlText w:val="%8."/>
+      <w:lvlJc w:val="left"/>
+      <w:pPr>
+        <w:ind w:left="5760" w:hanging="360"/>
+      </w:pPr>
+    </w:lvl>
+    <w:lvl w:ilvl="8" w:tplc="0409001B" w:tentative="1">
+      <w:start w:val="1"/>
+      <w:numFmt w:val="lowerRoman"/>
+      <w:lvlText w:val="%9."/>
+      <w:lvlJc w:val="right"/>
+      <w:pPr>
+        <w:ind w:left="6480" w:hanging="180"/>
+      </w:pPr>
+    </w:lvl>
+  </w:abstractNum>
+  <w:abstractNum w:abstractNumId="22" w15:restartNumberingAfterBreak="0">
     <w:nsid w:val="4E2F322E"/>
     <w:multiLevelType w:val="hybridMultilevel"/>
     <w:tmpl w:val="99D4ECCA"/>
@@ -14334,7 +16062,7 @@
       </w:pPr>
     </w:lvl>
   </w:abstractNum>
-  <w:abstractNum w:abstractNumId="22" w15:restartNumberingAfterBreak="0">
+  <w:abstractNum w:abstractNumId="23" w15:restartNumberingAfterBreak="0">
     <w:nsid w:val="4F942C84"/>
     <w:multiLevelType w:val="hybridMultilevel"/>
     <w:tmpl w:val="0B98368A"/>
@@ -14420,7 +16148,7 @@
       </w:pPr>
     </w:lvl>
   </w:abstractNum>
-  <w:abstractNum w:abstractNumId="23" w15:restartNumberingAfterBreak="0">
+  <w:abstractNum w:abstractNumId="24" w15:restartNumberingAfterBreak="0">
     <w:nsid w:val="52012FB9"/>
     <w:multiLevelType w:val="multilevel"/>
     <w:tmpl w:val="BACA56E4"/>
@@ -14570,7 +16298,7 @@
       </w:rPr>
     </w:lvl>
   </w:abstractNum>
-  <w:abstractNum w:abstractNumId="24" w15:restartNumberingAfterBreak="0">
+  <w:abstractNum w:abstractNumId="25" w15:restartNumberingAfterBreak="0">
     <w:nsid w:val="5C4C0915"/>
     <w:multiLevelType w:val="multilevel"/>
     <w:tmpl w:val="BACA56E4"/>
@@ -14720,7 +16448,7 @@
       </w:rPr>
     </w:lvl>
   </w:abstractNum>
-  <w:abstractNum w:abstractNumId="25" w15:restartNumberingAfterBreak="0">
+  <w:abstractNum w:abstractNumId="26" w15:restartNumberingAfterBreak="0">
     <w:nsid w:val="5DAC50D7"/>
     <w:multiLevelType w:val="multilevel"/>
     <w:tmpl w:val="3E886DEE"/>
@@ -14869,7 +16597,7 @@
       </w:rPr>
     </w:lvl>
   </w:abstractNum>
-  <w:abstractNum w:abstractNumId="26" w15:restartNumberingAfterBreak="0">
+  <w:abstractNum w:abstractNumId="27" w15:restartNumberingAfterBreak="0">
     <w:nsid w:val="61804147"/>
     <w:multiLevelType w:val="hybridMultilevel"/>
     <w:tmpl w:val="E8049012"/>
@@ -14982,7 +16710,7 @@
       </w:rPr>
     </w:lvl>
   </w:abstractNum>
-  <w:abstractNum w:abstractNumId="27" w15:restartNumberingAfterBreak="0">
+  <w:abstractNum w:abstractNumId="28" w15:restartNumberingAfterBreak="0">
     <w:nsid w:val="650C4013"/>
     <w:multiLevelType w:val="multilevel"/>
     <w:tmpl w:val="D4102048"/>
@@ -15131,7 +16859,7 @@
       </w:rPr>
     </w:lvl>
   </w:abstractNum>
-  <w:abstractNum w:abstractNumId="28" w15:restartNumberingAfterBreak="0">
+  <w:abstractNum w:abstractNumId="29" w15:restartNumberingAfterBreak="0">
     <w:nsid w:val="678525A4"/>
     <w:multiLevelType w:val="hybridMultilevel"/>
     <w:tmpl w:val="9DF2EEA0"/>
@@ -15252,7 +16980,7 @@
       </w:rPr>
     </w:lvl>
   </w:abstractNum>
-  <w:abstractNum w:abstractNumId="29" w15:restartNumberingAfterBreak="0">
+  <w:abstractNum w:abstractNumId="30" w15:restartNumberingAfterBreak="0">
     <w:nsid w:val="68E15707"/>
     <w:multiLevelType w:val="multilevel"/>
     <w:tmpl w:val="BACA56E4"/>
@@ -15402,7 +17130,7 @@
       </w:rPr>
     </w:lvl>
   </w:abstractNum>
-  <w:abstractNum w:abstractNumId="30" w15:restartNumberingAfterBreak="0">
+  <w:abstractNum w:abstractNumId="31" w15:restartNumberingAfterBreak="0">
     <w:nsid w:val="769D34D7"/>
     <w:multiLevelType w:val="multilevel"/>
     <w:tmpl w:val="B5A632D2"/>
@@ -15515,7 +17243,7 @@
       </w:rPr>
     </w:lvl>
   </w:abstractNum>
-  <w:abstractNum w:abstractNumId="31" w15:restartNumberingAfterBreak="0">
+  <w:abstractNum w:abstractNumId="32" w15:restartNumberingAfterBreak="0">
     <w:nsid w:val="7D8D508A"/>
     <w:multiLevelType w:val="multilevel"/>
     <w:tmpl w:val="FCCE18F4"/>
@@ -15665,19 +17393,19 @@
     </w:lvl>
   </w:abstractNum>
   <w:num w:numId="1">
-    <w:abstractNumId w:val="28"/>
+    <w:abstractNumId w:val="29"/>
   </w:num>
   <w:num w:numId="2">
     <w:abstractNumId w:val="15"/>
   </w:num>
   <w:num w:numId="3">
-    <w:abstractNumId w:val="27"/>
+    <w:abstractNumId w:val="28"/>
   </w:num>
   <w:num w:numId="4">
     <w:abstractNumId w:val="10"/>
   </w:num>
   <w:num w:numId="5">
-    <w:abstractNumId w:val="23"/>
+    <w:abstractNumId w:val="24"/>
   </w:num>
   <w:num w:numId="6">
     <w:abstractNumId w:val="20"/>
@@ -15716,7 +17444,7 @@
     <w:abstractNumId w:val="1"/>
   </w:num>
   <w:num w:numId="9">
-    <w:abstractNumId w:val="21"/>
+    <w:abstractNumId w:val="22"/>
     <w:lvlOverride w:ilvl="0">
       <w:startOverride w:val="1"/>
     </w:lvlOverride>
@@ -15758,7 +17486,7 @@
     <w:abstractNumId w:val="7"/>
   </w:num>
   <w:num w:numId="14">
-    <w:abstractNumId w:val="31"/>
+    <w:abstractNumId w:val="32"/>
   </w:num>
   <w:num w:numId="15">
     <w:abstractNumId w:val="0"/>
@@ -15767,7 +17495,7 @@
     <w:abstractNumId w:val="17"/>
   </w:num>
   <w:num w:numId="17">
-    <w:abstractNumId w:val="25"/>
+    <w:abstractNumId w:val="26"/>
   </w:num>
   <w:num w:numId="18">
     <w:abstractNumId w:val="14"/>
@@ -15776,10 +17504,10 @@
     <w:abstractNumId w:val="12"/>
   </w:num>
   <w:num w:numId="20">
-    <w:abstractNumId w:val="30"/>
+    <w:abstractNumId w:val="31"/>
   </w:num>
   <w:num w:numId="21">
-    <w:abstractNumId w:val="21"/>
+    <w:abstractNumId w:val="22"/>
   </w:num>
   <w:num w:numId="22">
     <w:abstractNumId w:val="16"/>
@@ -15788,13 +17516,13 @@
     <w:abstractNumId w:val="9"/>
   </w:num>
   <w:num w:numId="24">
-    <w:abstractNumId w:val="24"/>
+    <w:abstractNumId w:val="25"/>
   </w:num>
   <w:num w:numId="25">
     <w:abstractNumId w:val="11"/>
   </w:num>
   <w:num w:numId="26">
-    <w:abstractNumId w:val="29"/>
+    <w:abstractNumId w:val="30"/>
   </w:num>
   <w:num w:numId="27">
     <w:abstractNumId w:val="5"/>
@@ -15806,16 +17534,19 @@
     <w:abstractNumId w:val="8"/>
   </w:num>
   <w:num w:numId="30">
-    <w:abstractNumId w:val="26"/>
+    <w:abstractNumId w:val="27"/>
   </w:num>
   <w:num w:numId="31">
     <w:abstractNumId w:val="18"/>
   </w:num>
   <w:num w:numId="32">
-    <w:abstractNumId w:val="22"/>
+    <w:abstractNumId w:val="23"/>
   </w:num>
   <w:num w:numId="33">
     <w:abstractNumId w:val="6"/>
+  </w:num>
+  <w:num w:numId="34">
+    <w:abstractNumId w:val="21"/>
   </w:num>
 </w:numbering>
 </file>
@@ -16019,7 +17750,7 @@
     <w:lsdException w:name="Medium Shading 2 Accent 1" w:uiPriority="64"/>
     <w:lsdException w:name="Medium List 1 Accent 1" w:uiPriority="65"/>
     <w:lsdException w:name="Revision" w:semiHidden="1"/>
-    <w:lsdException w:name="List Paragraph" w:qFormat="1"/>
+    <w:lsdException w:name="List Paragraph" w:uiPriority="34" w:qFormat="1"/>
     <w:lsdException w:name="Quote" w:uiPriority="29" w:qFormat="1"/>
     <w:lsdException w:name="Intense Quote" w:uiPriority="30" w:qFormat="1"/>
     <w:lsdException w:name="Medium List 2 Accent 1" w:uiPriority="66"/>
@@ -16302,6 +18033,7 @@
   <w:style w:type="character" w:default="1" w:styleId="a0">
     <w:name w:val="Default Paragraph Font"/>
     <w:uiPriority w:val="1"/>
+    <w:semiHidden/>
     <w:unhideWhenUsed/>
   </w:style>
   <w:style w:type="table" w:default="1" w:styleId="a1">
@@ -16427,7 +18159,7 @@
   <w:style w:type="paragraph" w:styleId="a5">
     <w:name w:val="List Paragraph"/>
     <w:basedOn w:val="a"/>
-    <w:uiPriority w:val="99"/>
+    <w:uiPriority w:val="34"/>
     <w:qFormat/>
     <w:pPr>
       <w:spacing w:before="17"/>
